--- a/template_notula/SIPINTER_Template_Bagian_I_Capaian.docx
+++ b/template_notula/SIPINTER_Template_Bagian_I_Capaian.docx
@@ -3,153 +3,73 @@
 <w:document xmlns:wpc="http://schemas.microsoft.com/office/word/2010/wordprocessingCanvas" xmlns:mo="http://schemas.microsoft.com/office/mac/office/2008/main" xmlns:mc="http://schemas.openxmlformats.org/markup-compatibility/2006" xmlns:mv="urn:schemas-microsoft-com:mac:vml" xmlns:o="urn:schemas-microsoft-com:office:office" xmlns:r="http://schemas.openxmlformats.org/officeDocument/2006/relationships" xmlns:m="http://schemas.openxmlformats.org/officeDocument/2006/math" xmlns:v="urn:schemas-microsoft-com:vml" xmlns:wp14="http://schemas.microsoft.com/office/word/2010/wordprocessingDrawing" xmlns:wp="http://schemas.openxmlformats.org/drawingml/2006/wordprocessingDrawing" xmlns:w10="urn:schemas-microsoft-com:office:word" xmlns:w="http://schemas.openxmlformats.org/wordprocessingml/2006/main" xmlns:w14="http://schemas.microsoft.com/office/word/2010/wordml" xmlns:wpg="http://schemas.microsoft.com/office/word/2010/wordprocessingGroup" xmlns:wpi="http://schemas.microsoft.com/office/word/2010/wordprocessingInk" xmlns:wne="http://schemas.microsoft.com/office/word/2006/wordml" xmlns:wps="http://schemas.microsoft.com/office/word/2010/wordprocessingShape" mc:Ignorable="w14 wp14">
   <w:body>
     <w:p>
-      <w:pPr>
-        <w:spacing w:before="0" w:after="40" w:line="276" w:lineRule="auto"/>
-        <w:jc w:val="center"/>
-      </w:pPr>
       <w:r>
         <w:rPr>
           <w:b/>
-          <w:i w:val="0"/>
-          <w:color w:val="1D4E89"/>
-          <w:sz w:val="30"/>
+          <w:sz w:val="28"/>
         </w:rPr>
-        <w:t>TEMPLATE BAGIAN I — CAPAIAN KINERJA (ARSIP FORMAT RESMI)</w:t>
+        <w:t>NOTULA RAPAT -- BAGIAN I</w:t>
       </w:r>
     </w:p>
     <w:p>
-      <w:pPr>
-        <w:spacing w:before="80" w:after="120" w:line="276" w:lineRule="auto"/>
-        <w:jc w:val="center"/>
-      </w:pPr>
-      <w:r>
-        <w:rPr>
-          <w:b w:val="0"/>
-          <w:i/>
-          <w:color w:val="666666"/>
-          <w:sz w:val="20"/>
-        </w:rPr>
-        <w:t>Diunggah SEKALI di menu "Template Notula" sebagai acuan format resmi</w:t>
-      </w:r>
-    </w:p>
-    <w:p>
-      <w:pPr>
-        <w:spacing w:before="80" w:after="160" w:line="276" w:lineRule="auto"/>
-        <w:jc w:val="both"/>
-      </w:pPr>
-      <w:r>
-        <w:rPr>
-          <w:b w:val="0"/>
-          <w:i/>
-          <w:color w:val="666666"/>
-          <w:sz w:val="18"/>
-        </w:rPr>
-        <w:t>Penting: Bagian I TIDAK diisi manual dan TIDAK diunggah per-notula. Sistem SIPINTER menyusunnya otomatis dari data terverifikasi (capaian, kendala/solusi, RTL) di halaman Kompilasi Notula. Berkas ini hanya ARSIP format resmi: setiap penanda {{...}} menandai bagian yang diisi otomatis oleh sistem. Unggah berkas ini di menu Template Notula; Bagian II &amp; III memakai template terpisah yang diunggah di Kompilasi Notula.</w:t>
-      </w:r>
-    </w:p>
-    <w:p>
-      <w:pPr>
-        <w:pBdr>
-          <w:bottom w:val="single" w:sz="6" w:space="1" w:color="1D4E89"/>
-        </w:pBdr>
-      </w:pPr>
-    </w:p>
-    <w:p>
-      <w:pPr>
-        <w:spacing w:before="160" w:after="0" w:line="276" w:lineRule="auto"/>
-        <w:jc w:val="center"/>
-      </w:pPr>
       <w:r>
         <w:rPr>
           <w:b/>
-          <w:i w:val="0"/>
-          <w:sz w:val="26"/>
+          <w:sz w:val="24"/>
         </w:rPr>
-        <w:t>NOTULA RAPAT</w:t>
+        <w:t>Capaian Kinerja Triwulan Berjalan (referensi struktur -- BUKAN untuk diunggah)</w:t>
       </w:r>
     </w:p>
+    <w:p/>
     <w:p>
-      <w:pPr>
-        <w:spacing w:before="0" w:after="0" w:line="276" w:lineRule="auto"/>
-        <w:jc w:val="center"/>
-      </w:pPr>
       <w:r>
         <w:rPr>
-          <w:b/>
-          <w:i w:val="0"/>
-          <w:sz w:val="24"/>
+          <w:i/>
+          <w:color w:val="C00000"/>
+          <w:sz w:val="19"/>
         </w:rPr>
-        <w:t>MONITORING KINERJA TRIWULAN {{triwulan}} TAHUN {{tahun}}</w:t>
+        <w:t>PENTING: Bagian I TIDAK diunggah sebagai berkas. SIPINTER menyusunnya OTOMATIS dari data yang sudah Anda isi di halaman Master IKU, Verifikasi Capaian, Kendala &amp; Solusi, dan RTL, lalu mencetaknya persis mengikuti struktur resmi "Template Notula Monitoring Kinerja Triwulanan BPS Prov dan Kako -- Update Prioritas" seperti dicontohkan di bawah ini untuk tiap Sasaran/IKU. Gunakan berkas ini sebagai PANDUAN: isi kolom di aplikasi yang disebutkan pada tiap bagian (cetak tebal biru), lalu klik "Susun Ulang Otomatis" di halaman Kompilasi Notula.</w:t>
       </w:r>
     </w:p>
+    <w:p/>
     <w:p>
-      <w:pPr>
-        <w:spacing w:before="0" w:after="120" w:line="276" w:lineRule="auto"/>
-        <w:jc w:val="center"/>
-      </w:pPr>
       <w:r>
         <w:rPr>
-          <w:b/>
-          <w:i w:val="0"/>
           <w:sz w:val="22"/>
         </w:rPr>
-        <w:t>{{satker}}</w:t>
+        <w:t>Capaian Kinerja IKU triwulan berjalan terhadap target triwulanan pada BPS Kabupaten Buton Utara sebesar ... persen. Sedangkan terhadap target tahun berjalan (target PK), capaian kinerjanya sebesar ... persen. (Ringkasan ini dihitung otomatis dari rata-rata capaian seluruh IKU.)</w:t>
       </w:r>
     </w:p>
+    <w:p/>
     <w:tbl>
       <w:tblPr>
+        <w:tblStyle w:val="TableGrid"/>
         <w:tblW w:type="auto" w:w="0"/>
         <w:tblLook w:firstColumn="1" w:firstRow="1" w:lastColumn="0" w:lastRow="0" w:noHBand="0" w:noVBand="1" w:val="04A0"/>
-        <w:tblBorders>
-          <w:top w:val="single" w:sz="4" w:space="0" w:color="808080"/>
-          <w:left w:val="single" w:sz="4" w:space="0" w:color="808080"/>
-          <w:bottom w:val="single" w:sz="4" w:space="0" w:color="808080"/>
-          <w:right w:val="single" w:sz="4" w:space="0" w:color="808080"/>
-          <w:insideH w:val="single" w:sz="4" w:space="0" w:color="808080"/>
-          <w:insideV w:val="single" w:sz="4" w:space="0" w:color="808080"/>
-        </w:tblBorders>
       </w:tblPr>
       <w:tblGrid>
-        <w:gridCol w:w="4873"/>
-        <w:gridCol w:w="4873"/>
+        <w:gridCol w:w="1440"/>
+        <w:gridCol w:w="1440"/>
+        <w:gridCol w:w="1440"/>
+        <w:gridCol w:w="1440"/>
+        <w:gridCol w:w="1440"/>
+        <w:gridCol w:w="1440"/>
       </w:tblGrid>
       <w:tr>
         <w:tc>
           <w:tcPr>
-            <w:tcW w:type="dxa" w:w="2381"/>
+            <w:tcW w:type="dxa" w:w="8640"/>
+            <w:gridSpan w:val="6"/>
+            <w:shd w:val="clear" w:color="auto" w:fill="D9D9D9"/>
           </w:tcPr>
           <w:p>
-            <w:pPr>
-              <w:spacing w:before="20" w:after="20"/>
-            </w:pPr>
             <w:r/>
             <w:r>
               <w:rPr>
                 <w:b/>
                 <w:i w:val="0"/>
-                <w:sz w:val="20"/>
               </w:rPr>
-              <w:t>Agenda Pembahasan</w:t>
-            </w:r>
-          </w:p>
-        </w:tc>
-        <w:tc>
-          <w:tcPr>
-            <w:tcW w:type="dxa" w:w="7143"/>
-          </w:tcPr>
-          <w:p>
-            <w:pPr>
-              <w:spacing w:before="20" w:after="20"/>
-            </w:pPr>
-            <w:r/>
-            <w:r>
-              <w:rPr>
-                <w:b w:val="0"/>
-                <w:i/>
-                <w:color w:val="1D4E89"/>
-                <w:sz w:val="20"/>
-              </w:rPr>
-              <w:t>Monitoring Kinerja Triwulan {{triwulan}} Tahun {{tahun}}</w:t>
+              <w:t>Sasaran : Terwujudnya Penyediaan Data Dan Insight Statistik Kependudukan Dan Ketenagakerjaan Yang Berkualitas</w:t>
             </w:r>
           </w:p>
         </w:tc>
@@ -157,40 +77,121 @@
       <w:tr>
         <w:tc>
           <w:tcPr>
-            <w:tcW w:type="dxa" w:w="2381"/>
+            <w:tcW w:type="dxa" w:w="1440"/>
+            <w:shd w:val="clear" w:color="auto" w:fill="F2F2F2"/>
           </w:tcPr>
           <w:p>
             <w:pPr>
-              <w:spacing w:before="20" w:after="20"/>
+              <w:jc w:val="center"/>
             </w:pPr>
             <w:r/>
             <w:r>
               <w:rPr>
                 <w:b/>
                 <w:i w:val="0"/>
-                <w:sz w:val="20"/>
+                <w:sz w:val="19"/>
               </w:rPr>
-              <w:t>Hari/Tanggal</w:t>
+              <w:t>No.</w:t>
             </w:r>
           </w:p>
         </w:tc>
         <w:tc>
           <w:tcPr>
-            <w:tcW w:type="dxa" w:w="7143"/>
+            <w:tcW w:type="dxa" w:w="1440"/>
+            <w:shd w:val="clear" w:color="auto" w:fill="F2F2F2"/>
           </w:tcPr>
           <w:p>
             <w:pPr>
-              <w:spacing w:before="20" w:after="20"/>
+              <w:jc w:val="center"/>
             </w:pPr>
             <w:r/>
             <w:r>
               <w:rPr>
-                <w:b w:val="0"/>
-                <w:i/>
-                <w:color w:val="1D4E89"/>
-                <w:sz w:val="20"/>
+                <w:b/>
+                <w:i w:val="0"/>
+                <w:sz w:val="19"/>
               </w:rPr>
-              <w:t>{{hari_tanggal}}</w:t>
+              <w:t>Indikator Kinerja</w:t>
+            </w:r>
+          </w:p>
+        </w:tc>
+        <w:tc>
+          <w:tcPr>
+            <w:tcW w:type="dxa" w:w="1440"/>
+            <w:shd w:val="clear" w:color="auto" w:fill="F2F2F2"/>
+          </w:tcPr>
+          <w:p>
+            <w:pPr>
+              <w:jc w:val="center"/>
+            </w:pPr>
+            <w:r/>
+            <w:r>
+              <w:rPr>
+                <w:b/>
+                <w:i w:val="0"/>
+                <w:sz w:val="19"/>
+              </w:rPr>
+              <w:t>Target PK</w:t>
+            </w:r>
+          </w:p>
+        </w:tc>
+        <w:tc>
+          <w:tcPr>
+            <w:tcW w:type="dxa" w:w="1440"/>
+            <w:shd w:val="clear" w:color="auto" w:fill="F2F2F2"/>
+          </w:tcPr>
+          <w:p>
+            <w:pPr>
+              <w:jc w:val="center"/>
+            </w:pPr>
+            <w:r/>
+            <w:r>
+              <w:rPr>
+                <w:b/>
+                <w:i w:val="0"/>
+                <w:sz w:val="19"/>
+              </w:rPr>
+              <w:t>Target Triwulan</w:t>
+            </w:r>
+          </w:p>
+        </w:tc>
+        <w:tc>
+          <w:tcPr>
+            <w:tcW w:type="dxa" w:w="1440"/>
+            <w:shd w:val="clear" w:color="auto" w:fill="F2F2F2"/>
+          </w:tcPr>
+          <w:p>
+            <w:pPr>
+              <w:jc w:val="center"/>
+            </w:pPr>
+            <w:r/>
+            <w:r>
+              <w:rPr>
+                <w:b/>
+                <w:i w:val="0"/>
+                <w:sz w:val="19"/>
+              </w:rPr>
+              <w:t>Realisasi Triwulan</w:t>
+            </w:r>
+          </w:p>
+        </w:tc>
+        <w:tc>
+          <w:tcPr>
+            <w:tcW w:type="dxa" w:w="1440"/>
+            <w:shd w:val="clear" w:color="auto" w:fill="F2F2F2"/>
+          </w:tcPr>
+          <w:p>
+            <w:pPr>
+              <w:jc w:val="center"/>
+            </w:pPr>
+            <w:r/>
+            <w:r>
+              <w:rPr>
+                <w:b/>
+                <w:i w:val="0"/>
+                <w:sz w:val="19"/>
+              </w:rPr>
+              <w:t>Capaian Thd Target PK</w:t>
             </w:r>
           </w:p>
         </w:tc>
@@ -198,40 +199,133 @@
       <w:tr>
         <w:tc>
           <w:tcPr>
-            <w:tcW w:type="dxa" w:w="2381"/>
+            <w:tcW w:type="dxa" w:w="1440"/>
           </w:tcPr>
           <w:p>
             <w:pPr>
-              <w:spacing w:before="20" w:after="20"/>
+              <w:jc w:val="center"/>
+            </w:pPr>
+            <w:r/>
+            <w:r>
+              <w:rPr>
+                <w:b w:val="0"/>
+                <w:i w:val="0"/>
+              </w:rPr>
+              <w:t>1</w:t>
+            </w:r>
+          </w:p>
+        </w:tc>
+        <w:tc>
+          <w:tcPr>
+            <w:tcW w:type="dxa" w:w="1440"/>
+          </w:tcPr>
+          <w:p>
+            <w:r/>
+            <w:r>
+              <w:rPr>
+                <w:b w:val="0"/>
+                <w:i w:val="0"/>
+                <w:sz w:val="19"/>
+              </w:rPr>
+              <w:t>1111 Persentase Publikasi/Laporan Statistik Kependudukan Dan Ketenagakerjaan Yang Berkualitas</w:t>
+            </w:r>
+          </w:p>
+        </w:tc>
+        <w:tc>
+          <w:tcPr>
+            <w:tcW w:type="dxa" w:w="1440"/>
+          </w:tcPr>
+          <w:p>
+            <w:r/>
+            <w:r>
+              <w:rPr>
+                <w:b w:val="0"/>
+                <w:i w:val="0"/>
+              </w:rPr>
+            </w:r>
+          </w:p>
+        </w:tc>
+        <w:tc>
+          <w:tcPr>
+            <w:tcW w:type="dxa" w:w="1440"/>
+          </w:tcPr>
+          <w:p>
+            <w:r/>
+            <w:r>
+              <w:rPr>
+                <w:b w:val="0"/>
+                <w:i w:val="0"/>
+              </w:rPr>
+            </w:r>
+          </w:p>
+        </w:tc>
+        <w:tc>
+          <w:tcPr>
+            <w:tcW w:type="dxa" w:w="1440"/>
+          </w:tcPr>
+          <w:p>
+            <w:r/>
+            <w:r>
+              <w:rPr>
+                <w:b w:val="0"/>
+                <w:i w:val="0"/>
+              </w:rPr>
+            </w:r>
+          </w:p>
+        </w:tc>
+        <w:tc>
+          <w:tcPr>
+            <w:tcW w:type="dxa" w:w="1440"/>
+          </w:tcPr>
+          <w:p>
+            <w:r/>
+            <w:r>
+              <w:rPr>
+                <w:b w:val="0"/>
+                <w:i w:val="0"/>
+              </w:rPr>
+            </w:r>
+          </w:p>
+        </w:tc>
+      </w:tr>
+    </w:tbl>
+    <w:p>
+      <w:r>
+        <w:rPr>
+          <w:b/>
+          <w:i/>
+          <w:color w:val="1F4E79"/>
+          <w:sz w:val="19"/>
+        </w:rPr>
+        <w:t>↳ Diisi di aplikasi: Sasaran &amp; Indikator Kinerja di halaman Master IKU; Target/Realisasi di Verifikasi Capaian.</w:t>
+      </w:r>
+    </w:p>
+    <w:tbl>
+      <w:tblPr>
+        <w:tblStyle w:val="TableGrid"/>
+        <w:tblW w:type="auto" w:w="0"/>
+        <w:tblLook w:firstColumn="1" w:firstRow="1" w:lastColumn="0" w:lastRow="0" w:noHBand="0" w:noVBand="1" w:val="04A0"/>
+      </w:tblPr>
+      <w:tblGrid>
+        <w:gridCol w:w="8640"/>
+      </w:tblGrid>
+      <w:tr>
+        <w:tc>
+          <w:tcPr>
+            <w:tcW w:type="dxa" w:w="8640"/>
+            <w:shd w:val="clear" w:color="auto" w:fill="D9D9D9"/>
+          </w:tcPr>
+          <w:p>
+            <w:pPr>
+              <w:jc w:val="center"/>
             </w:pPr>
             <w:r/>
             <w:r>
               <w:rPr>
                 <w:b/>
                 <w:i w:val="0"/>
-                <w:sz w:val="20"/>
               </w:rPr>
-              <w:t>Waktu</w:t>
-            </w:r>
-          </w:p>
-        </w:tc>
-        <w:tc>
-          <w:tcPr>
-            <w:tcW w:type="dxa" w:w="7143"/>
-          </w:tcPr>
-          <w:p>
-            <w:pPr>
-              <w:spacing w:before="20" w:after="20"/>
-            </w:pPr>
-            <w:r/>
-            <w:r>
-              <w:rPr>
-                <w:b w:val="0"/>
-                <w:i/>
-                <w:color w:val="1D4E89"/>
-                <w:sz w:val="20"/>
-              </w:rPr>
-              <w:t>{{waktu}}</w:t>
+              <w:t>Analisis Capaian Kinerja</w:t>
             </w:r>
           </w:p>
         </w:tc>
@@ -239,40 +333,187 @@
       <w:tr>
         <w:tc>
           <w:tcPr>
-            <w:tcW w:type="dxa" w:w="2381"/>
+            <w:tcW w:type="dxa" w:w="8640"/>
+          </w:tcPr>
+          <w:p>
+            <w:r/>
+            <w:r>
+              <w:rPr>
+                <w:b w:val="0"/>
+                <w:i w:val="0"/>
+              </w:rPr>
+            </w:r>
+          </w:p>
+        </w:tc>
+      </w:tr>
+    </w:tbl>
+    <w:p>
+      <w:r>
+        <w:rPr>
+          <w:b/>
+          <w:i/>
+          <w:color w:val="1F4E79"/>
+          <w:sz w:val="19"/>
+        </w:rPr>
+        <w:t>↳ Diisi di aplikasi: kolom "Analisis Capaian Kinerja" pada Verifikasi Capaian -- boleh beberapa paragraf/daftar bernomor.</w:t>
+      </w:r>
+    </w:p>
+    <w:p>
+      <w:r>
+        <w:rPr>
+          <w:i/>
+          <w:color w:val="C00000"/>
+          <w:sz w:val="18"/>
+        </w:rPr>
+        <w:t>Realisasi Volume RO dan Progress Pelaksanaan Kegiatan sampai dengan Triwulan Berjalan (HANYA tercetak otomatis bila realisasi IKU ini pada triwulan berjalan masih kosong):</w:t>
+      </w:r>
+    </w:p>
+    <w:p>
+      <w:r>
+        <w:rPr>
+          <w:b/>
+          <w:i/>
+          <w:color w:val="1F4E79"/>
+          <w:sz w:val="19"/>
+        </w:rPr>
+        <w:t>↳ Diisi di aplikasi: kolom Volume RO / Progres Pelaksanaan pada Isian Kegiatan.</w:t>
+      </w:r>
+    </w:p>
+    <w:p>
+      <w:r>
+        <w:rPr>
+          <w:b/>
+          <w:sz w:val="21"/>
+        </w:rPr>
+        <w:t>Kendala :</w:t>
+      </w:r>
+    </w:p>
+    <w:p>
+      <w:pPr>
+        <w:pStyle w:val="ListNumber"/>
+      </w:pPr>
+      <w:r/>
+    </w:p>
+    <w:p>
+      <w:r>
+        <w:rPr>
+          <w:b/>
+          <w:i/>
+          <w:color w:val="1F4E79"/>
+          <w:sz w:val="19"/>
+        </w:rPr>
+        <w:t>↳ Diisi di aplikasi: satu baris = satu catatan "Kendala" pada Verifikasi Capaian (boleh lebih dari satu per indikator).</w:t>
+      </w:r>
+    </w:p>
+    <w:p>
+      <w:r>
+        <w:rPr>
+          <w:b/>
+          <w:sz w:val="21"/>
+        </w:rPr>
+        <w:t>Solusi :</w:t>
+      </w:r>
+    </w:p>
+    <w:p>
+      <w:pPr>
+        <w:pStyle w:val="ListNumber"/>
+      </w:pPr>
+      <w:r/>
+    </w:p>
+    <w:p>
+      <w:r>
+        <w:rPr>
+          <w:b/>
+          <w:i/>
+          <w:color w:val="1F4E79"/>
+          <w:sz w:val="19"/>
+        </w:rPr>
+        <w:t>↳ Diisi di aplikasi: "Solusi" berpasangan dengan Kendala di atas, pada Verifikasi Capaian.</w:t>
+      </w:r>
+    </w:p>
+    <w:tbl>
+      <w:tblPr>
+        <w:tblStyle w:val="TableGrid"/>
+        <w:tblW w:type="auto" w:w="0"/>
+        <w:tblLook w:firstColumn="1" w:firstRow="1" w:lastColumn="0" w:lastRow="0" w:noHBand="0" w:noVBand="1" w:val="04A0"/>
+      </w:tblPr>
+      <w:tblGrid>
+        <w:gridCol w:w="4320"/>
+        <w:gridCol w:w="4320"/>
+      </w:tblGrid>
+      <w:tr>
+        <w:tc>
+          <w:tcPr>
+            <w:tcW w:type="dxa" w:w="4320"/>
+          </w:tcPr>
+          <w:p>
+            <w:r/>
+            <w:r>
+              <w:rPr>
+                <w:b/>
+                <w:i w:val="0"/>
+              </w:rPr>
+              <w:t>Rencana Tindak Lanjut (RTL)</w:t>
+            </w:r>
+          </w:p>
+        </w:tc>
+        <w:tc>
+          <w:tcPr>
+            <w:tcW w:type="dxa" w:w="4320"/>
+          </w:tcPr>
+          <w:p>
+            <w:r/>
+            <w:r>
+              <w:rPr>
+                <w:b w:val="0"/>
+                <w:i w:val="0"/>
+              </w:rPr>
+              <w:t>PIC Tindak Lanjut :</w:t>
+              <w:br/>
+              <w:br/>
+              <w:t>Batas Waktu Tindak Lanjut :</w:t>
+            </w:r>
+          </w:p>
+        </w:tc>
+      </w:tr>
+    </w:tbl>
+    <w:p>
+      <w:r>
+        <w:rPr>
+          <w:b/>
+          <w:i/>
+          <w:color w:val="1F4E79"/>
+          <w:sz w:val="19"/>
+        </w:rPr>
+        <w:t>↳ Diisi di aplikasi: halaman RTL Evaluasi -- PIC &amp; Batas Waktu dicetak sekali untuk seluruh daftar RTL indikator ini.</w:t>
+      </w:r>
+    </w:p>
+    <w:tbl>
+      <w:tblPr>
+        <w:tblStyle w:val="TableGrid"/>
+        <w:tblW w:type="auto" w:w="0"/>
+        <w:tblLook w:firstColumn="1" w:firstRow="1" w:lastColumn="0" w:lastRow="0" w:noHBand="0" w:noVBand="1" w:val="04A0"/>
+      </w:tblPr>
+      <w:tblGrid>
+        <w:gridCol w:w="8640"/>
+      </w:tblGrid>
+      <w:tr>
+        <w:tc>
+          <w:tcPr>
+            <w:tcW w:type="dxa" w:w="8640"/>
+            <w:shd w:val="clear" w:color="auto" w:fill="D9D9D9"/>
           </w:tcPr>
           <w:p>
             <w:pPr>
-              <w:spacing w:before="20" w:after="20"/>
+              <w:jc w:val="center"/>
             </w:pPr>
             <w:r/>
             <w:r>
               <w:rPr>
                 <w:b/>
                 <w:i w:val="0"/>
-                <w:sz w:val="20"/>
               </w:rPr>
-              <w:t>Tempat</w:t>
-            </w:r>
-          </w:p>
-        </w:tc>
-        <w:tc>
-          <w:tcPr>
-            <w:tcW w:type="dxa" w:w="7143"/>
-          </w:tcPr>
-          <w:p>
-            <w:pPr>
-              <w:spacing w:before="20" w:after="20"/>
-            </w:pPr>
-            <w:r/>
-            <w:r>
-              <w:rPr>
-                <w:b w:val="0"/>
-                <w:i/>
-                <w:color w:val="1D4E89"/>
-                <w:sz w:val="20"/>
-              </w:rPr>
-              <w:t>{{tempat}}</w:t>
+              <w:t>Dasar Hitung/Bukti Dukung/Lainnya</w:t>
             </w:r>
           </w:p>
         </w:tc>
@@ -280,118 +521,87 @@
       <w:tr>
         <w:tc>
           <w:tcPr>
-            <w:tcW w:type="dxa" w:w="2381"/>
+            <w:tcW w:type="dxa" w:w="8640"/>
           </w:tcPr>
           <w:p>
-            <w:pPr>
-              <w:spacing w:before="20" w:after="20"/>
-            </w:pPr>
-            <w:r/>
-            <w:r>
-              <w:rPr>
-                <w:b/>
-                <w:i w:val="0"/>
-                <w:sz w:val="20"/>
-              </w:rPr>
-              <w:t>Pimpinan Rapat</w:t>
-            </w:r>
-          </w:p>
-        </w:tc>
-        <w:tc>
-          <w:tcPr>
-            <w:tcW w:type="dxa" w:w="7143"/>
-          </w:tcPr>
-          <w:p>
-            <w:pPr>
-              <w:spacing w:before="20" w:after="20"/>
-            </w:pPr>
             <w:r/>
             <w:r>
               <w:rPr>
                 <w:b w:val="0"/>
-                <w:i/>
-                <w:color w:val="1D4E89"/>
-                <w:sz w:val="20"/>
+                <w:i w:val="0"/>
+                <w:sz w:val="19"/>
               </w:rPr>
-              <w:t>{{pimpinan_rapat}}</w:t>
+              <w:t>Dasar Hitung dan Basis Data Realisasi IKU :</w:t>
+              <w:br/>
+              <w:t>(rumus, dimana:, rincian n= mencakup/N= mencakup ...)</w:t>
+              <w:br/>
+              <w:br/>
+              <w:t>Tautan Bukti Dukung Realisasi Target : (otomatis dari folder Drive IKU ini)</w:t>
+              <w:br/>
+              <w:t>Tautan Bukti Dukung Tindak Lanjut Triwulan Sebelumnya : (otomatis)</w:t>
+              <w:br/>
+              <w:t>RTL triwulan sebelumnya yang telah dilaksanakan : (otomatis, kosong di Triwulan I)</w:t>
+              <w:br/>
+              <w:br/>
+              <w:t>Penjelasan/pembahasan lainnya :</w:t>
             </w:r>
           </w:p>
         </w:tc>
       </w:tr>
     </w:tbl>
     <w:p>
-      <w:pPr>
-        <w:spacing w:before="240" w:after="80" w:line="276" w:lineRule="auto"/>
-      </w:pPr>
       <w:r>
         <w:rPr>
           <w:b/>
-          <w:i w:val="0"/>
-          <w:color w:val="1D4E89"/>
-          <w:sz w:val="24"/>
+          <w:i/>
+          <w:color w:val="1F4E79"/>
+          <w:sz w:val="19"/>
         </w:rPr>
-        <w:t>I.  Capaian Kinerja Triwulan {{triwulan}} Tahun {{tahun}}</w:t>
+        <w:t>↳ Diisi di aplikasi: "Dasar Hitung" pada Master IKU (boleh multi-baris); "Penjelasan/Pembahasan Lainnya" pada Verifikasi Capaian.</w:t>
       </w:r>
     </w:p>
-    <w:p>
-      <w:pPr>
-        <w:spacing w:before="80" w:after="120" w:line="276" w:lineRule="auto"/>
-        <w:jc w:val="both"/>
-      </w:pPr>
-      <w:r>
-        <w:rPr>
-          <w:b w:val="0"/>
-          <w:i w:val="0"/>
-          <w:sz w:val="22"/>
-        </w:rPr>
-        <w:t>Capaian Kinerja IKU triwulan {{triwulan}} tahun {{tahun}} terhadap target triwulanan sebesar {{ringkasan_capaian_tw}} persen. Sedangkan terhadap target tahun {{tahun}} (target PK {{tahun}}), capaian kinerjanya sebesar {{ringkasan_capaian_pk}} persen. Adapun penjelasan detail capaian untuk setiap indikator kinerja disampaikan di bawah ini.</w:t>
-      </w:r>
-    </w:p>
-    <w:p>
-      <w:pPr>
-        <w:spacing w:before="80" w:after="40" w:line="276" w:lineRule="auto"/>
-      </w:pPr>
-      <w:r>
-        <w:rPr>
-          <w:b/>
-          <w:i w:val="0"/>
-          <w:sz w:val="20"/>
-        </w:rPr>
-        <w:t>Sasaran: (otomatis per Sasaran)</w:t>
-      </w:r>
-    </w:p>
+    <w:p/>
     <w:tbl>
       <w:tblPr>
+        <w:tblStyle w:val="TableGrid"/>
         <w:tblW w:type="auto" w:w="0"/>
-        <w:jc w:val="center"/>
         <w:tblLook w:firstColumn="1" w:firstRow="1" w:lastColumn="0" w:lastRow="0" w:noHBand="0" w:noVBand="1" w:val="04A0"/>
-        <w:tblBorders>
-          <w:top w:val="single" w:sz="4" w:space="0" w:color="808080"/>
-          <w:left w:val="single" w:sz="4" w:space="0" w:color="808080"/>
-          <w:bottom w:val="single" w:sz="4" w:space="0" w:color="808080"/>
-          <w:right w:val="single" w:sz="4" w:space="0" w:color="808080"/>
-          <w:insideH w:val="single" w:sz="4" w:space="0" w:color="808080"/>
-          <w:insideV w:val="single" w:sz="4" w:space="0" w:color="808080"/>
-        </w:tblBorders>
       </w:tblPr>
       <w:tblGrid>
-        <w:gridCol w:w="1392"/>
-        <w:gridCol w:w="1392"/>
-        <w:gridCol w:w="1392"/>
-        <w:gridCol w:w="1392"/>
-        <w:gridCol w:w="1392"/>
-        <w:gridCol w:w="1392"/>
-        <w:gridCol w:w="1392"/>
+        <w:gridCol w:w="1440"/>
+        <w:gridCol w:w="1440"/>
+        <w:gridCol w:w="1440"/>
+        <w:gridCol w:w="1440"/>
+        <w:gridCol w:w="1440"/>
+        <w:gridCol w:w="1440"/>
       </w:tblGrid>
       <w:tr>
         <w:tc>
           <w:tcPr>
-            <w:tcW w:type="dxa" w:w="567"/>
-            <w:shd w:val="clear" w:color="auto" w:fill="DDE6F0"/>
+            <w:tcW w:type="dxa" w:w="8640"/>
+            <w:gridSpan w:val="6"/>
+            <w:shd w:val="clear" w:color="auto" w:fill="D9D9D9"/>
+          </w:tcPr>
+          <w:p>
+            <w:r/>
+            <w:r>
+              <w:rPr>
+                <w:b/>
+                <w:i w:val="0"/>
+              </w:rPr>
+              <w:t>Sasaran : Terwujudnya Penyediaan Data Dan Insight Statistik Kesejahteraan Rakyat Yang Berkualitas</w:t>
+            </w:r>
+          </w:p>
+        </w:tc>
+      </w:tr>
+      <w:tr>
+        <w:tc>
+          <w:tcPr>
+            <w:tcW w:type="dxa" w:w="1440"/>
+            <w:shd w:val="clear" w:color="auto" w:fill="F2F2F2"/>
           </w:tcPr>
           <w:p>
             <w:pPr>
-              <w:spacing w:before="20" w:after="20"/>
               <w:jc w:val="center"/>
             </w:pPr>
             <w:r/>
@@ -399,7 +609,7 @@
               <w:rPr>
                 <w:b/>
                 <w:i w:val="0"/>
-                <w:sz w:val="17"/>
+                <w:sz w:val="19"/>
               </w:rPr>
               <w:t>No.</w:t>
             </w:r>
@@ -407,12 +617,11 @@
         </w:tc>
         <w:tc>
           <w:tcPr>
-            <w:tcW w:type="dxa" w:w="2608"/>
-            <w:shd w:val="clear" w:color="auto" w:fill="DDE6F0"/>
+            <w:tcW w:type="dxa" w:w="1440"/>
+            <w:shd w:val="clear" w:color="auto" w:fill="F2F2F2"/>
           </w:tcPr>
           <w:p>
             <w:pPr>
-              <w:spacing w:before="20" w:after="20"/>
               <w:jc w:val="center"/>
             </w:pPr>
             <w:r/>
@@ -420,7 +629,7 @@
               <w:rPr>
                 <w:b/>
                 <w:i w:val="0"/>
-                <w:sz w:val="17"/>
+                <w:sz w:val="19"/>
               </w:rPr>
               <w:t>Indikator Kinerja</w:t>
             </w:r>
@@ -428,12 +637,11 @@
         </w:tc>
         <w:tc>
           <w:tcPr>
-            <w:tcW w:type="dxa" w:w="1134"/>
-            <w:shd w:val="clear" w:color="auto" w:fill="DDE6F0"/>
+            <w:tcW w:type="dxa" w:w="1440"/>
+            <w:shd w:val="clear" w:color="auto" w:fill="F2F2F2"/>
           </w:tcPr>
           <w:p>
             <w:pPr>
-              <w:spacing w:before="20" w:after="20"/>
               <w:jc w:val="center"/>
             </w:pPr>
             <w:r/>
@@ -441,7 +649,7 @@
               <w:rPr>
                 <w:b/>
                 <w:i w:val="0"/>
-                <w:sz w:val="17"/>
+                <w:sz w:val="19"/>
               </w:rPr>
               <w:t>Target PK</w:t>
             </w:r>
@@ -449,12 +657,11 @@
         </w:tc>
         <w:tc>
           <w:tcPr>
-            <w:tcW w:type="dxa" w:w="1134"/>
-            <w:shd w:val="clear" w:color="auto" w:fill="DDE6F0"/>
+            <w:tcW w:type="dxa" w:w="1440"/>
+            <w:shd w:val="clear" w:color="auto" w:fill="F2F2F2"/>
           </w:tcPr>
           <w:p>
             <w:pPr>
-              <w:spacing w:before="20" w:after="20"/>
               <w:jc w:val="center"/>
             </w:pPr>
             <w:r/>
@@ -462,20 +669,19 @@
               <w:rPr>
                 <w:b/>
                 <w:i w:val="0"/>
-                <w:sz w:val="17"/>
+                <w:sz w:val="19"/>
               </w:rPr>
-              <w:t>Target TW</w:t>
+              <w:t>Target Triwulan</w:t>
             </w:r>
           </w:p>
         </w:tc>
         <w:tc>
           <w:tcPr>
-            <w:tcW w:type="dxa" w:w="1134"/>
-            <w:shd w:val="clear" w:color="auto" w:fill="DDE6F0"/>
+            <w:tcW w:type="dxa" w:w="1440"/>
+            <w:shd w:val="clear" w:color="auto" w:fill="F2F2F2"/>
           </w:tcPr>
           <w:p>
             <w:pPr>
-              <w:spacing w:before="20" w:after="20"/>
               <w:jc w:val="center"/>
             </w:pPr>
             <w:r/>
@@ -483,20 +689,19 @@
               <w:rPr>
                 <w:b/>
                 <w:i w:val="0"/>
-                <w:sz w:val="17"/>
+                <w:sz w:val="19"/>
               </w:rPr>
-              <w:t>Realisasi TW</w:t>
+              <w:t>Realisasi Triwulan</w:t>
             </w:r>
           </w:p>
         </w:tc>
         <w:tc>
           <w:tcPr>
-            <w:tcW w:type="dxa" w:w="1304"/>
-            <w:shd w:val="clear" w:color="auto" w:fill="DDE6F0"/>
+            <w:tcW w:type="dxa" w:w="1440"/>
+            <w:shd w:val="clear" w:color="auto" w:fill="F2F2F2"/>
           </w:tcPr>
           <w:p>
             <w:pPr>
-              <w:spacing w:before="20" w:after="20"/>
               <w:jc w:val="center"/>
             </w:pPr>
             <w:r/>
@@ -504,20 +709,134 @@
               <w:rPr>
                 <w:b/>
                 <w:i w:val="0"/>
-                <w:sz w:val="17"/>
+                <w:sz w:val="19"/>
               </w:rPr>
-              <w:t>Capaian thd TW</w:t>
+              <w:t>Capaian Thd Target PK</w:t>
+            </w:r>
+          </w:p>
+        </w:tc>
+      </w:tr>
+      <w:tr>
+        <w:tc>
+          <w:tcPr>
+            <w:tcW w:type="dxa" w:w="1440"/>
+          </w:tcPr>
+          <w:p>
+            <w:pPr>
+              <w:jc w:val="center"/>
+            </w:pPr>
+            <w:r/>
+            <w:r>
+              <w:rPr>
+                <w:b w:val="0"/>
+                <w:i w:val="0"/>
+              </w:rPr>
+              <w:t>1</w:t>
             </w:r>
           </w:p>
         </w:tc>
         <w:tc>
           <w:tcPr>
-            <w:tcW w:type="dxa" w:w="1304"/>
-            <w:shd w:val="clear" w:color="auto" w:fill="DDE6F0"/>
+            <w:tcW w:type="dxa" w:w="1440"/>
+          </w:tcPr>
+          <w:p>
+            <w:r/>
+            <w:r>
+              <w:rPr>
+                <w:b w:val="0"/>
+                <w:i w:val="0"/>
+                <w:sz w:val="19"/>
+              </w:rPr>
+              <w:t>1131 Persentase Publikasi/Laporan Statistik Kesejahteraan Rakyat Yang Berkualitas</w:t>
+            </w:r>
+          </w:p>
+        </w:tc>
+        <w:tc>
+          <w:tcPr>
+            <w:tcW w:type="dxa" w:w="1440"/>
+          </w:tcPr>
+          <w:p>
+            <w:r/>
+            <w:r>
+              <w:rPr>
+                <w:b w:val="0"/>
+                <w:i w:val="0"/>
+              </w:rPr>
+            </w:r>
+          </w:p>
+        </w:tc>
+        <w:tc>
+          <w:tcPr>
+            <w:tcW w:type="dxa" w:w="1440"/>
+          </w:tcPr>
+          <w:p>
+            <w:r/>
+            <w:r>
+              <w:rPr>
+                <w:b w:val="0"/>
+                <w:i w:val="0"/>
+              </w:rPr>
+            </w:r>
+          </w:p>
+        </w:tc>
+        <w:tc>
+          <w:tcPr>
+            <w:tcW w:type="dxa" w:w="1440"/>
+          </w:tcPr>
+          <w:p>
+            <w:r/>
+            <w:r>
+              <w:rPr>
+                <w:b w:val="0"/>
+                <w:i w:val="0"/>
+              </w:rPr>
+            </w:r>
+          </w:p>
+        </w:tc>
+        <w:tc>
+          <w:tcPr>
+            <w:tcW w:type="dxa" w:w="1440"/>
+          </w:tcPr>
+          <w:p>
+            <w:r/>
+            <w:r>
+              <w:rPr>
+                <w:b w:val="0"/>
+                <w:i w:val="0"/>
+              </w:rPr>
+            </w:r>
+          </w:p>
+        </w:tc>
+      </w:tr>
+    </w:tbl>
+    <w:p>
+      <w:r>
+        <w:rPr>
+          <w:b/>
+          <w:i/>
+          <w:color w:val="1F4E79"/>
+          <w:sz w:val="19"/>
+        </w:rPr>
+        <w:t>↳ Diisi di aplikasi: Sasaran &amp; Indikator Kinerja di halaman Master IKU; Target/Realisasi di Verifikasi Capaian.</w:t>
+      </w:r>
+    </w:p>
+    <w:tbl>
+      <w:tblPr>
+        <w:tblStyle w:val="TableGrid"/>
+        <w:tblW w:type="auto" w:w="0"/>
+        <w:tblLook w:firstColumn="1" w:firstRow="1" w:lastColumn="0" w:lastRow="0" w:noHBand="0" w:noVBand="1" w:val="04A0"/>
+      </w:tblPr>
+      <w:tblGrid>
+        <w:gridCol w:w="8640"/>
+      </w:tblGrid>
+      <w:tr>
+        <w:tc>
+          <w:tcPr>
+            <w:tcW w:type="dxa" w:w="8640"/>
+            <w:shd w:val="clear" w:color="auto" w:fill="D9D9D9"/>
           </w:tcPr>
           <w:p>
             <w:pPr>
-              <w:spacing w:before="20" w:after="20"/>
               <w:jc w:val="center"/>
             </w:pPr>
             <w:r/>
@@ -525,9 +844,8 @@
               <w:rPr>
                 <w:b/>
                 <w:i w:val="0"/>
-                <w:sz w:val="17"/>
               </w:rPr>
-              <w:t>Capaian thd PK</w:t>
+              <w:t>Analisis Capaian Kinerja</w:t>
             </w:r>
           </w:p>
         </w:tc>
@@ -535,11 +853,396 @@
       <w:tr>
         <w:tc>
           <w:tcPr>
-            <w:tcW w:type="dxa" w:w="567"/>
+            <w:tcW w:type="dxa" w:w="8640"/>
+          </w:tcPr>
+          <w:p>
+            <w:r/>
+            <w:r>
+              <w:rPr>
+                <w:b w:val="0"/>
+                <w:i w:val="0"/>
+              </w:rPr>
+            </w:r>
+          </w:p>
+        </w:tc>
+      </w:tr>
+    </w:tbl>
+    <w:p>
+      <w:r>
+        <w:rPr>
+          <w:b/>
+          <w:i/>
+          <w:color w:val="1F4E79"/>
+          <w:sz w:val="19"/>
+        </w:rPr>
+        <w:t>↳ Diisi di aplikasi: kolom "Analisis Capaian Kinerja" pada Verifikasi Capaian -- boleh beberapa paragraf/daftar bernomor.</w:t>
+      </w:r>
+    </w:p>
+    <w:p>
+      <w:r>
+        <w:rPr>
+          <w:i/>
+          <w:color w:val="C00000"/>
+          <w:sz w:val="18"/>
+        </w:rPr>
+        <w:t>Realisasi Volume RO dan Progress Pelaksanaan Kegiatan sampai dengan Triwulan Berjalan (HANYA tercetak otomatis bila realisasi IKU ini pada triwulan berjalan masih kosong):</w:t>
+      </w:r>
+    </w:p>
+    <w:p>
+      <w:r>
+        <w:rPr>
+          <w:b/>
+          <w:i/>
+          <w:color w:val="1F4E79"/>
+          <w:sz w:val="19"/>
+        </w:rPr>
+        <w:t>↳ Diisi di aplikasi: kolom Volume RO / Progres Pelaksanaan pada Isian Kegiatan.</w:t>
+      </w:r>
+    </w:p>
+    <w:p>
+      <w:r>
+        <w:rPr>
+          <w:b/>
+          <w:sz w:val="21"/>
+        </w:rPr>
+        <w:t>Kendala :</w:t>
+      </w:r>
+    </w:p>
+    <w:p>
+      <w:pPr>
+        <w:pStyle w:val="ListNumber"/>
+      </w:pPr>
+      <w:r/>
+    </w:p>
+    <w:p>
+      <w:r>
+        <w:rPr>
+          <w:b/>
+          <w:i/>
+          <w:color w:val="1F4E79"/>
+          <w:sz w:val="19"/>
+        </w:rPr>
+        <w:t>↳ Diisi di aplikasi: satu baris = satu catatan "Kendala" pada Verifikasi Capaian (boleh lebih dari satu per indikator).</w:t>
+      </w:r>
+    </w:p>
+    <w:p>
+      <w:r>
+        <w:rPr>
+          <w:b/>
+          <w:sz w:val="21"/>
+        </w:rPr>
+        <w:t>Solusi :</w:t>
+      </w:r>
+    </w:p>
+    <w:p>
+      <w:pPr>
+        <w:pStyle w:val="ListNumber"/>
+      </w:pPr>
+      <w:r/>
+    </w:p>
+    <w:p>
+      <w:r>
+        <w:rPr>
+          <w:b/>
+          <w:i/>
+          <w:color w:val="1F4E79"/>
+          <w:sz w:val="19"/>
+        </w:rPr>
+        <w:t>↳ Diisi di aplikasi: "Solusi" berpasangan dengan Kendala di atas, pada Verifikasi Capaian.</w:t>
+      </w:r>
+    </w:p>
+    <w:tbl>
+      <w:tblPr>
+        <w:tblStyle w:val="TableGrid"/>
+        <w:tblW w:type="auto" w:w="0"/>
+        <w:tblLook w:firstColumn="1" w:firstRow="1" w:lastColumn="0" w:lastRow="0" w:noHBand="0" w:noVBand="1" w:val="04A0"/>
+      </w:tblPr>
+      <w:tblGrid>
+        <w:gridCol w:w="4320"/>
+        <w:gridCol w:w="4320"/>
+      </w:tblGrid>
+      <w:tr>
+        <w:tc>
+          <w:tcPr>
+            <w:tcW w:type="dxa" w:w="4320"/>
+          </w:tcPr>
+          <w:p>
+            <w:r/>
+            <w:r>
+              <w:rPr>
+                <w:b/>
+                <w:i w:val="0"/>
+              </w:rPr>
+              <w:t>Rencana Tindak Lanjut (RTL)</w:t>
+            </w:r>
+          </w:p>
+        </w:tc>
+        <w:tc>
+          <w:tcPr>
+            <w:tcW w:type="dxa" w:w="4320"/>
+          </w:tcPr>
+          <w:p>
+            <w:r/>
+            <w:r>
+              <w:rPr>
+                <w:b w:val="0"/>
+                <w:i w:val="0"/>
+              </w:rPr>
+              <w:t>PIC Tindak Lanjut :</w:t>
+              <w:br/>
+              <w:br/>
+              <w:t>Batas Waktu Tindak Lanjut :</w:t>
+            </w:r>
+          </w:p>
+        </w:tc>
+      </w:tr>
+    </w:tbl>
+    <w:p>
+      <w:r>
+        <w:rPr>
+          <w:b/>
+          <w:i/>
+          <w:color w:val="1F4E79"/>
+          <w:sz w:val="19"/>
+        </w:rPr>
+        <w:t>↳ Diisi di aplikasi: halaman RTL Evaluasi -- PIC &amp; Batas Waktu dicetak sekali untuk seluruh daftar RTL indikator ini.</w:t>
+      </w:r>
+    </w:p>
+    <w:tbl>
+      <w:tblPr>
+        <w:tblStyle w:val="TableGrid"/>
+        <w:tblW w:type="auto" w:w="0"/>
+        <w:tblLook w:firstColumn="1" w:firstRow="1" w:lastColumn="0" w:lastRow="0" w:noHBand="0" w:noVBand="1" w:val="04A0"/>
+      </w:tblPr>
+      <w:tblGrid>
+        <w:gridCol w:w="8640"/>
+      </w:tblGrid>
+      <w:tr>
+        <w:tc>
+          <w:tcPr>
+            <w:tcW w:type="dxa" w:w="8640"/>
+            <w:shd w:val="clear" w:color="auto" w:fill="D9D9D9"/>
           </w:tcPr>
           <w:p>
             <w:pPr>
-              <w:spacing w:before="20" w:after="20"/>
+              <w:jc w:val="center"/>
+            </w:pPr>
+            <w:r/>
+            <w:r>
+              <w:rPr>
+                <w:b/>
+                <w:i w:val="0"/>
+              </w:rPr>
+              <w:t>Dasar Hitung/Bukti Dukung/Lainnya</w:t>
+            </w:r>
+          </w:p>
+        </w:tc>
+      </w:tr>
+      <w:tr>
+        <w:tc>
+          <w:tcPr>
+            <w:tcW w:type="dxa" w:w="8640"/>
+          </w:tcPr>
+          <w:p>
+            <w:r/>
+            <w:r>
+              <w:rPr>
+                <w:b w:val="0"/>
+                <w:i w:val="0"/>
+                <w:sz w:val="19"/>
+              </w:rPr>
+              <w:t>Dasar Hitung dan Basis Data Realisasi IKU :</w:t>
+              <w:br/>
+              <w:t>(rumus, dimana:, rincian n= mencakup/N= mencakup ...)</w:t>
+              <w:br/>
+              <w:br/>
+              <w:t>Tautan Bukti Dukung Realisasi Target : (otomatis dari folder Drive IKU ini)</w:t>
+              <w:br/>
+              <w:t>Tautan Bukti Dukung Tindak Lanjut Triwulan Sebelumnya : (otomatis)</w:t>
+              <w:br/>
+              <w:t>RTL triwulan sebelumnya yang telah dilaksanakan : (otomatis, kosong di Triwulan I)</w:t>
+              <w:br/>
+              <w:br/>
+              <w:t>Penjelasan/pembahasan lainnya :</w:t>
+            </w:r>
+          </w:p>
+        </w:tc>
+      </w:tr>
+    </w:tbl>
+    <w:p>
+      <w:r>
+        <w:rPr>
+          <w:b/>
+          <w:i/>
+          <w:color w:val="1F4E79"/>
+          <w:sz w:val="19"/>
+        </w:rPr>
+        <w:t>↳ Diisi di aplikasi: "Dasar Hitung" pada Master IKU (boleh multi-baris); "Penjelasan/Pembahasan Lainnya" pada Verifikasi Capaian.</w:t>
+      </w:r>
+    </w:p>
+    <w:p/>
+    <w:tbl>
+      <w:tblPr>
+        <w:tblStyle w:val="TableGrid"/>
+        <w:tblW w:type="auto" w:w="0"/>
+        <w:tblLook w:firstColumn="1" w:firstRow="1" w:lastColumn="0" w:lastRow="0" w:noHBand="0" w:noVBand="1" w:val="04A0"/>
+      </w:tblPr>
+      <w:tblGrid>
+        <w:gridCol w:w="1440"/>
+        <w:gridCol w:w="1440"/>
+        <w:gridCol w:w="1440"/>
+        <w:gridCol w:w="1440"/>
+        <w:gridCol w:w="1440"/>
+        <w:gridCol w:w="1440"/>
+      </w:tblGrid>
+      <w:tr>
+        <w:tc>
+          <w:tcPr>
+            <w:tcW w:type="dxa" w:w="8640"/>
+            <w:gridSpan w:val="6"/>
+            <w:shd w:val="clear" w:color="auto" w:fill="D9D9D9"/>
+          </w:tcPr>
+          <w:p>
+            <w:r/>
+            <w:r>
+              <w:rPr>
+                <w:b/>
+                <w:i w:val="0"/>
+              </w:rPr>
+              <w:t>Sasaran : Terwujudnya Penyediaan Data Dan Insight Statistik Ketahanan Sosial Yang Berkualitas</w:t>
+            </w:r>
+          </w:p>
+        </w:tc>
+      </w:tr>
+      <w:tr>
+        <w:tc>
+          <w:tcPr>
+            <w:tcW w:type="dxa" w:w="1440"/>
+            <w:shd w:val="clear" w:color="auto" w:fill="F2F2F2"/>
+          </w:tcPr>
+          <w:p>
+            <w:pPr>
+              <w:jc w:val="center"/>
+            </w:pPr>
+            <w:r/>
+            <w:r>
+              <w:rPr>
+                <w:b/>
+                <w:i w:val="0"/>
+                <w:sz w:val="19"/>
+              </w:rPr>
+              <w:t>No.</w:t>
+            </w:r>
+          </w:p>
+        </w:tc>
+        <w:tc>
+          <w:tcPr>
+            <w:tcW w:type="dxa" w:w="1440"/>
+            <w:shd w:val="clear" w:color="auto" w:fill="F2F2F2"/>
+          </w:tcPr>
+          <w:p>
+            <w:pPr>
+              <w:jc w:val="center"/>
+            </w:pPr>
+            <w:r/>
+            <w:r>
+              <w:rPr>
+                <w:b/>
+                <w:i w:val="0"/>
+                <w:sz w:val="19"/>
+              </w:rPr>
+              <w:t>Indikator Kinerja</w:t>
+            </w:r>
+          </w:p>
+        </w:tc>
+        <w:tc>
+          <w:tcPr>
+            <w:tcW w:type="dxa" w:w="1440"/>
+            <w:shd w:val="clear" w:color="auto" w:fill="F2F2F2"/>
+          </w:tcPr>
+          <w:p>
+            <w:pPr>
+              <w:jc w:val="center"/>
+            </w:pPr>
+            <w:r/>
+            <w:r>
+              <w:rPr>
+                <w:b/>
+                <w:i w:val="0"/>
+                <w:sz w:val="19"/>
+              </w:rPr>
+              <w:t>Target PK</w:t>
+            </w:r>
+          </w:p>
+        </w:tc>
+        <w:tc>
+          <w:tcPr>
+            <w:tcW w:type="dxa" w:w="1440"/>
+            <w:shd w:val="clear" w:color="auto" w:fill="F2F2F2"/>
+          </w:tcPr>
+          <w:p>
+            <w:pPr>
+              <w:jc w:val="center"/>
+            </w:pPr>
+            <w:r/>
+            <w:r>
+              <w:rPr>
+                <w:b/>
+                <w:i w:val="0"/>
+                <w:sz w:val="19"/>
+              </w:rPr>
+              <w:t>Target Triwulan</w:t>
+            </w:r>
+          </w:p>
+        </w:tc>
+        <w:tc>
+          <w:tcPr>
+            <w:tcW w:type="dxa" w:w="1440"/>
+            <w:shd w:val="clear" w:color="auto" w:fill="F2F2F2"/>
+          </w:tcPr>
+          <w:p>
+            <w:pPr>
+              <w:jc w:val="center"/>
+            </w:pPr>
+            <w:r/>
+            <w:r>
+              <w:rPr>
+                <w:b/>
+                <w:i w:val="0"/>
+                <w:sz w:val="19"/>
+              </w:rPr>
+              <w:t>Realisasi Triwulan</w:t>
+            </w:r>
+          </w:p>
+        </w:tc>
+        <w:tc>
+          <w:tcPr>
+            <w:tcW w:type="dxa" w:w="1440"/>
+            <w:shd w:val="clear" w:color="auto" w:fill="F2F2F2"/>
+          </w:tcPr>
+          <w:p>
+            <w:pPr>
+              <w:jc w:val="center"/>
+            </w:pPr>
+            <w:r/>
+            <w:r>
+              <w:rPr>
+                <w:b/>
+                <w:i w:val="0"/>
+                <w:sz w:val="19"/>
+              </w:rPr>
+              <w:t>Capaian Thd Target PK</w:t>
+            </w:r>
+          </w:p>
+        </w:tc>
+      </w:tr>
+      <w:tr>
+        <w:tc>
+          <w:tcPr>
+            <w:tcW w:type="dxa" w:w="1440"/>
+          </w:tcPr>
+          <w:p>
+            <w:pPr>
               <w:jc w:val="center"/>
             </w:pPr>
             <w:r/>
@@ -547,7 +1250,6 @@
               <w:rPr>
                 <w:b w:val="0"/>
                 <w:i w:val="0"/>
-                <w:sz w:val="19"/>
               </w:rPr>
               <w:t>1</w:t>
             </w:r>
@@ -555,31 +1257,512 @@
         </w:tc>
         <w:tc>
           <w:tcPr>
-            <w:tcW w:type="dxa" w:w="2608"/>
+            <w:tcW w:type="dxa" w:w="1440"/>
           </w:tcPr>
           <w:p>
-            <w:pPr>
-              <w:spacing w:before="20" w:after="20"/>
-            </w:pPr>
             <w:r/>
             <w:r>
               <w:rPr>
                 <w:b w:val="0"/>
-                <w:i/>
-                <w:color w:val="1D4E89"/>
-                <w:sz w:val="18"/>
+                <w:i w:val="0"/>
+                <w:sz w:val="19"/>
               </w:rPr>
-              <w:t>{{iku}}  — daftar IKU per Sasaran beserta angka diisi otomatis</w:t>
+              <w:t>1151 Persentase Publikasi/Laporan Statistik Ketahanan Sosial Yang Berkualitas</w:t>
             </w:r>
           </w:p>
         </w:tc>
         <w:tc>
           <w:tcPr>
-            <w:tcW w:type="dxa" w:w="1134"/>
+            <w:tcW w:type="dxa" w:w="1440"/>
+          </w:tcPr>
+          <w:p>
+            <w:r/>
+            <w:r>
+              <w:rPr>
+                <w:b w:val="0"/>
+                <w:i w:val="0"/>
+              </w:rPr>
+            </w:r>
+          </w:p>
+        </w:tc>
+        <w:tc>
+          <w:tcPr>
+            <w:tcW w:type="dxa" w:w="1440"/>
+          </w:tcPr>
+          <w:p>
+            <w:r/>
+            <w:r>
+              <w:rPr>
+                <w:b w:val="0"/>
+                <w:i w:val="0"/>
+              </w:rPr>
+            </w:r>
+          </w:p>
+        </w:tc>
+        <w:tc>
+          <w:tcPr>
+            <w:tcW w:type="dxa" w:w="1440"/>
+          </w:tcPr>
+          <w:p>
+            <w:r/>
+            <w:r>
+              <w:rPr>
+                <w:b w:val="0"/>
+                <w:i w:val="0"/>
+              </w:rPr>
+            </w:r>
+          </w:p>
+        </w:tc>
+        <w:tc>
+          <w:tcPr>
+            <w:tcW w:type="dxa" w:w="1440"/>
+          </w:tcPr>
+          <w:p>
+            <w:r/>
+            <w:r>
+              <w:rPr>
+                <w:b w:val="0"/>
+                <w:i w:val="0"/>
+              </w:rPr>
+            </w:r>
+          </w:p>
+        </w:tc>
+      </w:tr>
+    </w:tbl>
+    <w:p>
+      <w:r>
+        <w:rPr>
+          <w:b/>
+          <w:i/>
+          <w:color w:val="1F4E79"/>
+          <w:sz w:val="19"/>
+        </w:rPr>
+        <w:t>↳ Diisi di aplikasi: Sasaran &amp; Indikator Kinerja di halaman Master IKU; Target/Realisasi di Verifikasi Capaian.</w:t>
+      </w:r>
+    </w:p>
+    <w:tbl>
+      <w:tblPr>
+        <w:tblStyle w:val="TableGrid"/>
+        <w:tblW w:type="auto" w:w="0"/>
+        <w:tblLook w:firstColumn="1" w:firstRow="1" w:lastColumn="0" w:lastRow="0" w:noHBand="0" w:noVBand="1" w:val="04A0"/>
+      </w:tblPr>
+      <w:tblGrid>
+        <w:gridCol w:w="8640"/>
+      </w:tblGrid>
+      <w:tr>
+        <w:tc>
+          <w:tcPr>
+            <w:tcW w:type="dxa" w:w="8640"/>
+            <w:shd w:val="clear" w:color="auto" w:fill="D9D9D9"/>
           </w:tcPr>
           <w:p>
             <w:pPr>
-              <w:spacing w:before="20" w:after="20"/>
+              <w:jc w:val="center"/>
+            </w:pPr>
+            <w:r/>
+            <w:r>
+              <w:rPr>
+                <w:b/>
+                <w:i w:val="0"/>
+              </w:rPr>
+              <w:t>Analisis Capaian Kinerja</w:t>
+            </w:r>
+          </w:p>
+        </w:tc>
+      </w:tr>
+      <w:tr>
+        <w:tc>
+          <w:tcPr>
+            <w:tcW w:type="dxa" w:w="8640"/>
+          </w:tcPr>
+          <w:p>
+            <w:r/>
+            <w:r>
+              <w:rPr>
+                <w:b w:val="0"/>
+                <w:i w:val="0"/>
+              </w:rPr>
+            </w:r>
+          </w:p>
+        </w:tc>
+      </w:tr>
+    </w:tbl>
+    <w:p>
+      <w:r>
+        <w:rPr>
+          <w:b/>
+          <w:i/>
+          <w:color w:val="1F4E79"/>
+          <w:sz w:val="19"/>
+        </w:rPr>
+        <w:t>↳ Diisi di aplikasi: kolom "Analisis Capaian Kinerja" pada Verifikasi Capaian -- boleh beberapa paragraf/daftar bernomor.</w:t>
+      </w:r>
+    </w:p>
+    <w:p>
+      <w:r>
+        <w:rPr>
+          <w:i/>
+          <w:color w:val="C00000"/>
+          <w:sz w:val="18"/>
+        </w:rPr>
+        <w:t>Realisasi Volume RO dan Progress Pelaksanaan Kegiatan sampai dengan Triwulan Berjalan (HANYA tercetak otomatis bila realisasi IKU ini pada triwulan berjalan masih kosong):</w:t>
+      </w:r>
+    </w:p>
+    <w:p>
+      <w:r>
+        <w:rPr>
+          <w:b/>
+          <w:i/>
+          <w:color w:val="1F4E79"/>
+          <w:sz w:val="19"/>
+        </w:rPr>
+        <w:t>↳ Diisi di aplikasi: kolom Volume RO / Progres Pelaksanaan pada Isian Kegiatan.</w:t>
+      </w:r>
+    </w:p>
+    <w:p>
+      <w:r>
+        <w:rPr>
+          <w:b/>
+          <w:sz w:val="21"/>
+        </w:rPr>
+        <w:t>Kendala :</w:t>
+      </w:r>
+    </w:p>
+    <w:p>
+      <w:pPr>
+        <w:pStyle w:val="ListNumber"/>
+      </w:pPr>
+      <w:r/>
+    </w:p>
+    <w:p>
+      <w:r>
+        <w:rPr>
+          <w:b/>
+          <w:i/>
+          <w:color w:val="1F4E79"/>
+          <w:sz w:val="19"/>
+        </w:rPr>
+        <w:t>↳ Diisi di aplikasi: satu baris = satu catatan "Kendala" pada Verifikasi Capaian (boleh lebih dari satu per indikator).</w:t>
+      </w:r>
+    </w:p>
+    <w:p>
+      <w:r>
+        <w:rPr>
+          <w:b/>
+          <w:sz w:val="21"/>
+        </w:rPr>
+        <w:t>Solusi :</w:t>
+      </w:r>
+    </w:p>
+    <w:p>
+      <w:pPr>
+        <w:pStyle w:val="ListNumber"/>
+      </w:pPr>
+      <w:r/>
+    </w:p>
+    <w:p>
+      <w:r>
+        <w:rPr>
+          <w:b/>
+          <w:i/>
+          <w:color w:val="1F4E79"/>
+          <w:sz w:val="19"/>
+        </w:rPr>
+        <w:t>↳ Diisi di aplikasi: "Solusi" berpasangan dengan Kendala di atas, pada Verifikasi Capaian.</w:t>
+      </w:r>
+    </w:p>
+    <w:tbl>
+      <w:tblPr>
+        <w:tblStyle w:val="TableGrid"/>
+        <w:tblW w:type="auto" w:w="0"/>
+        <w:tblLook w:firstColumn="1" w:firstRow="1" w:lastColumn="0" w:lastRow="0" w:noHBand="0" w:noVBand="1" w:val="04A0"/>
+      </w:tblPr>
+      <w:tblGrid>
+        <w:gridCol w:w="4320"/>
+        <w:gridCol w:w="4320"/>
+      </w:tblGrid>
+      <w:tr>
+        <w:tc>
+          <w:tcPr>
+            <w:tcW w:type="dxa" w:w="4320"/>
+          </w:tcPr>
+          <w:p>
+            <w:r/>
+            <w:r>
+              <w:rPr>
+                <w:b/>
+                <w:i w:val="0"/>
+              </w:rPr>
+              <w:t>Rencana Tindak Lanjut (RTL)</w:t>
+            </w:r>
+          </w:p>
+        </w:tc>
+        <w:tc>
+          <w:tcPr>
+            <w:tcW w:type="dxa" w:w="4320"/>
+          </w:tcPr>
+          <w:p>
+            <w:r/>
+            <w:r>
+              <w:rPr>
+                <w:b w:val="0"/>
+                <w:i w:val="0"/>
+              </w:rPr>
+              <w:t>PIC Tindak Lanjut :</w:t>
+              <w:br/>
+              <w:br/>
+              <w:t>Batas Waktu Tindak Lanjut :</w:t>
+            </w:r>
+          </w:p>
+        </w:tc>
+      </w:tr>
+    </w:tbl>
+    <w:p>
+      <w:r>
+        <w:rPr>
+          <w:b/>
+          <w:i/>
+          <w:color w:val="1F4E79"/>
+          <w:sz w:val="19"/>
+        </w:rPr>
+        <w:t>↳ Diisi di aplikasi: halaman RTL Evaluasi -- PIC &amp; Batas Waktu dicetak sekali untuk seluruh daftar RTL indikator ini.</w:t>
+      </w:r>
+    </w:p>
+    <w:tbl>
+      <w:tblPr>
+        <w:tblStyle w:val="TableGrid"/>
+        <w:tblW w:type="auto" w:w="0"/>
+        <w:tblLook w:firstColumn="1" w:firstRow="1" w:lastColumn="0" w:lastRow="0" w:noHBand="0" w:noVBand="1" w:val="04A0"/>
+      </w:tblPr>
+      <w:tblGrid>
+        <w:gridCol w:w="8640"/>
+      </w:tblGrid>
+      <w:tr>
+        <w:tc>
+          <w:tcPr>
+            <w:tcW w:type="dxa" w:w="8640"/>
+            <w:shd w:val="clear" w:color="auto" w:fill="D9D9D9"/>
+          </w:tcPr>
+          <w:p>
+            <w:pPr>
+              <w:jc w:val="center"/>
+            </w:pPr>
+            <w:r/>
+            <w:r>
+              <w:rPr>
+                <w:b/>
+                <w:i w:val="0"/>
+              </w:rPr>
+              <w:t>Dasar Hitung/Bukti Dukung/Lainnya</w:t>
+            </w:r>
+          </w:p>
+        </w:tc>
+      </w:tr>
+      <w:tr>
+        <w:tc>
+          <w:tcPr>
+            <w:tcW w:type="dxa" w:w="8640"/>
+          </w:tcPr>
+          <w:p>
+            <w:r/>
+            <w:r>
+              <w:rPr>
+                <w:b w:val="0"/>
+                <w:i w:val="0"/>
+                <w:sz w:val="19"/>
+              </w:rPr>
+              <w:t>Dasar Hitung dan Basis Data Realisasi IKU :</w:t>
+              <w:br/>
+              <w:t>(rumus, dimana:, rincian n= mencakup/N= mencakup ...)</w:t>
+              <w:br/>
+              <w:br/>
+              <w:t>Tautan Bukti Dukung Realisasi Target : (otomatis dari folder Drive IKU ini)</w:t>
+              <w:br/>
+              <w:t>Tautan Bukti Dukung Tindak Lanjut Triwulan Sebelumnya : (otomatis)</w:t>
+              <w:br/>
+              <w:t>RTL triwulan sebelumnya yang telah dilaksanakan : (otomatis, kosong di Triwulan I)</w:t>
+              <w:br/>
+              <w:br/>
+              <w:t>Penjelasan/pembahasan lainnya :</w:t>
+            </w:r>
+          </w:p>
+        </w:tc>
+      </w:tr>
+    </w:tbl>
+    <w:p>
+      <w:r>
+        <w:rPr>
+          <w:b/>
+          <w:i/>
+          <w:color w:val="1F4E79"/>
+          <w:sz w:val="19"/>
+        </w:rPr>
+        <w:t>↳ Diisi di aplikasi: "Dasar Hitung" pada Master IKU (boleh multi-baris); "Penjelasan/Pembahasan Lainnya" pada Verifikasi Capaian.</w:t>
+      </w:r>
+    </w:p>
+    <w:p/>
+    <w:tbl>
+      <w:tblPr>
+        <w:tblStyle w:val="TableGrid"/>
+        <w:tblW w:type="auto" w:w="0"/>
+        <w:tblLook w:firstColumn="1" w:firstRow="1" w:lastColumn="0" w:lastRow="0" w:noHBand="0" w:noVBand="1" w:val="04A0"/>
+      </w:tblPr>
+      <w:tblGrid>
+        <w:gridCol w:w="1440"/>
+        <w:gridCol w:w="1440"/>
+        <w:gridCol w:w="1440"/>
+        <w:gridCol w:w="1440"/>
+        <w:gridCol w:w="1440"/>
+        <w:gridCol w:w="1440"/>
+      </w:tblGrid>
+      <w:tr>
+        <w:tc>
+          <w:tcPr>
+            <w:tcW w:type="dxa" w:w="8640"/>
+            <w:gridSpan w:val="6"/>
+            <w:shd w:val="clear" w:color="auto" w:fill="D9D9D9"/>
+          </w:tcPr>
+          <w:p>
+            <w:r/>
+            <w:r>
+              <w:rPr>
+                <w:b/>
+                <w:i w:val="0"/>
+              </w:rPr>
+              <w:t>Sasaran : Terwujudnya Penyediaan Data Dan Insight Statistik Sumber Daya Hayati Yang Berkualitas</w:t>
+            </w:r>
+          </w:p>
+        </w:tc>
+      </w:tr>
+      <w:tr>
+        <w:tc>
+          <w:tcPr>
+            <w:tcW w:type="dxa" w:w="1440"/>
+            <w:shd w:val="clear" w:color="auto" w:fill="F2F2F2"/>
+          </w:tcPr>
+          <w:p>
+            <w:pPr>
+              <w:jc w:val="center"/>
+            </w:pPr>
+            <w:r/>
+            <w:r>
+              <w:rPr>
+                <w:b/>
+                <w:i w:val="0"/>
+                <w:sz w:val="19"/>
+              </w:rPr>
+              <w:t>No.</w:t>
+            </w:r>
+          </w:p>
+        </w:tc>
+        <w:tc>
+          <w:tcPr>
+            <w:tcW w:type="dxa" w:w="1440"/>
+            <w:shd w:val="clear" w:color="auto" w:fill="F2F2F2"/>
+          </w:tcPr>
+          <w:p>
+            <w:pPr>
+              <w:jc w:val="center"/>
+            </w:pPr>
+            <w:r/>
+            <w:r>
+              <w:rPr>
+                <w:b/>
+                <w:i w:val="0"/>
+                <w:sz w:val="19"/>
+              </w:rPr>
+              <w:t>Indikator Kinerja</w:t>
+            </w:r>
+          </w:p>
+        </w:tc>
+        <w:tc>
+          <w:tcPr>
+            <w:tcW w:type="dxa" w:w="1440"/>
+            <w:shd w:val="clear" w:color="auto" w:fill="F2F2F2"/>
+          </w:tcPr>
+          <w:p>
+            <w:pPr>
+              <w:jc w:val="center"/>
+            </w:pPr>
+            <w:r/>
+            <w:r>
+              <w:rPr>
+                <w:b/>
+                <w:i w:val="0"/>
+                <w:sz w:val="19"/>
+              </w:rPr>
+              <w:t>Target PK</w:t>
+            </w:r>
+          </w:p>
+        </w:tc>
+        <w:tc>
+          <w:tcPr>
+            <w:tcW w:type="dxa" w:w="1440"/>
+            <w:shd w:val="clear" w:color="auto" w:fill="F2F2F2"/>
+          </w:tcPr>
+          <w:p>
+            <w:pPr>
+              <w:jc w:val="center"/>
+            </w:pPr>
+            <w:r/>
+            <w:r>
+              <w:rPr>
+                <w:b/>
+                <w:i w:val="0"/>
+                <w:sz w:val="19"/>
+              </w:rPr>
+              <w:t>Target Triwulan</w:t>
+            </w:r>
+          </w:p>
+        </w:tc>
+        <w:tc>
+          <w:tcPr>
+            <w:tcW w:type="dxa" w:w="1440"/>
+            <w:shd w:val="clear" w:color="auto" w:fill="F2F2F2"/>
+          </w:tcPr>
+          <w:p>
+            <w:pPr>
+              <w:jc w:val="center"/>
+            </w:pPr>
+            <w:r/>
+            <w:r>
+              <w:rPr>
+                <w:b/>
+                <w:i w:val="0"/>
+                <w:sz w:val="19"/>
+              </w:rPr>
+              <w:t>Realisasi Triwulan</w:t>
+            </w:r>
+          </w:p>
+        </w:tc>
+        <w:tc>
+          <w:tcPr>
+            <w:tcW w:type="dxa" w:w="1440"/>
+            <w:shd w:val="clear" w:color="auto" w:fill="F2F2F2"/>
+          </w:tcPr>
+          <w:p>
+            <w:pPr>
+              <w:jc w:val="center"/>
+            </w:pPr>
+            <w:r/>
+            <w:r>
+              <w:rPr>
+                <w:b/>
+                <w:i w:val="0"/>
+                <w:sz w:val="19"/>
+              </w:rPr>
+              <w:t>Capaian Thd Target PK</w:t>
+            </w:r>
+          </w:p>
+        </w:tc>
+      </w:tr>
+      <w:tr>
+        <w:tc>
+          <w:tcPr>
+            <w:tcW w:type="dxa" w:w="1440"/>
+          </w:tcPr>
+          <w:p>
+            <w:pPr>
               <w:jc w:val="center"/>
             </w:pPr>
             <w:r/>
@@ -587,19 +1770,519 @@
               <w:rPr>
                 <w:b w:val="0"/>
                 <w:i w:val="0"/>
-                <w:sz w:val="19"/>
               </w:rPr>
-              <w:t>…</w:t>
+              <w:t>1</w:t>
             </w:r>
           </w:p>
         </w:tc>
         <w:tc>
           <w:tcPr>
-            <w:tcW w:type="dxa" w:w="1134"/>
+            <w:tcW w:type="dxa" w:w="1440"/>
+          </w:tcPr>
+          <w:p>
+            <w:r/>
+            <w:r>
+              <w:rPr>
+                <w:b w:val="0"/>
+                <w:i w:val="0"/>
+                <w:sz w:val="19"/>
+              </w:rPr>
+              <w:t>1211 Persentase Publikasi/Laporan Statistik Sumber Daya Hayati Yang Berkualitas</w:t>
+            </w:r>
+          </w:p>
+        </w:tc>
+        <w:tc>
+          <w:tcPr>
+            <w:tcW w:type="dxa" w:w="1440"/>
+          </w:tcPr>
+          <w:p>
+            <w:r/>
+            <w:r>
+              <w:rPr>
+                <w:b w:val="0"/>
+                <w:i w:val="0"/>
+              </w:rPr>
+            </w:r>
+          </w:p>
+        </w:tc>
+        <w:tc>
+          <w:tcPr>
+            <w:tcW w:type="dxa" w:w="1440"/>
+          </w:tcPr>
+          <w:p>
+            <w:r/>
+            <w:r>
+              <w:rPr>
+                <w:b w:val="0"/>
+                <w:i w:val="0"/>
+              </w:rPr>
+            </w:r>
+          </w:p>
+        </w:tc>
+        <w:tc>
+          <w:tcPr>
+            <w:tcW w:type="dxa" w:w="1440"/>
+          </w:tcPr>
+          <w:p>
+            <w:r/>
+            <w:r>
+              <w:rPr>
+                <w:b w:val="0"/>
+                <w:i w:val="0"/>
+              </w:rPr>
+            </w:r>
+          </w:p>
+        </w:tc>
+        <w:tc>
+          <w:tcPr>
+            <w:tcW w:type="dxa" w:w="1440"/>
+          </w:tcPr>
+          <w:p>
+            <w:r/>
+            <w:r>
+              <w:rPr>
+                <w:b w:val="0"/>
+                <w:i w:val="0"/>
+              </w:rPr>
+            </w:r>
+          </w:p>
+        </w:tc>
+      </w:tr>
+    </w:tbl>
+    <w:p>
+      <w:r>
+        <w:rPr>
+          <w:b/>
+          <w:i/>
+          <w:color w:val="1F4E79"/>
+          <w:sz w:val="19"/>
+        </w:rPr>
+        <w:t>↳ Diisi di aplikasi: Sasaran &amp; Indikator Kinerja di halaman Master IKU; Target/Realisasi di Verifikasi Capaian.</w:t>
+      </w:r>
+    </w:p>
+    <w:tbl>
+      <w:tblPr>
+        <w:tblStyle w:val="TableGrid"/>
+        <w:tblW w:type="auto" w:w="0"/>
+        <w:tblLook w:firstColumn="1" w:firstRow="1" w:lastColumn="0" w:lastRow="0" w:noHBand="0" w:noVBand="1" w:val="04A0"/>
+      </w:tblPr>
+      <w:tblGrid>
+        <w:gridCol w:w="8640"/>
+      </w:tblGrid>
+      <w:tr>
+        <w:tc>
+          <w:tcPr>
+            <w:tcW w:type="dxa" w:w="8640"/>
+            <w:shd w:val="clear" w:color="auto" w:fill="D9D9D9"/>
           </w:tcPr>
           <w:p>
             <w:pPr>
-              <w:spacing w:before="20" w:after="20"/>
+              <w:jc w:val="center"/>
+            </w:pPr>
+            <w:r/>
+            <w:r>
+              <w:rPr>
+                <w:b/>
+                <w:i w:val="0"/>
+              </w:rPr>
+              <w:t>Analisis Capaian Kinerja</w:t>
+            </w:r>
+          </w:p>
+        </w:tc>
+      </w:tr>
+      <w:tr>
+        <w:tc>
+          <w:tcPr>
+            <w:tcW w:type="dxa" w:w="8640"/>
+          </w:tcPr>
+          <w:p>
+            <w:r/>
+            <w:r>
+              <w:rPr>
+                <w:b w:val="0"/>
+                <w:i w:val="0"/>
+              </w:rPr>
+            </w:r>
+          </w:p>
+        </w:tc>
+      </w:tr>
+    </w:tbl>
+    <w:p>
+      <w:r>
+        <w:rPr>
+          <w:b/>
+          <w:i/>
+          <w:color w:val="1F4E79"/>
+          <w:sz w:val="19"/>
+        </w:rPr>
+        <w:t>↳ Diisi di aplikasi: kolom "Analisis Capaian Kinerja" pada Verifikasi Capaian -- boleh beberapa paragraf/daftar bernomor.</w:t>
+      </w:r>
+    </w:p>
+    <w:p>
+      <w:r>
+        <w:rPr>
+          <w:i/>
+          <w:color w:val="C00000"/>
+          <w:sz w:val="18"/>
+        </w:rPr>
+        <w:t>Realisasi Volume RO dan Progress Pelaksanaan Kegiatan sampai dengan Triwulan Berjalan (HANYA tercetak otomatis bila realisasi IKU ini pada triwulan berjalan masih kosong):</w:t>
+      </w:r>
+    </w:p>
+    <w:p>
+      <w:r>
+        <w:rPr>
+          <w:b/>
+          <w:i/>
+          <w:color w:val="1F4E79"/>
+          <w:sz w:val="19"/>
+        </w:rPr>
+        <w:t>↳ Diisi di aplikasi: kolom Volume RO / Progres Pelaksanaan pada Isian Kegiatan.</w:t>
+      </w:r>
+    </w:p>
+    <w:p>
+      <w:r>
+        <w:rPr>
+          <w:b/>
+          <w:sz w:val="21"/>
+        </w:rPr>
+        <w:t>Kendala :</w:t>
+      </w:r>
+    </w:p>
+    <w:p>
+      <w:pPr>
+        <w:pStyle w:val="ListNumber"/>
+      </w:pPr>
+      <w:r/>
+    </w:p>
+    <w:p>
+      <w:r>
+        <w:rPr>
+          <w:b/>
+          <w:i/>
+          <w:color w:val="1F4E79"/>
+          <w:sz w:val="19"/>
+        </w:rPr>
+        <w:t>↳ Diisi di aplikasi: satu baris = satu catatan "Kendala" pada Verifikasi Capaian (boleh lebih dari satu per indikator).</w:t>
+      </w:r>
+    </w:p>
+    <w:p>
+      <w:r>
+        <w:rPr>
+          <w:b/>
+          <w:sz w:val="21"/>
+        </w:rPr>
+        <w:t>Solusi :</w:t>
+      </w:r>
+    </w:p>
+    <w:p>
+      <w:pPr>
+        <w:pStyle w:val="ListNumber"/>
+      </w:pPr>
+      <w:r/>
+    </w:p>
+    <w:p>
+      <w:r>
+        <w:rPr>
+          <w:b/>
+          <w:i/>
+          <w:color w:val="1F4E79"/>
+          <w:sz w:val="19"/>
+        </w:rPr>
+        <w:t>↳ Diisi di aplikasi: "Solusi" berpasangan dengan Kendala di atas, pada Verifikasi Capaian.</w:t>
+      </w:r>
+    </w:p>
+    <w:tbl>
+      <w:tblPr>
+        <w:tblStyle w:val="TableGrid"/>
+        <w:tblW w:type="auto" w:w="0"/>
+        <w:tblLook w:firstColumn="1" w:firstRow="1" w:lastColumn="0" w:lastRow="0" w:noHBand="0" w:noVBand="1" w:val="04A0"/>
+      </w:tblPr>
+      <w:tblGrid>
+        <w:gridCol w:w="4320"/>
+        <w:gridCol w:w="4320"/>
+      </w:tblGrid>
+      <w:tr>
+        <w:tc>
+          <w:tcPr>
+            <w:tcW w:type="dxa" w:w="4320"/>
+          </w:tcPr>
+          <w:p>
+            <w:r/>
+            <w:r>
+              <w:rPr>
+                <w:b/>
+                <w:i w:val="0"/>
+              </w:rPr>
+              <w:t>Rencana Tindak Lanjut (RTL)</w:t>
+            </w:r>
+          </w:p>
+        </w:tc>
+        <w:tc>
+          <w:tcPr>
+            <w:tcW w:type="dxa" w:w="4320"/>
+          </w:tcPr>
+          <w:p>
+            <w:r/>
+            <w:r>
+              <w:rPr>
+                <w:b w:val="0"/>
+                <w:i w:val="0"/>
+              </w:rPr>
+              <w:t>PIC Tindak Lanjut :</w:t>
+              <w:br/>
+              <w:br/>
+              <w:t>Batas Waktu Tindak Lanjut :</w:t>
+            </w:r>
+          </w:p>
+        </w:tc>
+      </w:tr>
+    </w:tbl>
+    <w:p>
+      <w:r>
+        <w:rPr>
+          <w:b/>
+          <w:i/>
+          <w:color w:val="1F4E79"/>
+          <w:sz w:val="19"/>
+        </w:rPr>
+        <w:t>↳ Diisi di aplikasi: halaman RTL Evaluasi -- PIC &amp; Batas Waktu dicetak sekali untuk seluruh daftar RTL indikator ini.</w:t>
+      </w:r>
+    </w:p>
+    <w:tbl>
+      <w:tblPr>
+        <w:tblStyle w:val="TableGrid"/>
+        <w:tblW w:type="auto" w:w="0"/>
+        <w:tblLook w:firstColumn="1" w:firstRow="1" w:lastColumn="0" w:lastRow="0" w:noHBand="0" w:noVBand="1" w:val="04A0"/>
+      </w:tblPr>
+      <w:tblGrid>
+        <w:gridCol w:w="8640"/>
+      </w:tblGrid>
+      <w:tr>
+        <w:tc>
+          <w:tcPr>
+            <w:tcW w:type="dxa" w:w="8640"/>
+            <w:shd w:val="clear" w:color="auto" w:fill="D9D9D9"/>
+          </w:tcPr>
+          <w:p>
+            <w:pPr>
+              <w:jc w:val="center"/>
+            </w:pPr>
+            <w:r/>
+            <w:r>
+              <w:rPr>
+                <w:b/>
+                <w:i w:val="0"/>
+              </w:rPr>
+              <w:t>Dasar Hitung/Bukti Dukung/Lainnya</w:t>
+            </w:r>
+          </w:p>
+        </w:tc>
+      </w:tr>
+      <w:tr>
+        <w:tc>
+          <w:tcPr>
+            <w:tcW w:type="dxa" w:w="8640"/>
+          </w:tcPr>
+          <w:p>
+            <w:r/>
+            <w:r>
+              <w:rPr>
+                <w:b w:val="0"/>
+                <w:i w:val="0"/>
+                <w:sz w:val="19"/>
+              </w:rPr>
+              <w:t>Dasar Hitung dan Basis Data Realisasi IKU :</w:t>
+              <w:br/>
+              <w:t>(rumus, dimana:, rincian n= mencakup/N= mencakup ...)</w:t>
+              <w:br/>
+              <w:br/>
+              <w:t>Tautan Bukti Dukung Realisasi Target : (otomatis dari folder Drive IKU ini)</w:t>
+              <w:br/>
+              <w:t>Tautan Bukti Dukung Tindak Lanjut Triwulan Sebelumnya : (otomatis)</w:t>
+              <w:br/>
+              <w:t>RTL triwulan sebelumnya yang telah dilaksanakan : (otomatis, kosong di Triwulan I)</w:t>
+              <w:br/>
+              <w:br/>
+              <w:t>Penjelasan/pembahasan lainnya :</w:t>
+            </w:r>
+          </w:p>
+        </w:tc>
+      </w:tr>
+    </w:tbl>
+    <w:p>
+      <w:r>
+        <w:rPr>
+          <w:b/>
+          <w:i/>
+          <w:color w:val="1F4E79"/>
+          <w:sz w:val="19"/>
+        </w:rPr>
+        <w:t>↳ Diisi di aplikasi: "Dasar Hitung" pada Master IKU (boleh multi-baris); "Penjelasan/Pembahasan Lainnya" pada Verifikasi Capaian.</w:t>
+      </w:r>
+    </w:p>
+    <w:p/>
+    <w:tbl>
+      <w:tblPr>
+        <w:tblStyle w:val="TableGrid"/>
+        <w:tblW w:type="auto" w:w="0"/>
+        <w:tblLook w:firstColumn="1" w:firstRow="1" w:lastColumn="0" w:lastRow="0" w:noHBand="0" w:noVBand="1" w:val="04A0"/>
+      </w:tblPr>
+      <w:tblGrid>
+        <w:gridCol w:w="1440"/>
+        <w:gridCol w:w="1440"/>
+        <w:gridCol w:w="1440"/>
+        <w:gridCol w:w="1440"/>
+        <w:gridCol w:w="1440"/>
+        <w:gridCol w:w="1440"/>
+      </w:tblGrid>
+      <w:tr>
+        <w:tc>
+          <w:tcPr>
+            <w:tcW w:type="dxa" w:w="8640"/>
+            <w:gridSpan w:val="6"/>
+            <w:shd w:val="clear" w:color="auto" w:fill="D9D9D9"/>
+          </w:tcPr>
+          <w:p>
+            <w:r/>
+            <w:r>
+              <w:rPr>
+                <w:b/>
+                <w:i w:val="0"/>
+              </w:rPr>
+              <w:t>Sasaran : Terwujudnya Penyediaan Data Dan Insight Statistik Sumber Daya Mineral dan Konstruksi Yang Berkualitas</w:t>
+            </w:r>
+          </w:p>
+        </w:tc>
+      </w:tr>
+      <w:tr>
+        <w:tc>
+          <w:tcPr>
+            <w:tcW w:type="dxa" w:w="1440"/>
+            <w:shd w:val="clear" w:color="auto" w:fill="F2F2F2"/>
+          </w:tcPr>
+          <w:p>
+            <w:pPr>
+              <w:jc w:val="center"/>
+            </w:pPr>
+            <w:r/>
+            <w:r>
+              <w:rPr>
+                <w:b/>
+                <w:i w:val="0"/>
+                <w:sz w:val="19"/>
+              </w:rPr>
+              <w:t>No.</w:t>
+            </w:r>
+          </w:p>
+        </w:tc>
+        <w:tc>
+          <w:tcPr>
+            <w:tcW w:type="dxa" w:w="1440"/>
+            <w:shd w:val="clear" w:color="auto" w:fill="F2F2F2"/>
+          </w:tcPr>
+          <w:p>
+            <w:pPr>
+              <w:jc w:val="center"/>
+            </w:pPr>
+            <w:r/>
+            <w:r>
+              <w:rPr>
+                <w:b/>
+                <w:i w:val="0"/>
+                <w:sz w:val="19"/>
+              </w:rPr>
+              <w:t>Indikator Kinerja</w:t>
+            </w:r>
+          </w:p>
+        </w:tc>
+        <w:tc>
+          <w:tcPr>
+            <w:tcW w:type="dxa" w:w="1440"/>
+            <w:shd w:val="clear" w:color="auto" w:fill="F2F2F2"/>
+          </w:tcPr>
+          <w:p>
+            <w:pPr>
+              <w:jc w:val="center"/>
+            </w:pPr>
+            <w:r/>
+            <w:r>
+              <w:rPr>
+                <w:b/>
+                <w:i w:val="0"/>
+                <w:sz w:val="19"/>
+              </w:rPr>
+              <w:t>Target PK</w:t>
+            </w:r>
+          </w:p>
+        </w:tc>
+        <w:tc>
+          <w:tcPr>
+            <w:tcW w:type="dxa" w:w="1440"/>
+            <w:shd w:val="clear" w:color="auto" w:fill="F2F2F2"/>
+          </w:tcPr>
+          <w:p>
+            <w:pPr>
+              <w:jc w:val="center"/>
+            </w:pPr>
+            <w:r/>
+            <w:r>
+              <w:rPr>
+                <w:b/>
+                <w:i w:val="0"/>
+                <w:sz w:val="19"/>
+              </w:rPr>
+              <w:t>Target Triwulan</w:t>
+            </w:r>
+          </w:p>
+        </w:tc>
+        <w:tc>
+          <w:tcPr>
+            <w:tcW w:type="dxa" w:w="1440"/>
+            <w:shd w:val="clear" w:color="auto" w:fill="F2F2F2"/>
+          </w:tcPr>
+          <w:p>
+            <w:pPr>
+              <w:jc w:val="center"/>
+            </w:pPr>
+            <w:r/>
+            <w:r>
+              <w:rPr>
+                <w:b/>
+                <w:i w:val="0"/>
+                <w:sz w:val="19"/>
+              </w:rPr>
+              <w:t>Realisasi Triwulan</w:t>
+            </w:r>
+          </w:p>
+        </w:tc>
+        <w:tc>
+          <w:tcPr>
+            <w:tcW w:type="dxa" w:w="1440"/>
+            <w:shd w:val="clear" w:color="auto" w:fill="F2F2F2"/>
+          </w:tcPr>
+          <w:p>
+            <w:pPr>
+              <w:jc w:val="center"/>
+            </w:pPr>
+            <w:r/>
+            <w:r>
+              <w:rPr>
+                <w:b/>
+                <w:i w:val="0"/>
+                <w:sz w:val="19"/>
+              </w:rPr>
+              <w:t>Capaian Thd Target PK</w:t>
+            </w:r>
+          </w:p>
+        </w:tc>
+      </w:tr>
+      <w:tr>
+        <w:tc>
+          <w:tcPr>
+            <w:tcW w:type="dxa" w:w="1440"/>
+          </w:tcPr>
+          <w:p>
+            <w:pPr>
               <w:jc w:val="center"/>
             </w:pPr>
             <w:r/>
@@ -607,19 +2290,519 @@
               <w:rPr>
                 <w:b w:val="0"/>
                 <w:i w:val="0"/>
-                <w:sz w:val="19"/>
               </w:rPr>
-              <w:t>…</w:t>
+              <w:t>1</w:t>
             </w:r>
           </w:p>
         </w:tc>
         <w:tc>
           <w:tcPr>
-            <w:tcW w:type="dxa" w:w="1134"/>
+            <w:tcW w:type="dxa" w:w="1440"/>
+          </w:tcPr>
+          <w:p>
+            <w:r/>
+            <w:r>
+              <w:rPr>
+                <w:b w:val="0"/>
+                <w:i w:val="0"/>
+                <w:sz w:val="19"/>
+              </w:rPr>
+              <w:t>1221 Persentase Publikasi/Laporan Statistik Sumber Daya Mineral dan Konstruksi Yang Berkualitas</w:t>
+            </w:r>
+          </w:p>
+        </w:tc>
+        <w:tc>
+          <w:tcPr>
+            <w:tcW w:type="dxa" w:w="1440"/>
+          </w:tcPr>
+          <w:p>
+            <w:r/>
+            <w:r>
+              <w:rPr>
+                <w:b w:val="0"/>
+                <w:i w:val="0"/>
+              </w:rPr>
+            </w:r>
+          </w:p>
+        </w:tc>
+        <w:tc>
+          <w:tcPr>
+            <w:tcW w:type="dxa" w:w="1440"/>
+          </w:tcPr>
+          <w:p>
+            <w:r/>
+            <w:r>
+              <w:rPr>
+                <w:b w:val="0"/>
+                <w:i w:val="0"/>
+              </w:rPr>
+            </w:r>
+          </w:p>
+        </w:tc>
+        <w:tc>
+          <w:tcPr>
+            <w:tcW w:type="dxa" w:w="1440"/>
+          </w:tcPr>
+          <w:p>
+            <w:r/>
+            <w:r>
+              <w:rPr>
+                <w:b w:val="0"/>
+                <w:i w:val="0"/>
+              </w:rPr>
+            </w:r>
+          </w:p>
+        </w:tc>
+        <w:tc>
+          <w:tcPr>
+            <w:tcW w:type="dxa" w:w="1440"/>
+          </w:tcPr>
+          <w:p>
+            <w:r/>
+            <w:r>
+              <w:rPr>
+                <w:b w:val="0"/>
+                <w:i w:val="0"/>
+              </w:rPr>
+            </w:r>
+          </w:p>
+        </w:tc>
+      </w:tr>
+    </w:tbl>
+    <w:p>
+      <w:r>
+        <w:rPr>
+          <w:b/>
+          <w:i/>
+          <w:color w:val="1F4E79"/>
+          <w:sz w:val="19"/>
+        </w:rPr>
+        <w:t>↳ Diisi di aplikasi: Sasaran &amp; Indikator Kinerja di halaman Master IKU; Target/Realisasi di Verifikasi Capaian.</w:t>
+      </w:r>
+    </w:p>
+    <w:tbl>
+      <w:tblPr>
+        <w:tblStyle w:val="TableGrid"/>
+        <w:tblW w:type="auto" w:w="0"/>
+        <w:tblLook w:firstColumn="1" w:firstRow="1" w:lastColumn="0" w:lastRow="0" w:noHBand="0" w:noVBand="1" w:val="04A0"/>
+      </w:tblPr>
+      <w:tblGrid>
+        <w:gridCol w:w="8640"/>
+      </w:tblGrid>
+      <w:tr>
+        <w:tc>
+          <w:tcPr>
+            <w:tcW w:type="dxa" w:w="8640"/>
+            <w:shd w:val="clear" w:color="auto" w:fill="D9D9D9"/>
           </w:tcPr>
           <w:p>
             <w:pPr>
-              <w:spacing w:before="20" w:after="20"/>
+              <w:jc w:val="center"/>
+            </w:pPr>
+            <w:r/>
+            <w:r>
+              <w:rPr>
+                <w:b/>
+                <w:i w:val="0"/>
+              </w:rPr>
+              <w:t>Analisis Capaian Kinerja</w:t>
+            </w:r>
+          </w:p>
+        </w:tc>
+      </w:tr>
+      <w:tr>
+        <w:tc>
+          <w:tcPr>
+            <w:tcW w:type="dxa" w:w="8640"/>
+          </w:tcPr>
+          <w:p>
+            <w:r/>
+            <w:r>
+              <w:rPr>
+                <w:b w:val="0"/>
+                <w:i w:val="0"/>
+              </w:rPr>
+            </w:r>
+          </w:p>
+        </w:tc>
+      </w:tr>
+    </w:tbl>
+    <w:p>
+      <w:r>
+        <w:rPr>
+          <w:b/>
+          <w:i/>
+          <w:color w:val="1F4E79"/>
+          <w:sz w:val="19"/>
+        </w:rPr>
+        <w:t>↳ Diisi di aplikasi: kolom "Analisis Capaian Kinerja" pada Verifikasi Capaian -- boleh beberapa paragraf/daftar bernomor.</w:t>
+      </w:r>
+    </w:p>
+    <w:p>
+      <w:r>
+        <w:rPr>
+          <w:i/>
+          <w:color w:val="C00000"/>
+          <w:sz w:val="18"/>
+        </w:rPr>
+        <w:t>Realisasi Volume RO dan Progress Pelaksanaan Kegiatan sampai dengan Triwulan Berjalan (HANYA tercetak otomatis bila realisasi IKU ini pada triwulan berjalan masih kosong):</w:t>
+      </w:r>
+    </w:p>
+    <w:p>
+      <w:r>
+        <w:rPr>
+          <w:b/>
+          <w:i/>
+          <w:color w:val="1F4E79"/>
+          <w:sz w:val="19"/>
+        </w:rPr>
+        <w:t>↳ Diisi di aplikasi: kolom Volume RO / Progres Pelaksanaan pada Isian Kegiatan.</w:t>
+      </w:r>
+    </w:p>
+    <w:p>
+      <w:r>
+        <w:rPr>
+          <w:b/>
+          <w:sz w:val="21"/>
+        </w:rPr>
+        <w:t>Kendala :</w:t>
+      </w:r>
+    </w:p>
+    <w:p>
+      <w:pPr>
+        <w:pStyle w:val="ListNumber"/>
+      </w:pPr>
+      <w:r/>
+    </w:p>
+    <w:p>
+      <w:r>
+        <w:rPr>
+          <w:b/>
+          <w:i/>
+          <w:color w:val="1F4E79"/>
+          <w:sz w:val="19"/>
+        </w:rPr>
+        <w:t>↳ Diisi di aplikasi: satu baris = satu catatan "Kendala" pada Verifikasi Capaian (boleh lebih dari satu per indikator).</w:t>
+      </w:r>
+    </w:p>
+    <w:p>
+      <w:r>
+        <w:rPr>
+          <w:b/>
+          <w:sz w:val="21"/>
+        </w:rPr>
+        <w:t>Solusi :</w:t>
+      </w:r>
+    </w:p>
+    <w:p>
+      <w:pPr>
+        <w:pStyle w:val="ListNumber"/>
+      </w:pPr>
+      <w:r/>
+    </w:p>
+    <w:p>
+      <w:r>
+        <w:rPr>
+          <w:b/>
+          <w:i/>
+          <w:color w:val="1F4E79"/>
+          <w:sz w:val="19"/>
+        </w:rPr>
+        <w:t>↳ Diisi di aplikasi: "Solusi" berpasangan dengan Kendala di atas, pada Verifikasi Capaian.</w:t>
+      </w:r>
+    </w:p>
+    <w:tbl>
+      <w:tblPr>
+        <w:tblStyle w:val="TableGrid"/>
+        <w:tblW w:type="auto" w:w="0"/>
+        <w:tblLook w:firstColumn="1" w:firstRow="1" w:lastColumn="0" w:lastRow="0" w:noHBand="0" w:noVBand="1" w:val="04A0"/>
+      </w:tblPr>
+      <w:tblGrid>
+        <w:gridCol w:w="4320"/>
+        <w:gridCol w:w="4320"/>
+      </w:tblGrid>
+      <w:tr>
+        <w:tc>
+          <w:tcPr>
+            <w:tcW w:type="dxa" w:w="4320"/>
+          </w:tcPr>
+          <w:p>
+            <w:r/>
+            <w:r>
+              <w:rPr>
+                <w:b/>
+                <w:i w:val="0"/>
+              </w:rPr>
+              <w:t>Rencana Tindak Lanjut (RTL)</w:t>
+            </w:r>
+          </w:p>
+        </w:tc>
+        <w:tc>
+          <w:tcPr>
+            <w:tcW w:type="dxa" w:w="4320"/>
+          </w:tcPr>
+          <w:p>
+            <w:r/>
+            <w:r>
+              <w:rPr>
+                <w:b w:val="0"/>
+                <w:i w:val="0"/>
+              </w:rPr>
+              <w:t>PIC Tindak Lanjut :</w:t>
+              <w:br/>
+              <w:br/>
+              <w:t>Batas Waktu Tindak Lanjut :</w:t>
+            </w:r>
+          </w:p>
+        </w:tc>
+      </w:tr>
+    </w:tbl>
+    <w:p>
+      <w:r>
+        <w:rPr>
+          <w:b/>
+          <w:i/>
+          <w:color w:val="1F4E79"/>
+          <w:sz w:val="19"/>
+        </w:rPr>
+        <w:t>↳ Diisi di aplikasi: halaman RTL Evaluasi -- PIC &amp; Batas Waktu dicetak sekali untuk seluruh daftar RTL indikator ini.</w:t>
+      </w:r>
+    </w:p>
+    <w:tbl>
+      <w:tblPr>
+        <w:tblStyle w:val="TableGrid"/>
+        <w:tblW w:type="auto" w:w="0"/>
+        <w:tblLook w:firstColumn="1" w:firstRow="1" w:lastColumn="0" w:lastRow="0" w:noHBand="0" w:noVBand="1" w:val="04A0"/>
+      </w:tblPr>
+      <w:tblGrid>
+        <w:gridCol w:w="8640"/>
+      </w:tblGrid>
+      <w:tr>
+        <w:tc>
+          <w:tcPr>
+            <w:tcW w:type="dxa" w:w="8640"/>
+            <w:shd w:val="clear" w:color="auto" w:fill="D9D9D9"/>
+          </w:tcPr>
+          <w:p>
+            <w:pPr>
+              <w:jc w:val="center"/>
+            </w:pPr>
+            <w:r/>
+            <w:r>
+              <w:rPr>
+                <w:b/>
+                <w:i w:val="0"/>
+              </w:rPr>
+              <w:t>Dasar Hitung/Bukti Dukung/Lainnya</w:t>
+            </w:r>
+          </w:p>
+        </w:tc>
+      </w:tr>
+      <w:tr>
+        <w:tc>
+          <w:tcPr>
+            <w:tcW w:type="dxa" w:w="8640"/>
+          </w:tcPr>
+          <w:p>
+            <w:r/>
+            <w:r>
+              <w:rPr>
+                <w:b w:val="0"/>
+                <w:i w:val="0"/>
+                <w:sz w:val="19"/>
+              </w:rPr>
+              <w:t>Dasar Hitung dan Basis Data Realisasi IKU :</w:t>
+              <w:br/>
+              <w:t>(rumus, dimana:, rincian n= mencakup/N= mencakup ...)</w:t>
+              <w:br/>
+              <w:br/>
+              <w:t>Tautan Bukti Dukung Realisasi Target : (otomatis dari folder Drive IKU ini)</w:t>
+              <w:br/>
+              <w:t>Tautan Bukti Dukung Tindak Lanjut Triwulan Sebelumnya : (otomatis)</w:t>
+              <w:br/>
+              <w:t>RTL triwulan sebelumnya yang telah dilaksanakan : (otomatis, kosong di Triwulan I)</w:t>
+              <w:br/>
+              <w:br/>
+              <w:t>Penjelasan/pembahasan lainnya :</w:t>
+            </w:r>
+          </w:p>
+        </w:tc>
+      </w:tr>
+    </w:tbl>
+    <w:p>
+      <w:r>
+        <w:rPr>
+          <w:b/>
+          <w:i/>
+          <w:color w:val="1F4E79"/>
+          <w:sz w:val="19"/>
+        </w:rPr>
+        <w:t>↳ Diisi di aplikasi: "Dasar Hitung" pada Master IKU (boleh multi-baris); "Penjelasan/Pembahasan Lainnya" pada Verifikasi Capaian.</w:t>
+      </w:r>
+    </w:p>
+    <w:p/>
+    <w:tbl>
+      <w:tblPr>
+        <w:tblStyle w:val="TableGrid"/>
+        <w:tblW w:type="auto" w:w="0"/>
+        <w:tblLook w:firstColumn="1" w:firstRow="1" w:lastColumn="0" w:lastRow="0" w:noHBand="0" w:noVBand="1" w:val="04A0"/>
+      </w:tblPr>
+      <w:tblGrid>
+        <w:gridCol w:w="1440"/>
+        <w:gridCol w:w="1440"/>
+        <w:gridCol w:w="1440"/>
+        <w:gridCol w:w="1440"/>
+        <w:gridCol w:w="1440"/>
+        <w:gridCol w:w="1440"/>
+      </w:tblGrid>
+      <w:tr>
+        <w:tc>
+          <w:tcPr>
+            <w:tcW w:type="dxa" w:w="8640"/>
+            <w:gridSpan w:val="6"/>
+            <w:shd w:val="clear" w:color="auto" w:fill="D9D9D9"/>
+          </w:tcPr>
+          <w:p>
+            <w:r/>
+            <w:r>
+              <w:rPr>
+                <w:b/>
+                <w:i w:val="0"/>
+              </w:rPr>
+              <w:t>Sasaran : Terwujudnya Penyediaan Data Dan Insight Statistik Industri Yang Berkualitas</w:t>
+            </w:r>
+          </w:p>
+        </w:tc>
+      </w:tr>
+      <w:tr>
+        <w:tc>
+          <w:tcPr>
+            <w:tcW w:type="dxa" w:w="1440"/>
+            <w:shd w:val="clear" w:color="auto" w:fill="F2F2F2"/>
+          </w:tcPr>
+          <w:p>
+            <w:pPr>
+              <w:jc w:val="center"/>
+            </w:pPr>
+            <w:r/>
+            <w:r>
+              <w:rPr>
+                <w:b/>
+                <w:i w:val="0"/>
+                <w:sz w:val="19"/>
+              </w:rPr>
+              <w:t>No.</w:t>
+            </w:r>
+          </w:p>
+        </w:tc>
+        <w:tc>
+          <w:tcPr>
+            <w:tcW w:type="dxa" w:w="1440"/>
+            <w:shd w:val="clear" w:color="auto" w:fill="F2F2F2"/>
+          </w:tcPr>
+          <w:p>
+            <w:pPr>
+              <w:jc w:val="center"/>
+            </w:pPr>
+            <w:r/>
+            <w:r>
+              <w:rPr>
+                <w:b/>
+                <w:i w:val="0"/>
+                <w:sz w:val="19"/>
+              </w:rPr>
+              <w:t>Indikator Kinerja</w:t>
+            </w:r>
+          </w:p>
+        </w:tc>
+        <w:tc>
+          <w:tcPr>
+            <w:tcW w:type="dxa" w:w="1440"/>
+            <w:shd w:val="clear" w:color="auto" w:fill="F2F2F2"/>
+          </w:tcPr>
+          <w:p>
+            <w:pPr>
+              <w:jc w:val="center"/>
+            </w:pPr>
+            <w:r/>
+            <w:r>
+              <w:rPr>
+                <w:b/>
+                <w:i w:val="0"/>
+                <w:sz w:val="19"/>
+              </w:rPr>
+              <w:t>Target PK</w:t>
+            </w:r>
+          </w:p>
+        </w:tc>
+        <w:tc>
+          <w:tcPr>
+            <w:tcW w:type="dxa" w:w="1440"/>
+            <w:shd w:val="clear" w:color="auto" w:fill="F2F2F2"/>
+          </w:tcPr>
+          <w:p>
+            <w:pPr>
+              <w:jc w:val="center"/>
+            </w:pPr>
+            <w:r/>
+            <w:r>
+              <w:rPr>
+                <w:b/>
+                <w:i w:val="0"/>
+                <w:sz w:val="19"/>
+              </w:rPr>
+              <w:t>Target Triwulan</w:t>
+            </w:r>
+          </w:p>
+        </w:tc>
+        <w:tc>
+          <w:tcPr>
+            <w:tcW w:type="dxa" w:w="1440"/>
+            <w:shd w:val="clear" w:color="auto" w:fill="F2F2F2"/>
+          </w:tcPr>
+          <w:p>
+            <w:pPr>
+              <w:jc w:val="center"/>
+            </w:pPr>
+            <w:r/>
+            <w:r>
+              <w:rPr>
+                <w:b/>
+                <w:i w:val="0"/>
+                <w:sz w:val="19"/>
+              </w:rPr>
+              <w:t>Realisasi Triwulan</w:t>
+            </w:r>
+          </w:p>
+        </w:tc>
+        <w:tc>
+          <w:tcPr>
+            <w:tcW w:type="dxa" w:w="1440"/>
+            <w:shd w:val="clear" w:color="auto" w:fill="F2F2F2"/>
+          </w:tcPr>
+          <w:p>
+            <w:pPr>
+              <w:jc w:val="center"/>
+            </w:pPr>
+            <w:r/>
+            <w:r>
+              <w:rPr>
+                <w:b/>
+                <w:i w:val="0"/>
+                <w:sz w:val="19"/>
+              </w:rPr>
+              <w:t>Capaian Thd Target PK</w:t>
+            </w:r>
+          </w:p>
+        </w:tc>
+      </w:tr>
+      <w:tr>
+        <w:tc>
+          <w:tcPr>
+            <w:tcW w:type="dxa" w:w="1440"/>
+          </w:tcPr>
+          <w:p>
+            <w:pPr>
               <w:jc w:val="center"/>
             </w:pPr>
             <w:r/>
@@ -627,19 +2810,519 @@
               <w:rPr>
                 <w:b w:val="0"/>
                 <w:i w:val="0"/>
-                <w:sz w:val="19"/>
               </w:rPr>
-              <w:t>…</w:t>
+              <w:t>1</w:t>
             </w:r>
           </w:p>
         </w:tc>
         <w:tc>
           <w:tcPr>
-            <w:tcW w:type="dxa" w:w="1304"/>
+            <w:tcW w:type="dxa" w:w="1440"/>
+          </w:tcPr>
+          <w:p>
+            <w:r/>
+            <w:r>
+              <w:rPr>
+                <w:b w:val="0"/>
+                <w:i w:val="0"/>
+                <w:sz w:val="19"/>
+              </w:rPr>
+              <w:t>1231 Persentase Publikasi/Laporan Statistik Industri Yang Berkualitas</w:t>
+            </w:r>
+          </w:p>
+        </w:tc>
+        <w:tc>
+          <w:tcPr>
+            <w:tcW w:type="dxa" w:w="1440"/>
+          </w:tcPr>
+          <w:p>
+            <w:r/>
+            <w:r>
+              <w:rPr>
+                <w:b w:val="0"/>
+                <w:i w:val="0"/>
+              </w:rPr>
+            </w:r>
+          </w:p>
+        </w:tc>
+        <w:tc>
+          <w:tcPr>
+            <w:tcW w:type="dxa" w:w="1440"/>
+          </w:tcPr>
+          <w:p>
+            <w:r/>
+            <w:r>
+              <w:rPr>
+                <w:b w:val="0"/>
+                <w:i w:val="0"/>
+              </w:rPr>
+            </w:r>
+          </w:p>
+        </w:tc>
+        <w:tc>
+          <w:tcPr>
+            <w:tcW w:type="dxa" w:w="1440"/>
+          </w:tcPr>
+          <w:p>
+            <w:r/>
+            <w:r>
+              <w:rPr>
+                <w:b w:val="0"/>
+                <w:i w:val="0"/>
+              </w:rPr>
+            </w:r>
+          </w:p>
+        </w:tc>
+        <w:tc>
+          <w:tcPr>
+            <w:tcW w:type="dxa" w:w="1440"/>
+          </w:tcPr>
+          <w:p>
+            <w:r/>
+            <w:r>
+              <w:rPr>
+                <w:b w:val="0"/>
+                <w:i w:val="0"/>
+              </w:rPr>
+            </w:r>
+          </w:p>
+        </w:tc>
+      </w:tr>
+    </w:tbl>
+    <w:p>
+      <w:r>
+        <w:rPr>
+          <w:b/>
+          <w:i/>
+          <w:color w:val="1F4E79"/>
+          <w:sz w:val="19"/>
+        </w:rPr>
+        <w:t>↳ Diisi di aplikasi: Sasaran &amp; Indikator Kinerja di halaman Master IKU; Target/Realisasi di Verifikasi Capaian.</w:t>
+      </w:r>
+    </w:p>
+    <w:tbl>
+      <w:tblPr>
+        <w:tblStyle w:val="TableGrid"/>
+        <w:tblW w:type="auto" w:w="0"/>
+        <w:tblLook w:firstColumn="1" w:firstRow="1" w:lastColumn="0" w:lastRow="0" w:noHBand="0" w:noVBand="1" w:val="04A0"/>
+      </w:tblPr>
+      <w:tblGrid>
+        <w:gridCol w:w="8640"/>
+      </w:tblGrid>
+      <w:tr>
+        <w:tc>
+          <w:tcPr>
+            <w:tcW w:type="dxa" w:w="8640"/>
+            <w:shd w:val="clear" w:color="auto" w:fill="D9D9D9"/>
           </w:tcPr>
           <w:p>
             <w:pPr>
-              <w:spacing w:before="20" w:after="20"/>
+              <w:jc w:val="center"/>
+            </w:pPr>
+            <w:r/>
+            <w:r>
+              <w:rPr>
+                <w:b/>
+                <w:i w:val="0"/>
+              </w:rPr>
+              <w:t>Analisis Capaian Kinerja</w:t>
+            </w:r>
+          </w:p>
+        </w:tc>
+      </w:tr>
+      <w:tr>
+        <w:tc>
+          <w:tcPr>
+            <w:tcW w:type="dxa" w:w="8640"/>
+          </w:tcPr>
+          <w:p>
+            <w:r/>
+            <w:r>
+              <w:rPr>
+                <w:b w:val="0"/>
+                <w:i w:val="0"/>
+              </w:rPr>
+            </w:r>
+          </w:p>
+        </w:tc>
+      </w:tr>
+    </w:tbl>
+    <w:p>
+      <w:r>
+        <w:rPr>
+          <w:b/>
+          <w:i/>
+          <w:color w:val="1F4E79"/>
+          <w:sz w:val="19"/>
+        </w:rPr>
+        <w:t>↳ Diisi di aplikasi: kolom "Analisis Capaian Kinerja" pada Verifikasi Capaian -- boleh beberapa paragraf/daftar bernomor.</w:t>
+      </w:r>
+    </w:p>
+    <w:p>
+      <w:r>
+        <w:rPr>
+          <w:i/>
+          <w:color w:val="C00000"/>
+          <w:sz w:val="18"/>
+        </w:rPr>
+        <w:t>Realisasi Volume RO dan Progress Pelaksanaan Kegiatan sampai dengan Triwulan Berjalan (HANYA tercetak otomatis bila realisasi IKU ini pada triwulan berjalan masih kosong):</w:t>
+      </w:r>
+    </w:p>
+    <w:p>
+      <w:r>
+        <w:rPr>
+          <w:b/>
+          <w:i/>
+          <w:color w:val="1F4E79"/>
+          <w:sz w:val="19"/>
+        </w:rPr>
+        <w:t>↳ Diisi di aplikasi: kolom Volume RO / Progres Pelaksanaan pada Isian Kegiatan.</w:t>
+      </w:r>
+    </w:p>
+    <w:p>
+      <w:r>
+        <w:rPr>
+          <w:b/>
+          <w:sz w:val="21"/>
+        </w:rPr>
+        <w:t>Kendala :</w:t>
+      </w:r>
+    </w:p>
+    <w:p>
+      <w:pPr>
+        <w:pStyle w:val="ListNumber"/>
+      </w:pPr>
+      <w:r/>
+    </w:p>
+    <w:p>
+      <w:r>
+        <w:rPr>
+          <w:b/>
+          <w:i/>
+          <w:color w:val="1F4E79"/>
+          <w:sz w:val="19"/>
+        </w:rPr>
+        <w:t>↳ Diisi di aplikasi: satu baris = satu catatan "Kendala" pada Verifikasi Capaian (boleh lebih dari satu per indikator).</w:t>
+      </w:r>
+    </w:p>
+    <w:p>
+      <w:r>
+        <w:rPr>
+          <w:b/>
+          <w:sz w:val="21"/>
+        </w:rPr>
+        <w:t>Solusi :</w:t>
+      </w:r>
+    </w:p>
+    <w:p>
+      <w:pPr>
+        <w:pStyle w:val="ListNumber"/>
+      </w:pPr>
+      <w:r/>
+    </w:p>
+    <w:p>
+      <w:r>
+        <w:rPr>
+          <w:b/>
+          <w:i/>
+          <w:color w:val="1F4E79"/>
+          <w:sz w:val="19"/>
+        </w:rPr>
+        <w:t>↳ Diisi di aplikasi: "Solusi" berpasangan dengan Kendala di atas, pada Verifikasi Capaian.</w:t>
+      </w:r>
+    </w:p>
+    <w:tbl>
+      <w:tblPr>
+        <w:tblStyle w:val="TableGrid"/>
+        <w:tblW w:type="auto" w:w="0"/>
+        <w:tblLook w:firstColumn="1" w:firstRow="1" w:lastColumn="0" w:lastRow="0" w:noHBand="0" w:noVBand="1" w:val="04A0"/>
+      </w:tblPr>
+      <w:tblGrid>
+        <w:gridCol w:w="4320"/>
+        <w:gridCol w:w="4320"/>
+      </w:tblGrid>
+      <w:tr>
+        <w:tc>
+          <w:tcPr>
+            <w:tcW w:type="dxa" w:w="4320"/>
+          </w:tcPr>
+          <w:p>
+            <w:r/>
+            <w:r>
+              <w:rPr>
+                <w:b/>
+                <w:i w:val="0"/>
+              </w:rPr>
+              <w:t>Rencana Tindak Lanjut (RTL)</w:t>
+            </w:r>
+          </w:p>
+        </w:tc>
+        <w:tc>
+          <w:tcPr>
+            <w:tcW w:type="dxa" w:w="4320"/>
+          </w:tcPr>
+          <w:p>
+            <w:r/>
+            <w:r>
+              <w:rPr>
+                <w:b w:val="0"/>
+                <w:i w:val="0"/>
+              </w:rPr>
+              <w:t>PIC Tindak Lanjut :</w:t>
+              <w:br/>
+              <w:br/>
+              <w:t>Batas Waktu Tindak Lanjut :</w:t>
+            </w:r>
+          </w:p>
+        </w:tc>
+      </w:tr>
+    </w:tbl>
+    <w:p>
+      <w:r>
+        <w:rPr>
+          <w:b/>
+          <w:i/>
+          <w:color w:val="1F4E79"/>
+          <w:sz w:val="19"/>
+        </w:rPr>
+        <w:t>↳ Diisi di aplikasi: halaman RTL Evaluasi -- PIC &amp; Batas Waktu dicetak sekali untuk seluruh daftar RTL indikator ini.</w:t>
+      </w:r>
+    </w:p>
+    <w:tbl>
+      <w:tblPr>
+        <w:tblStyle w:val="TableGrid"/>
+        <w:tblW w:type="auto" w:w="0"/>
+        <w:tblLook w:firstColumn="1" w:firstRow="1" w:lastColumn="0" w:lastRow="0" w:noHBand="0" w:noVBand="1" w:val="04A0"/>
+      </w:tblPr>
+      <w:tblGrid>
+        <w:gridCol w:w="8640"/>
+      </w:tblGrid>
+      <w:tr>
+        <w:tc>
+          <w:tcPr>
+            <w:tcW w:type="dxa" w:w="8640"/>
+            <w:shd w:val="clear" w:color="auto" w:fill="D9D9D9"/>
+          </w:tcPr>
+          <w:p>
+            <w:pPr>
+              <w:jc w:val="center"/>
+            </w:pPr>
+            <w:r/>
+            <w:r>
+              <w:rPr>
+                <w:b/>
+                <w:i w:val="0"/>
+              </w:rPr>
+              <w:t>Dasar Hitung/Bukti Dukung/Lainnya</w:t>
+            </w:r>
+          </w:p>
+        </w:tc>
+      </w:tr>
+      <w:tr>
+        <w:tc>
+          <w:tcPr>
+            <w:tcW w:type="dxa" w:w="8640"/>
+          </w:tcPr>
+          <w:p>
+            <w:r/>
+            <w:r>
+              <w:rPr>
+                <w:b w:val="0"/>
+                <w:i w:val="0"/>
+                <w:sz w:val="19"/>
+              </w:rPr>
+              <w:t>Dasar Hitung dan Basis Data Realisasi IKU :</w:t>
+              <w:br/>
+              <w:t>(rumus, dimana:, rincian n= mencakup/N= mencakup ...)</w:t>
+              <w:br/>
+              <w:br/>
+              <w:t>Tautan Bukti Dukung Realisasi Target : (otomatis dari folder Drive IKU ini)</w:t>
+              <w:br/>
+              <w:t>Tautan Bukti Dukung Tindak Lanjut Triwulan Sebelumnya : (otomatis)</w:t>
+              <w:br/>
+              <w:t>RTL triwulan sebelumnya yang telah dilaksanakan : (otomatis, kosong di Triwulan I)</w:t>
+              <w:br/>
+              <w:br/>
+              <w:t>Penjelasan/pembahasan lainnya :</w:t>
+            </w:r>
+          </w:p>
+        </w:tc>
+      </w:tr>
+    </w:tbl>
+    <w:p>
+      <w:r>
+        <w:rPr>
+          <w:b/>
+          <w:i/>
+          <w:color w:val="1F4E79"/>
+          <w:sz w:val="19"/>
+        </w:rPr>
+        <w:t>↳ Diisi di aplikasi: "Dasar Hitung" pada Master IKU (boleh multi-baris); "Penjelasan/Pembahasan Lainnya" pada Verifikasi Capaian.</w:t>
+      </w:r>
+    </w:p>
+    <w:p/>
+    <w:tbl>
+      <w:tblPr>
+        <w:tblStyle w:val="TableGrid"/>
+        <w:tblW w:type="auto" w:w="0"/>
+        <w:tblLook w:firstColumn="1" w:firstRow="1" w:lastColumn="0" w:lastRow="0" w:noHBand="0" w:noVBand="1" w:val="04A0"/>
+      </w:tblPr>
+      <w:tblGrid>
+        <w:gridCol w:w="1440"/>
+        <w:gridCol w:w="1440"/>
+        <w:gridCol w:w="1440"/>
+        <w:gridCol w:w="1440"/>
+        <w:gridCol w:w="1440"/>
+        <w:gridCol w:w="1440"/>
+      </w:tblGrid>
+      <w:tr>
+        <w:tc>
+          <w:tcPr>
+            <w:tcW w:type="dxa" w:w="8640"/>
+            <w:gridSpan w:val="6"/>
+            <w:shd w:val="clear" w:color="auto" w:fill="D9D9D9"/>
+          </w:tcPr>
+          <w:p>
+            <w:r/>
+            <w:r>
+              <w:rPr>
+                <w:b/>
+                <w:i w:val="0"/>
+              </w:rPr>
+              <w:t>Sasaran : Terwujudnya Penyediaan Data Dan Insight Statistik Distribusi Yang Berkualitas</w:t>
+            </w:r>
+          </w:p>
+        </w:tc>
+      </w:tr>
+      <w:tr>
+        <w:tc>
+          <w:tcPr>
+            <w:tcW w:type="dxa" w:w="1440"/>
+            <w:shd w:val="clear" w:color="auto" w:fill="F2F2F2"/>
+          </w:tcPr>
+          <w:p>
+            <w:pPr>
+              <w:jc w:val="center"/>
+            </w:pPr>
+            <w:r/>
+            <w:r>
+              <w:rPr>
+                <w:b/>
+                <w:i w:val="0"/>
+                <w:sz w:val="19"/>
+              </w:rPr>
+              <w:t>No.</w:t>
+            </w:r>
+          </w:p>
+        </w:tc>
+        <w:tc>
+          <w:tcPr>
+            <w:tcW w:type="dxa" w:w="1440"/>
+            <w:shd w:val="clear" w:color="auto" w:fill="F2F2F2"/>
+          </w:tcPr>
+          <w:p>
+            <w:pPr>
+              <w:jc w:val="center"/>
+            </w:pPr>
+            <w:r/>
+            <w:r>
+              <w:rPr>
+                <w:b/>
+                <w:i w:val="0"/>
+                <w:sz w:val="19"/>
+              </w:rPr>
+              <w:t>Indikator Kinerja</w:t>
+            </w:r>
+          </w:p>
+        </w:tc>
+        <w:tc>
+          <w:tcPr>
+            <w:tcW w:type="dxa" w:w="1440"/>
+            <w:shd w:val="clear" w:color="auto" w:fill="F2F2F2"/>
+          </w:tcPr>
+          <w:p>
+            <w:pPr>
+              <w:jc w:val="center"/>
+            </w:pPr>
+            <w:r/>
+            <w:r>
+              <w:rPr>
+                <w:b/>
+                <w:i w:val="0"/>
+                <w:sz w:val="19"/>
+              </w:rPr>
+              <w:t>Target PK</w:t>
+            </w:r>
+          </w:p>
+        </w:tc>
+        <w:tc>
+          <w:tcPr>
+            <w:tcW w:type="dxa" w:w="1440"/>
+            <w:shd w:val="clear" w:color="auto" w:fill="F2F2F2"/>
+          </w:tcPr>
+          <w:p>
+            <w:pPr>
+              <w:jc w:val="center"/>
+            </w:pPr>
+            <w:r/>
+            <w:r>
+              <w:rPr>
+                <w:b/>
+                <w:i w:val="0"/>
+                <w:sz w:val="19"/>
+              </w:rPr>
+              <w:t>Target Triwulan</w:t>
+            </w:r>
+          </w:p>
+        </w:tc>
+        <w:tc>
+          <w:tcPr>
+            <w:tcW w:type="dxa" w:w="1440"/>
+            <w:shd w:val="clear" w:color="auto" w:fill="F2F2F2"/>
+          </w:tcPr>
+          <w:p>
+            <w:pPr>
+              <w:jc w:val="center"/>
+            </w:pPr>
+            <w:r/>
+            <w:r>
+              <w:rPr>
+                <w:b/>
+                <w:i w:val="0"/>
+                <w:sz w:val="19"/>
+              </w:rPr>
+              <w:t>Realisasi Triwulan</w:t>
+            </w:r>
+          </w:p>
+        </w:tc>
+        <w:tc>
+          <w:tcPr>
+            <w:tcW w:type="dxa" w:w="1440"/>
+            <w:shd w:val="clear" w:color="auto" w:fill="F2F2F2"/>
+          </w:tcPr>
+          <w:p>
+            <w:pPr>
+              <w:jc w:val="center"/>
+            </w:pPr>
+            <w:r/>
+            <w:r>
+              <w:rPr>
+                <w:b/>
+                <w:i w:val="0"/>
+                <w:sz w:val="19"/>
+              </w:rPr>
+              <w:t>Capaian Thd Target PK</w:t>
+            </w:r>
+          </w:p>
+        </w:tc>
+      </w:tr>
+      <w:tr>
+        <w:tc>
+          <w:tcPr>
+            <w:tcW w:type="dxa" w:w="1440"/>
+          </w:tcPr>
+          <w:p>
+            <w:pPr>
               <w:jc w:val="center"/>
             </w:pPr>
             <w:r/>
@@ -647,19 +3330,519 @@
               <w:rPr>
                 <w:b w:val="0"/>
                 <w:i w:val="0"/>
-                <w:sz w:val="19"/>
               </w:rPr>
-              <w:t>…</w:t>
+              <w:t>1</w:t>
             </w:r>
           </w:p>
         </w:tc>
         <w:tc>
           <w:tcPr>
-            <w:tcW w:type="dxa" w:w="1304"/>
+            <w:tcW w:type="dxa" w:w="1440"/>
+          </w:tcPr>
+          <w:p>
+            <w:r/>
+            <w:r>
+              <w:rPr>
+                <w:b w:val="0"/>
+                <w:i w:val="0"/>
+                <w:sz w:val="19"/>
+              </w:rPr>
+              <w:t>1311 Persentase Publikasi/Laporan Statistik Distribusi Yang Berkualitas</w:t>
+            </w:r>
+          </w:p>
+        </w:tc>
+        <w:tc>
+          <w:tcPr>
+            <w:tcW w:type="dxa" w:w="1440"/>
+          </w:tcPr>
+          <w:p>
+            <w:r/>
+            <w:r>
+              <w:rPr>
+                <w:b w:val="0"/>
+                <w:i w:val="0"/>
+              </w:rPr>
+            </w:r>
+          </w:p>
+        </w:tc>
+        <w:tc>
+          <w:tcPr>
+            <w:tcW w:type="dxa" w:w="1440"/>
+          </w:tcPr>
+          <w:p>
+            <w:r/>
+            <w:r>
+              <w:rPr>
+                <w:b w:val="0"/>
+                <w:i w:val="0"/>
+              </w:rPr>
+            </w:r>
+          </w:p>
+        </w:tc>
+        <w:tc>
+          <w:tcPr>
+            <w:tcW w:type="dxa" w:w="1440"/>
+          </w:tcPr>
+          <w:p>
+            <w:r/>
+            <w:r>
+              <w:rPr>
+                <w:b w:val="0"/>
+                <w:i w:val="0"/>
+              </w:rPr>
+            </w:r>
+          </w:p>
+        </w:tc>
+        <w:tc>
+          <w:tcPr>
+            <w:tcW w:type="dxa" w:w="1440"/>
+          </w:tcPr>
+          <w:p>
+            <w:r/>
+            <w:r>
+              <w:rPr>
+                <w:b w:val="0"/>
+                <w:i w:val="0"/>
+              </w:rPr>
+            </w:r>
+          </w:p>
+        </w:tc>
+      </w:tr>
+    </w:tbl>
+    <w:p>
+      <w:r>
+        <w:rPr>
+          <w:b/>
+          <w:i/>
+          <w:color w:val="1F4E79"/>
+          <w:sz w:val="19"/>
+        </w:rPr>
+        <w:t>↳ Diisi di aplikasi: Sasaran &amp; Indikator Kinerja di halaman Master IKU; Target/Realisasi di Verifikasi Capaian.</w:t>
+      </w:r>
+    </w:p>
+    <w:tbl>
+      <w:tblPr>
+        <w:tblStyle w:val="TableGrid"/>
+        <w:tblW w:type="auto" w:w="0"/>
+        <w:tblLook w:firstColumn="1" w:firstRow="1" w:lastColumn="0" w:lastRow="0" w:noHBand="0" w:noVBand="1" w:val="04A0"/>
+      </w:tblPr>
+      <w:tblGrid>
+        <w:gridCol w:w="8640"/>
+      </w:tblGrid>
+      <w:tr>
+        <w:tc>
+          <w:tcPr>
+            <w:tcW w:type="dxa" w:w="8640"/>
+            <w:shd w:val="clear" w:color="auto" w:fill="D9D9D9"/>
           </w:tcPr>
           <w:p>
             <w:pPr>
-              <w:spacing w:before="20" w:after="20"/>
+              <w:jc w:val="center"/>
+            </w:pPr>
+            <w:r/>
+            <w:r>
+              <w:rPr>
+                <w:b/>
+                <w:i w:val="0"/>
+              </w:rPr>
+              <w:t>Analisis Capaian Kinerja</w:t>
+            </w:r>
+          </w:p>
+        </w:tc>
+      </w:tr>
+      <w:tr>
+        <w:tc>
+          <w:tcPr>
+            <w:tcW w:type="dxa" w:w="8640"/>
+          </w:tcPr>
+          <w:p>
+            <w:r/>
+            <w:r>
+              <w:rPr>
+                <w:b w:val="0"/>
+                <w:i w:val="0"/>
+              </w:rPr>
+            </w:r>
+          </w:p>
+        </w:tc>
+      </w:tr>
+    </w:tbl>
+    <w:p>
+      <w:r>
+        <w:rPr>
+          <w:b/>
+          <w:i/>
+          <w:color w:val="1F4E79"/>
+          <w:sz w:val="19"/>
+        </w:rPr>
+        <w:t>↳ Diisi di aplikasi: kolom "Analisis Capaian Kinerja" pada Verifikasi Capaian -- boleh beberapa paragraf/daftar bernomor.</w:t>
+      </w:r>
+    </w:p>
+    <w:p>
+      <w:r>
+        <w:rPr>
+          <w:i/>
+          <w:color w:val="C00000"/>
+          <w:sz w:val="18"/>
+        </w:rPr>
+        <w:t>Realisasi Volume RO dan Progress Pelaksanaan Kegiatan sampai dengan Triwulan Berjalan (HANYA tercetak otomatis bila realisasi IKU ini pada triwulan berjalan masih kosong):</w:t>
+      </w:r>
+    </w:p>
+    <w:p>
+      <w:r>
+        <w:rPr>
+          <w:b/>
+          <w:i/>
+          <w:color w:val="1F4E79"/>
+          <w:sz w:val="19"/>
+        </w:rPr>
+        <w:t>↳ Diisi di aplikasi: kolom Volume RO / Progres Pelaksanaan pada Isian Kegiatan.</w:t>
+      </w:r>
+    </w:p>
+    <w:p>
+      <w:r>
+        <w:rPr>
+          <w:b/>
+          <w:sz w:val="21"/>
+        </w:rPr>
+        <w:t>Kendala :</w:t>
+      </w:r>
+    </w:p>
+    <w:p>
+      <w:pPr>
+        <w:pStyle w:val="ListNumber"/>
+      </w:pPr>
+      <w:r/>
+    </w:p>
+    <w:p>
+      <w:r>
+        <w:rPr>
+          <w:b/>
+          <w:i/>
+          <w:color w:val="1F4E79"/>
+          <w:sz w:val="19"/>
+        </w:rPr>
+        <w:t>↳ Diisi di aplikasi: satu baris = satu catatan "Kendala" pada Verifikasi Capaian (boleh lebih dari satu per indikator).</w:t>
+      </w:r>
+    </w:p>
+    <w:p>
+      <w:r>
+        <w:rPr>
+          <w:b/>
+          <w:sz w:val="21"/>
+        </w:rPr>
+        <w:t>Solusi :</w:t>
+      </w:r>
+    </w:p>
+    <w:p>
+      <w:pPr>
+        <w:pStyle w:val="ListNumber"/>
+      </w:pPr>
+      <w:r/>
+    </w:p>
+    <w:p>
+      <w:r>
+        <w:rPr>
+          <w:b/>
+          <w:i/>
+          <w:color w:val="1F4E79"/>
+          <w:sz w:val="19"/>
+        </w:rPr>
+        <w:t>↳ Diisi di aplikasi: "Solusi" berpasangan dengan Kendala di atas, pada Verifikasi Capaian.</w:t>
+      </w:r>
+    </w:p>
+    <w:tbl>
+      <w:tblPr>
+        <w:tblStyle w:val="TableGrid"/>
+        <w:tblW w:type="auto" w:w="0"/>
+        <w:tblLook w:firstColumn="1" w:firstRow="1" w:lastColumn="0" w:lastRow="0" w:noHBand="0" w:noVBand="1" w:val="04A0"/>
+      </w:tblPr>
+      <w:tblGrid>
+        <w:gridCol w:w="4320"/>
+        <w:gridCol w:w="4320"/>
+      </w:tblGrid>
+      <w:tr>
+        <w:tc>
+          <w:tcPr>
+            <w:tcW w:type="dxa" w:w="4320"/>
+          </w:tcPr>
+          <w:p>
+            <w:r/>
+            <w:r>
+              <w:rPr>
+                <w:b/>
+                <w:i w:val="0"/>
+              </w:rPr>
+              <w:t>Rencana Tindak Lanjut (RTL)</w:t>
+            </w:r>
+          </w:p>
+        </w:tc>
+        <w:tc>
+          <w:tcPr>
+            <w:tcW w:type="dxa" w:w="4320"/>
+          </w:tcPr>
+          <w:p>
+            <w:r/>
+            <w:r>
+              <w:rPr>
+                <w:b w:val="0"/>
+                <w:i w:val="0"/>
+              </w:rPr>
+              <w:t>PIC Tindak Lanjut :</w:t>
+              <w:br/>
+              <w:br/>
+              <w:t>Batas Waktu Tindak Lanjut :</w:t>
+            </w:r>
+          </w:p>
+        </w:tc>
+      </w:tr>
+    </w:tbl>
+    <w:p>
+      <w:r>
+        <w:rPr>
+          <w:b/>
+          <w:i/>
+          <w:color w:val="1F4E79"/>
+          <w:sz w:val="19"/>
+        </w:rPr>
+        <w:t>↳ Diisi di aplikasi: halaman RTL Evaluasi -- PIC &amp; Batas Waktu dicetak sekali untuk seluruh daftar RTL indikator ini.</w:t>
+      </w:r>
+    </w:p>
+    <w:tbl>
+      <w:tblPr>
+        <w:tblStyle w:val="TableGrid"/>
+        <w:tblW w:type="auto" w:w="0"/>
+        <w:tblLook w:firstColumn="1" w:firstRow="1" w:lastColumn="0" w:lastRow="0" w:noHBand="0" w:noVBand="1" w:val="04A0"/>
+      </w:tblPr>
+      <w:tblGrid>
+        <w:gridCol w:w="8640"/>
+      </w:tblGrid>
+      <w:tr>
+        <w:tc>
+          <w:tcPr>
+            <w:tcW w:type="dxa" w:w="8640"/>
+            <w:shd w:val="clear" w:color="auto" w:fill="D9D9D9"/>
+          </w:tcPr>
+          <w:p>
+            <w:pPr>
+              <w:jc w:val="center"/>
+            </w:pPr>
+            <w:r/>
+            <w:r>
+              <w:rPr>
+                <w:b/>
+                <w:i w:val="0"/>
+              </w:rPr>
+              <w:t>Dasar Hitung/Bukti Dukung/Lainnya</w:t>
+            </w:r>
+          </w:p>
+        </w:tc>
+      </w:tr>
+      <w:tr>
+        <w:tc>
+          <w:tcPr>
+            <w:tcW w:type="dxa" w:w="8640"/>
+          </w:tcPr>
+          <w:p>
+            <w:r/>
+            <w:r>
+              <w:rPr>
+                <w:b w:val="0"/>
+                <w:i w:val="0"/>
+                <w:sz w:val="19"/>
+              </w:rPr>
+              <w:t>Dasar Hitung dan Basis Data Realisasi IKU :</w:t>
+              <w:br/>
+              <w:t>(rumus, dimana:, rincian n= mencakup/N= mencakup ...)</w:t>
+              <w:br/>
+              <w:br/>
+              <w:t>Tautan Bukti Dukung Realisasi Target : (otomatis dari folder Drive IKU ini)</w:t>
+              <w:br/>
+              <w:t>Tautan Bukti Dukung Tindak Lanjut Triwulan Sebelumnya : (otomatis)</w:t>
+              <w:br/>
+              <w:t>RTL triwulan sebelumnya yang telah dilaksanakan : (otomatis, kosong di Triwulan I)</w:t>
+              <w:br/>
+              <w:br/>
+              <w:t>Penjelasan/pembahasan lainnya :</w:t>
+            </w:r>
+          </w:p>
+        </w:tc>
+      </w:tr>
+    </w:tbl>
+    <w:p>
+      <w:r>
+        <w:rPr>
+          <w:b/>
+          <w:i/>
+          <w:color w:val="1F4E79"/>
+          <w:sz w:val="19"/>
+        </w:rPr>
+        <w:t>↳ Diisi di aplikasi: "Dasar Hitung" pada Master IKU (boleh multi-baris); "Penjelasan/Pembahasan Lainnya" pada Verifikasi Capaian.</w:t>
+      </w:r>
+    </w:p>
+    <w:p/>
+    <w:tbl>
+      <w:tblPr>
+        <w:tblStyle w:val="TableGrid"/>
+        <w:tblW w:type="auto" w:w="0"/>
+        <w:tblLook w:firstColumn="1" w:firstRow="1" w:lastColumn="0" w:lastRow="0" w:noHBand="0" w:noVBand="1" w:val="04A0"/>
+      </w:tblPr>
+      <w:tblGrid>
+        <w:gridCol w:w="1440"/>
+        <w:gridCol w:w="1440"/>
+        <w:gridCol w:w="1440"/>
+        <w:gridCol w:w="1440"/>
+        <w:gridCol w:w="1440"/>
+        <w:gridCol w:w="1440"/>
+      </w:tblGrid>
+      <w:tr>
+        <w:tc>
+          <w:tcPr>
+            <w:tcW w:type="dxa" w:w="8640"/>
+            <w:gridSpan w:val="6"/>
+            <w:shd w:val="clear" w:color="auto" w:fill="D9D9D9"/>
+          </w:tcPr>
+          <w:p>
+            <w:r/>
+            <w:r>
+              <w:rPr>
+                <w:b/>
+                <w:i w:val="0"/>
+              </w:rPr>
+              <w:t>Sasaran : Terwujudnya Penyediaan Data Dan Insight Statistik Harga Yang Berkualitas</w:t>
+            </w:r>
+          </w:p>
+        </w:tc>
+      </w:tr>
+      <w:tr>
+        <w:tc>
+          <w:tcPr>
+            <w:tcW w:type="dxa" w:w="1440"/>
+            <w:shd w:val="clear" w:color="auto" w:fill="F2F2F2"/>
+          </w:tcPr>
+          <w:p>
+            <w:pPr>
+              <w:jc w:val="center"/>
+            </w:pPr>
+            <w:r/>
+            <w:r>
+              <w:rPr>
+                <w:b/>
+                <w:i w:val="0"/>
+                <w:sz w:val="19"/>
+              </w:rPr>
+              <w:t>No.</w:t>
+            </w:r>
+          </w:p>
+        </w:tc>
+        <w:tc>
+          <w:tcPr>
+            <w:tcW w:type="dxa" w:w="1440"/>
+            <w:shd w:val="clear" w:color="auto" w:fill="F2F2F2"/>
+          </w:tcPr>
+          <w:p>
+            <w:pPr>
+              <w:jc w:val="center"/>
+            </w:pPr>
+            <w:r/>
+            <w:r>
+              <w:rPr>
+                <w:b/>
+                <w:i w:val="0"/>
+                <w:sz w:val="19"/>
+              </w:rPr>
+              <w:t>Indikator Kinerja</w:t>
+            </w:r>
+          </w:p>
+        </w:tc>
+        <w:tc>
+          <w:tcPr>
+            <w:tcW w:type="dxa" w:w="1440"/>
+            <w:shd w:val="clear" w:color="auto" w:fill="F2F2F2"/>
+          </w:tcPr>
+          <w:p>
+            <w:pPr>
+              <w:jc w:val="center"/>
+            </w:pPr>
+            <w:r/>
+            <w:r>
+              <w:rPr>
+                <w:b/>
+                <w:i w:val="0"/>
+                <w:sz w:val="19"/>
+              </w:rPr>
+              <w:t>Target PK</w:t>
+            </w:r>
+          </w:p>
+        </w:tc>
+        <w:tc>
+          <w:tcPr>
+            <w:tcW w:type="dxa" w:w="1440"/>
+            <w:shd w:val="clear" w:color="auto" w:fill="F2F2F2"/>
+          </w:tcPr>
+          <w:p>
+            <w:pPr>
+              <w:jc w:val="center"/>
+            </w:pPr>
+            <w:r/>
+            <w:r>
+              <w:rPr>
+                <w:b/>
+                <w:i w:val="0"/>
+                <w:sz w:val="19"/>
+              </w:rPr>
+              <w:t>Target Triwulan</w:t>
+            </w:r>
+          </w:p>
+        </w:tc>
+        <w:tc>
+          <w:tcPr>
+            <w:tcW w:type="dxa" w:w="1440"/>
+            <w:shd w:val="clear" w:color="auto" w:fill="F2F2F2"/>
+          </w:tcPr>
+          <w:p>
+            <w:pPr>
+              <w:jc w:val="center"/>
+            </w:pPr>
+            <w:r/>
+            <w:r>
+              <w:rPr>
+                <w:b/>
+                <w:i w:val="0"/>
+                <w:sz w:val="19"/>
+              </w:rPr>
+              <w:t>Realisasi Triwulan</w:t>
+            </w:r>
+          </w:p>
+        </w:tc>
+        <w:tc>
+          <w:tcPr>
+            <w:tcW w:type="dxa" w:w="1440"/>
+            <w:shd w:val="clear" w:color="auto" w:fill="F2F2F2"/>
+          </w:tcPr>
+          <w:p>
+            <w:pPr>
+              <w:jc w:val="center"/>
+            </w:pPr>
+            <w:r/>
+            <w:r>
+              <w:rPr>
+                <w:b/>
+                <w:i w:val="0"/>
+                <w:sz w:val="19"/>
+              </w:rPr>
+              <w:t>Capaian Thd Target PK</w:t>
+            </w:r>
+          </w:p>
+        </w:tc>
+      </w:tr>
+      <w:tr>
+        <w:tc>
+          <w:tcPr>
+            <w:tcW w:type="dxa" w:w="1440"/>
+          </w:tcPr>
+          <w:p>
+            <w:pPr>
               <w:jc w:val="center"/>
             </w:pPr>
             <w:r/>
@@ -667,219 +3850,5070 @@
               <w:rPr>
                 <w:b w:val="0"/>
                 <w:i w:val="0"/>
+              </w:rPr>
+              <w:t>1</w:t>
+            </w:r>
+          </w:p>
+        </w:tc>
+        <w:tc>
+          <w:tcPr>
+            <w:tcW w:type="dxa" w:w="1440"/>
+          </w:tcPr>
+          <w:p>
+            <w:r/>
+            <w:r>
+              <w:rPr>
+                <w:b w:val="0"/>
+                <w:i w:val="0"/>
                 <w:sz w:val="19"/>
               </w:rPr>
-              <w:t>…</w:t>
+              <w:t>1331 Persentase Publikasi/Laporan Statistik Harga Yang Berkualitas</w:t>
+            </w:r>
+          </w:p>
+        </w:tc>
+        <w:tc>
+          <w:tcPr>
+            <w:tcW w:type="dxa" w:w="1440"/>
+          </w:tcPr>
+          <w:p>
+            <w:r/>
+            <w:r>
+              <w:rPr>
+                <w:b w:val="0"/>
+                <w:i w:val="0"/>
+              </w:rPr>
+            </w:r>
+          </w:p>
+        </w:tc>
+        <w:tc>
+          <w:tcPr>
+            <w:tcW w:type="dxa" w:w="1440"/>
+          </w:tcPr>
+          <w:p>
+            <w:r/>
+            <w:r>
+              <w:rPr>
+                <w:b w:val="0"/>
+                <w:i w:val="0"/>
+              </w:rPr>
+            </w:r>
+          </w:p>
+        </w:tc>
+        <w:tc>
+          <w:tcPr>
+            <w:tcW w:type="dxa" w:w="1440"/>
+          </w:tcPr>
+          <w:p>
+            <w:r/>
+            <w:r>
+              <w:rPr>
+                <w:b w:val="0"/>
+                <w:i w:val="0"/>
+              </w:rPr>
+            </w:r>
+          </w:p>
+        </w:tc>
+        <w:tc>
+          <w:tcPr>
+            <w:tcW w:type="dxa" w:w="1440"/>
+          </w:tcPr>
+          <w:p>
+            <w:r/>
+            <w:r>
+              <w:rPr>
+                <w:b w:val="0"/>
+                <w:i w:val="0"/>
+              </w:rPr>
             </w:r>
           </w:p>
         </w:tc>
       </w:tr>
     </w:tbl>
     <w:p>
-      <w:pPr>
-        <w:spacing w:before="200" w:after="40" w:line="276" w:lineRule="auto"/>
-      </w:pPr>
       <w:r>
         <w:rPr>
           <w:b/>
-          <w:i w:val="0"/>
-          <w:sz w:val="20"/>
+          <w:i/>
+          <w:color w:val="1F4E79"/>
+          <w:sz w:val="19"/>
         </w:rPr>
-        <w:t>Untuk setiap IKU, sistem menyusun blok berikut secara otomatis:</w:t>
+        <w:t>↳ Diisi di aplikasi: Sasaran &amp; Indikator Kinerja di halaman Master IKU; Target/Realisasi di Verifikasi Capaian.</w:t>
+      </w:r>
+    </w:p>
+    <w:tbl>
+      <w:tblPr>
+        <w:tblStyle w:val="TableGrid"/>
+        <w:tblW w:type="auto" w:w="0"/>
+        <w:tblLook w:firstColumn="1" w:firstRow="1" w:lastColumn="0" w:lastRow="0" w:noHBand="0" w:noVBand="1" w:val="04A0"/>
+      </w:tblPr>
+      <w:tblGrid>
+        <w:gridCol w:w="8640"/>
+      </w:tblGrid>
+      <w:tr>
+        <w:tc>
+          <w:tcPr>
+            <w:tcW w:type="dxa" w:w="8640"/>
+            <w:shd w:val="clear" w:color="auto" w:fill="D9D9D9"/>
+          </w:tcPr>
+          <w:p>
+            <w:pPr>
+              <w:jc w:val="center"/>
+            </w:pPr>
+            <w:r/>
+            <w:r>
+              <w:rPr>
+                <w:b/>
+                <w:i w:val="0"/>
+              </w:rPr>
+              <w:t>Analisis Capaian Kinerja</w:t>
+            </w:r>
+          </w:p>
+        </w:tc>
+      </w:tr>
+      <w:tr>
+        <w:tc>
+          <w:tcPr>
+            <w:tcW w:type="dxa" w:w="8640"/>
+          </w:tcPr>
+          <w:p>
+            <w:r/>
+            <w:r>
+              <w:rPr>
+                <w:b w:val="0"/>
+                <w:i w:val="0"/>
+              </w:rPr>
+            </w:r>
+          </w:p>
+        </w:tc>
+      </w:tr>
+    </w:tbl>
+    <w:p>
+      <w:r>
+        <w:rPr>
+          <w:b/>
+          <w:i/>
+          <w:color w:val="1F4E79"/>
+          <w:sz w:val="19"/>
+        </w:rPr>
+        <w:t>↳ Diisi di aplikasi: kolom "Analisis Capaian Kinerja" pada Verifikasi Capaian -- boleh beberapa paragraf/daftar bernomor.</w:t>
+      </w:r>
+    </w:p>
+    <w:p>
+      <w:r>
+        <w:rPr>
+          <w:i/>
+          <w:color w:val="C00000"/>
+          <w:sz w:val="18"/>
+        </w:rPr>
+        <w:t>Realisasi Volume RO dan Progress Pelaksanaan Kegiatan sampai dengan Triwulan Berjalan (HANYA tercetak otomatis bila realisasi IKU ini pada triwulan berjalan masih kosong):</w:t>
+      </w:r>
+    </w:p>
+    <w:p>
+      <w:r>
+        <w:rPr>
+          <w:b/>
+          <w:i/>
+          <w:color w:val="1F4E79"/>
+          <w:sz w:val="19"/>
+        </w:rPr>
+        <w:t>↳ Diisi di aplikasi: kolom Volume RO / Progres Pelaksanaan pada Isian Kegiatan.</w:t>
+      </w:r>
+    </w:p>
+    <w:p>
+      <w:r>
+        <w:rPr>
+          <w:b/>
+          <w:sz w:val="21"/>
+        </w:rPr>
+        <w:t>Kendala :</w:t>
       </w:r>
     </w:p>
     <w:p>
       <w:pPr>
-        <w:spacing w:before="40" w:after="40"/>
+        <w:pStyle w:val="ListNumber"/>
       </w:pPr>
+      <w:r/>
+    </w:p>
+    <w:p>
       <w:r>
         <w:rPr>
           <w:b/>
-          <w:sz w:val="20"/>
+          <w:i/>
+          <w:color w:val="1F4E79"/>
+          <w:sz w:val="19"/>
         </w:rPr>
-        <w:t xml:space="preserve">Analisis Capaian Kinerja: </w:t>
+        <w:t>↳ Diisi di aplikasi: satu baris = satu catatan "Kendala" pada Verifikasi Capaian (boleh lebih dari satu per indikator).</w:t>
       </w:r>
+    </w:p>
+    <w:p>
       <w:r>
         <w:rPr>
-          <w:i/>
-          <w:color w:val="1D4E89"/>
-          <w:sz w:val="20"/>
+          <w:b/>
+          <w:sz w:val="21"/>
         </w:rPr>
-        <w:t>{{analisis_capaian}}</w:t>
+        <w:t>Solusi :</w:t>
       </w:r>
     </w:p>
     <w:p>
       <w:pPr>
-        <w:spacing w:before="40" w:after="40"/>
+        <w:pStyle w:val="ListNumber"/>
       </w:pPr>
+      <w:r/>
+    </w:p>
+    <w:p>
       <w:r>
         <w:rPr>
           <w:b/>
-          <w:sz w:val="20"/>
+          <w:i/>
+          <w:color w:val="1F4E79"/>
+          <w:sz w:val="19"/>
         </w:rPr>
-        <w:t xml:space="preserve">Kendala &amp; Solusi (kumulatif TW1..TW berjalan): </w:t>
+        <w:t>↳ Diisi di aplikasi: "Solusi" berpasangan dengan Kendala di atas, pada Verifikasi Capaian.</w:t>
       </w:r>
+    </w:p>
+    <w:tbl>
+      <w:tblPr>
+        <w:tblStyle w:val="TableGrid"/>
+        <w:tblW w:type="auto" w:w="0"/>
+        <w:tblLook w:firstColumn="1" w:firstRow="1" w:lastColumn="0" w:lastRow="0" w:noHBand="0" w:noVBand="1" w:val="04A0"/>
+      </w:tblPr>
+      <w:tblGrid>
+        <w:gridCol w:w="4320"/>
+        <w:gridCol w:w="4320"/>
+      </w:tblGrid>
+      <w:tr>
+        <w:tc>
+          <w:tcPr>
+            <w:tcW w:type="dxa" w:w="4320"/>
+          </w:tcPr>
+          <w:p>
+            <w:r/>
+            <w:r>
+              <w:rPr>
+                <w:b/>
+                <w:i w:val="0"/>
+              </w:rPr>
+              <w:t>Rencana Tindak Lanjut (RTL)</w:t>
+            </w:r>
+          </w:p>
+        </w:tc>
+        <w:tc>
+          <w:tcPr>
+            <w:tcW w:type="dxa" w:w="4320"/>
+          </w:tcPr>
+          <w:p>
+            <w:r/>
+            <w:r>
+              <w:rPr>
+                <w:b w:val="0"/>
+                <w:i w:val="0"/>
+              </w:rPr>
+              <w:t>PIC Tindak Lanjut :</w:t>
+              <w:br/>
+              <w:br/>
+              <w:t>Batas Waktu Tindak Lanjut :</w:t>
+            </w:r>
+          </w:p>
+        </w:tc>
+      </w:tr>
+    </w:tbl>
+    <w:p>
+      <w:r>
+        <w:rPr>
+          <w:b/>
+          <w:i/>
+          <w:color w:val="1F4E79"/>
+          <w:sz w:val="19"/>
+        </w:rPr>
+        <w:t>↳ Diisi di aplikasi: halaman RTL Evaluasi -- PIC &amp; Batas Waktu dicetak sekali untuk seluruh daftar RTL indikator ini.</w:t>
+      </w:r>
+    </w:p>
+    <w:tbl>
+      <w:tblPr>
+        <w:tblStyle w:val="TableGrid"/>
+        <w:tblW w:type="auto" w:w="0"/>
+        <w:tblLook w:firstColumn="1" w:firstRow="1" w:lastColumn="0" w:lastRow="0" w:noHBand="0" w:noVBand="1" w:val="04A0"/>
+      </w:tblPr>
+      <w:tblGrid>
+        <w:gridCol w:w="8640"/>
+      </w:tblGrid>
+      <w:tr>
+        <w:tc>
+          <w:tcPr>
+            <w:tcW w:type="dxa" w:w="8640"/>
+            <w:shd w:val="clear" w:color="auto" w:fill="D9D9D9"/>
+          </w:tcPr>
+          <w:p>
+            <w:pPr>
+              <w:jc w:val="center"/>
+            </w:pPr>
+            <w:r/>
+            <w:r>
+              <w:rPr>
+                <w:b/>
+                <w:i w:val="0"/>
+              </w:rPr>
+              <w:t>Dasar Hitung/Bukti Dukung/Lainnya</w:t>
+            </w:r>
+          </w:p>
+        </w:tc>
+      </w:tr>
+      <w:tr>
+        <w:tc>
+          <w:tcPr>
+            <w:tcW w:type="dxa" w:w="8640"/>
+          </w:tcPr>
+          <w:p>
+            <w:r/>
+            <w:r>
+              <w:rPr>
+                <w:b w:val="0"/>
+                <w:i w:val="0"/>
+                <w:sz w:val="19"/>
+              </w:rPr>
+              <w:t>Dasar Hitung dan Basis Data Realisasi IKU :</w:t>
+              <w:br/>
+              <w:t>(rumus, dimana:, rincian n= mencakup/N= mencakup ...)</w:t>
+              <w:br/>
+              <w:br/>
+              <w:t>Tautan Bukti Dukung Realisasi Target : (otomatis dari folder Drive IKU ini)</w:t>
+              <w:br/>
+              <w:t>Tautan Bukti Dukung Tindak Lanjut Triwulan Sebelumnya : (otomatis)</w:t>
+              <w:br/>
+              <w:t>RTL triwulan sebelumnya yang telah dilaksanakan : (otomatis, kosong di Triwulan I)</w:t>
+              <w:br/>
+              <w:br/>
+              <w:t>Penjelasan/pembahasan lainnya :</w:t>
+            </w:r>
+          </w:p>
+        </w:tc>
+      </w:tr>
+    </w:tbl>
+    <w:p>
+      <w:r>
+        <w:rPr>
+          <w:b/>
+          <w:i/>
+          <w:color w:val="1F4E79"/>
+          <w:sz w:val="19"/>
+        </w:rPr>
+        <w:t>↳ Diisi di aplikasi: "Dasar Hitung" pada Master IKU (boleh multi-baris); "Penjelasan/Pembahasan Lainnya" pada Verifikasi Capaian.</w:t>
+      </w:r>
+    </w:p>
+    <w:p/>
+    <w:tbl>
+      <w:tblPr>
+        <w:tblStyle w:val="TableGrid"/>
+        <w:tblW w:type="auto" w:w="0"/>
+        <w:tblLook w:firstColumn="1" w:firstRow="1" w:lastColumn="0" w:lastRow="0" w:noHBand="0" w:noVBand="1" w:val="04A0"/>
+      </w:tblPr>
+      <w:tblGrid>
+        <w:gridCol w:w="1440"/>
+        <w:gridCol w:w="1440"/>
+        <w:gridCol w:w="1440"/>
+        <w:gridCol w:w="1440"/>
+        <w:gridCol w:w="1440"/>
+        <w:gridCol w:w="1440"/>
+      </w:tblGrid>
+      <w:tr>
+        <w:tc>
+          <w:tcPr>
+            <w:tcW w:type="dxa" w:w="8640"/>
+            <w:gridSpan w:val="6"/>
+            <w:shd w:val="clear" w:color="auto" w:fill="D9D9D9"/>
+          </w:tcPr>
+          <w:p>
+            <w:r/>
+            <w:r>
+              <w:rPr>
+                <w:b/>
+                <w:i w:val="0"/>
+              </w:rPr>
+              <w:t>Sasaran : Terwujudnya Penyediaan Data Dan Insight Statistik Jasa Yang Berkualitas</w:t>
+            </w:r>
+          </w:p>
+        </w:tc>
+      </w:tr>
+      <w:tr>
+        <w:tc>
+          <w:tcPr>
+            <w:tcW w:type="dxa" w:w="1440"/>
+            <w:shd w:val="clear" w:color="auto" w:fill="F2F2F2"/>
+          </w:tcPr>
+          <w:p>
+            <w:pPr>
+              <w:jc w:val="center"/>
+            </w:pPr>
+            <w:r/>
+            <w:r>
+              <w:rPr>
+                <w:b/>
+                <w:i w:val="0"/>
+                <w:sz w:val="19"/>
+              </w:rPr>
+              <w:t>No.</w:t>
+            </w:r>
+          </w:p>
+        </w:tc>
+        <w:tc>
+          <w:tcPr>
+            <w:tcW w:type="dxa" w:w="1440"/>
+            <w:shd w:val="clear" w:color="auto" w:fill="F2F2F2"/>
+          </w:tcPr>
+          <w:p>
+            <w:pPr>
+              <w:jc w:val="center"/>
+            </w:pPr>
+            <w:r/>
+            <w:r>
+              <w:rPr>
+                <w:b/>
+                <w:i w:val="0"/>
+                <w:sz w:val="19"/>
+              </w:rPr>
+              <w:t>Indikator Kinerja</w:t>
+            </w:r>
+          </w:p>
+        </w:tc>
+        <w:tc>
+          <w:tcPr>
+            <w:tcW w:type="dxa" w:w="1440"/>
+            <w:shd w:val="clear" w:color="auto" w:fill="F2F2F2"/>
+          </w:tcPr>
+          <w:p>
+            <w:pPr>
+              <w:jc w:val="center"/>
+            </w:pPr>
+            <w:r/>
+            <w:r>
+              <w:rPr>
+                <w:b/>
+                <w:i w:val="0"/>
+                <w:sz w:val="19"/>
+              </w:rPr>
+              <w:t>Target PK</w:t>
+            </w:r>
+          </w:p>
+        </w:tc>
+        <w:tc>
+          <w:tcPr>
+            <w:tcW w:type="dxa" w:w="1440"/>
+            <w:shd w:val="clear" w:color="auto" w:fill="F2F2F2"/>
+          </w:tcPr>
+          <w:p>
+            <w:pPr>
+              <w:jc w:val="center"/>
+            </w:pPr>
+            <w:r/>
+            <w:r>
+              <w:rPr>
+                <w:b/>
+                <w:i w:val="0"/>
+                <w:sz w:val="19"/>
+              </w:rPr>
+              <w:t>Target Triwulan</w:t>
+            </w:r>
+          </w:p>
+        </w:tc>
+        <w:tc>
+          <w:tcPr>
+            <w:tcW w:type="dxa" w:w="1440"/>
+            <w:shd w:val="clear" w:color="auto" w:fill="F2F2F2"/>
+          </w:tcPr>
+          <w:p>
+            <w:pPr>
+              <w:jc w:val="center"/>
+            </w:pPr>
+            <w:r/>
+            <w:r>
+              <w:rPr>
+                <w:b/>
+                <w:i w:val="0"/>
+                <w:sz w:val="19"/>
+              </w:rPr>
+              <w:t>Realisasi Triwulan</w:t>
+            </w:r>
+          </w:p>
+        </w:tc>
+        <w:tc>
+          <w:tcPr>
+            <w:tcW w:type="dxa" w:w="1440"/>
+            <w:shd w:val="clear" w:color="auto" w:fill="F2F2F2"/>
+          </w:tcPr>
+          <w:p>
+            <w:pPr>
+              <w:jc w:val="center"/>
+            </w:pPr>
+            <w:r/>
+            <w:r>
+              <w:rPr>
+                <w:b/>
+                <w:i w:val="0"/>
+                <w:sz w:val="19"/>
+              </w:rPr>
+              <w:t>Capaian Thd Target PK</w:t>
+            </w:r>
+          </w:p>
+        </w:tc>
+      </w:tr>
+      <w:tr>
+        <w:tc>
+          <w:tcPr>
+            <w:tcW w:type="dxa" w:w="1440"/>
+          </w:tcPr>
+          <w:p>
+            <w:pPr>
+              <w:jc w:val="center"/>
+            </w:pPr>
+            <w:r/>
+            <w:r>
+              <w:rPr>
+                <w:b w:val="0"/>
+                <w:i w:val="0"/>
+              </w:rPr>
+              <w:t>1</w:t>
+            </w:r>
+          </w:p>
+        </w:tc>
+        <w:tc>
+          <w:tcPr>
+            <w:tcW w:type="dxa" w:w="1440"/>
+          </w:tcPr>
+          <w:p>
+            <w:r/>
+            <w:r>
+              <w:rPr>
+                <w:b w:val="0"/>
+                <w:i w:val="0"/>
+                <w:sz w:val="19"/>
+              </w:rPr>
+              <w:t>1351 Persentase Publikasi/Laporan Statistik Jasa Yang Berkualitas</w:t>
+            </w:r>
+          </w:p>
+        </w:tc>
+        <w:tc>
+          <w:tcPr>
+            <w:tcW w:type="dxa" w:w="1440"/>
+          </w:tcPr>
+          <w:p>
+            <w:r/>
+            <w:r>
+              <w:rPr>
+                <w:b w:val="0"/>
+                <w:i w:val="0"/>
+              </w:rPr>
+            </w:r>
+          </w:p>
+        </w:tc>
+        <w:tc>
+          <w:tcPr>
+            <w:tcW w:type="dxa" w:w="1440"/>
+          </w:tcPr>
+          <w:p>
+            <w:r/>
+            <w:r>
+              <w:rPr>
+                <w:b w:val="0"/>
+                <w:i w:val="0"/>
+              </w:rPr>
+            </w:r>
+          </w:p>
+        </w:tc>
+        <w:tc>
+          <w:tcPr>
+            <w:tcW w:type="dxa" w:w="1440"/>
+          </w:tcPr>
+          <w:p>
+            <w:r/>
+            <w:r>
+              <w:rPr>
+                <w:b w:val="0"/>
+                <w:i w:val="0"/>
+              </w:rPr>
+            </w:r>
+          </w:p>
+        </w:tc>
+        <w:tc>
+          <w:tcPr>
+            <w:tcW w:type="dxa" w:w="1440"/>
+          </w:tcPr>
+          <w:p>
+            <w:r/>
+            <w:r>
+              <w:rPr>
+                <w:b w:val="0"/>
+                <w:i w:val="0"/>
+              </w:rPr>
+            </w:r>
+          </w:p>
+        </w:tc>
+      </w:tr>
+    </w:tbl>
+    <w:p>
+      <w:r>
+        <w:rPr>
+          <w:b/>
+          <w:i/>
+          <w:color w:val="1F4E79"/>
+          <w:sz w:val="19"/>
+        </w:rPr>
+        <w:t>↳ Diisi di aplikasi: Sasaran &amp; Indikator Kinerja di halaman Master IKU; Target/Realisasi di Verifikasi Capaian.</w:t>
+      </w:r>
+    </w:p>
+    <w:tbl>
+      <w:tblPr>
+        <w:tblStyle w:val="TableGrid"/>
+        <w:tblW w:type="auto" w:w="0"/>
+        <w:tblLook w:firstColumn="1" w:firstRow="1" w:lastColumn="0" w:lastRow="0" w:noHBand="0" w:noVBand="1" w:val="04A0"/>
+      </w:tblPr>
+      <w:tblGrid>
+        <w:gridCol w:w="8640"/>
+      </w:tblGrid>
+      <w:tr>
+        <w:tc>
+          <w:tcPr>
+            <w:tcW w:type="dxa" w:w="8640"/>
+            <w:shd w:val="clear" w:color="auto" w:fill="D9D9D9"/>
+          </w:tcPr>
+          <w:p>
+            <w:pPr>
+              <w:jc w:val="center"/>
+            </w:pPr>
+            <w:r/>
+            <w:r>
+              <w:rPr>
+                <w:b/>
+                <w:i w:val="0"/>
+              </w:rPr>
+              <w:t>Analisis Capaian Kinerja</w:t>
+            </w:r>
+          </w:p>
+        </w:tc>
+      </w:tr>
+      <w:tr>
+        <w:tc>
+          <w:tcPr>
+            <w:tcW w:type="dxa" w:w="8640"/>
+          </w:tcPr>
+          <w:p>
+            <w:r/>
+            <w:r>
+              <w:rPr>
+                <w:b w:val="0"/>
+                <w:i w:val="0"/>
+              </w:rPr>
+            </w:r>
+          </w:p>
+        </w:tc>
+      </w:tr>
+    </w:tbl>
+    <w:p>
+      <w:r>
+        <w:rPr>
+          <w:b/>
+          <w:i/>
+          <w:color w:val="1F4E79"/>
+          <w:sz w:val="19"/>
+        </w:rPr>
+        <w:t>↳ Diisi di aplikasi: kolom "Analisis Capaian Kinerja" pada Verifikasi Capaian -- boleh beberapa paragraf/daftar bernomor.</w:t>
+      </w:r>
+    </w:p>
+    <w:p>
       <w:r>
         <w:rPr>
           <w:i/>
-          <w:color w:val="1D4E89"/>
-          <w:sz w:val="20"/>
+          <w:color w:val="C00000"/>
+          <w:sz w:val="18"/>
         </w:rPr>
-        <w:t>{{kendala_solusi_kumulatif}}</w:t>
+        <w:t>Realisasi Volume RO dan Progress Pelaksanaan Kegiatan sampai dengan Triwulan Berjalan (HANYA tercetak otomatis bila realisasi IKU ini pada triwulan berjalan masih kosong):</w:t>
+      </w:r>
+    </w:p>
+    <w:p>
+      <w:r>
+        <w:rPr>
+          <w:b/>
+          <w:i/>
+          <w:color w:val="1F4E79"/>
+          <w:sz w:val="19"/>
+        </w:rPr>
+        <w:t>↳ Diisi di aplikasi: kolom Volume RO / Progres Pelaksanaan pada Isian Kegiatan.</w:t>
+      </w:r>
+    </w:p>
+    <w:p>
+      <w:r>
+        <w:rPr>
+          <w:b/>
+          <w:sz w:val="21"/>
+        </w:rPr>
+        <w:t>Kendala :</w:t>
       </w:r>
     </w:p>
     <w:p>
       <w:pPr>
-        <w:spacing w:before="40" w:after="40"/>
+        <w:pStyle w:val="ListNumber"/>
       </w:pPr>
+      <w:r/>
+    </w:p>
+    <w:p>
       <w:r>
         <w:rPr>
           <w:b/>
-          <w:sz w:val="20"/>
+          <w:i/>
+          <w:color w:val="1F4E79"/>
+          <w:sz w:val="19"/>
         </w:rPr>
-        <w:t xml:space="preserve">Rencana Tindak Lanjut (RTL, PIC, batas waktu): </w:t>
+        <w:t>↳ Diisi di aplikasi: satu baris = satu catatan "Kendala" pada Verifikasi Capaian (boleh lebih dari satu per indikator).</w:t>
       </w:r>
+    </w:p>
+    <w:p>
       <w:r>
         <w:rPr>
-          <w:i/>
-          <w:color w:val="1D4E89"/>
-          <w:sz w:val="20"/>
+          <w:b/>
+          <w:sz w:val="21"/>
         </w:rPr>
-        <w:t>{{rtl}}</w:t>
+        <w:t>Solusi :</w:t>
       </w:r>
     </w:p>
     <w:p>
       <w:pPr>
-        <w:spacing w:before="40" w:after="40"/>
+        <w:pStyle w:val="ListNumber"/>
       </w:pPr>
+      <w:r/>
+    </w:p>
+    <w:p>
       <w:r>
         <w:rPr>
           <w:b/>
-          <w:sz w:val="20"/>
+          <w:i/>
+          <w:color w:val="1F4E79"/>
+          <w:sz w:val="19"/>
         </w:rPr>
-        <w:t xml:space="preserve">Realisasi Volume RO &amp; Progres (%): </w:t>
+        <w:t>↳ Diisi di aplikasi: "Solusi" berpasangan dengan Kendala di atas, pada Verifikasi Capaian.</w:t>
       </w:r>
+    </w:p>
+    <w:tbl>
+      <w:tblPr>
+        <w:tblStyle w:val="TableGrid"/>
+        <w:tblW w:type="auto" w:w="0"/>
+        <w:tblLook w:firstColumn="1" w:firstRow="1" w:lastColumn="0" w:lastRow="0" w:noHBand="0" w:noVBand="1" w:val="04A0"/>
+      </w:tblPr>
+      <w:tblGrid>
+        <w:gridCol w:w="4320"/>
+        <w:gridCol w:w="4320"/>
+      </w:tblGrid>
+      <w:tr>
+        <w:tc>
+          <w:tcPr>
+            <w:tcW w:type="dxa" w:w="4320"/>
+          </w:tcPr>
+          <w:p>
+            <w:r/>
+            <w:r>
+              <w:rPr>
+                <w:b/>
+                <w:i w:val="0"/>
+              </w:rPr>
+              <w:t>Rencana Tindak Lanjut (RTL)</w:t>
+            </w:r>
+          </w:p>
+        </w:tc>
+        <w:tc>
+          <w:tcPr>
+            <w:tcW w:type="dxa" w:w="4320"/>
+          </w:tcPr>
+          <w:p>
+            <w:r/>
+            <w:r>
+              <w:rPr>
+                <w:b w:val="0"/>
+                <w:i w:val="0"/>
+              </w:rPr>
+              <w:t>PIC Tindak Lanjut :</w:t>
+              <w:br/>
+              <w:br/>
+              <w:t>Batas Waktu Tindak Lanjut :</w:t>
+            </w:r>
+          </w:p>
+        </w:tc>
+      </w:tr>
+    </w:tbl>
+    <w:p>
+      <w:r>
+        <w:rPr>
+          <w:b/>
+          <w:i/>
+          <w:color w:val="1F4E79"/>
+          <w:sz w:val="19"/>
+        </w:rPr>
+        <w:t>↳ Diisi di aplikasi: halaman RTL Evaluasi -- PIC &amp; Batas Waktu dicetak sekali untuk seluruh daftar RTL indikator ini.</w:t>
+      </w:r>
+    </w:p>
+    <w:tbl>
+      <w:tblPr>
+        <w:tblStyle w:val="TableGrid"/>
+        <w:tblW w:type="auto" w:w="0"/>
+        <w:tblLook w:firstColumn="1" w:firstRow="1" w:lastColumn="0" w:lastRow="0" w:noHBand="0" w:noVBand="1" w:val="04A0"/>
+      </w:tblPr>
+      <w:tblGrid>
+        <w:gridCol w:w="8640"/>
+      </w:tblGrid>
+      <w:tr>
+        <w:tc>
+          <w:tcPr>
+            <w:tcW w:type="dxa" w:w="8640"/>
+            <w:shd w:val="clear" w:color="auto" w:fill="D9D9D9"/>
+          </w:tcPr>
+          <w:p>
+            <w:pPr>
+              <w:jc w:val="center"/>
+            </w:pPr>
+            <w:r/>
+            <w:r>
+              <w:rPr>
+                <w:b/>
+                <w:i w:val="0"/>
+              </w:rPr>
+              <w:t>Dasar Hitung/Bukti Dukung/Lainnya</w:t>
+            </w:r>
+          </w:p>
+        </w:tc>
+      </w:tr>
+      <w:tr>
+        <w:tc>
+          <w:tcPr>
+            <w:tcW w:type="dxa" w:w="8640"/>
+          </w:tcPr>
+          <w:p>
+            <w:r/>
+            <w:r>
+              <w:rPr>
+                <w:b w:val="0"/>
+                <w:i w:val="0"/>
+                <w:sz w:val="19"/>
+              </w:rPr>
+              <w:t>Dasar Hitung dan Basis Data Realisasi IKU :</w:t>
+              <w:br/>
+              <w:t>(rumus, dimana:, rincian n= mencakup/N= mencakup ...)</w:t>
+              <w:br/>
+              <w:br/>
+              <w:t>Tautan Bukti Dukung Realisasi Target : (otomatis dari folder Drive IKU ini)</w:t>
+              <w:br/>
+              <w:t>Tautan Bukti Dukung Tindak Lanjut Triwulan Sebelumnya : (otomatis)</w:t>
+              <w:br/>
+              <w:t>RTL triwulan sebelumnya yang telah dilaksanakan : (otomatis, kosong di Triwulan I)</w:t>
+              <w:br/>
+              <w:br/>
+              <w:t>Penjelasan/pembahasan lainnya :</w:t>
+            </w:r>
+          </w:p>
+        </w:tc>
+      </w:tr>
+    </w:tbl>
+    <w:p>
+      <w:r>
+        <w:rPr>
+          <w:b/>
+          <w:i/>
+          <w:color w:val="1F4E79"/>
+          <w:sz w:val="19"/>
+        </w:rPr>
+        <w:t>↳ Diisi di aplikasi: "Dasar Hitung" pada Master IKU (boleh multi-baris); "Penjelasan/Pembahasan Lainnya" pada Verifikasi Capaian.</w:t>
+      </w:r>
+    </w:p>
+    <w:p/>
+    <w:tbl>
+      <w:tblPr>
+        <w:tblStyle w:val="TableGrid"/>
+        <w:tblW w:type="auto" w:w="0"/>
+        <w:tblLook w:firstColumn="1" w:firstRow="1" w:lastColumn="0" w:lastRow="0" w:noHBand="0" w:noVBand="1" w:val="04A0"/>
+      </w:tblPr>
+      <w:tblGrid>
+        <w:gridCol w:w="1440"/>
+        <w:gridCol w:w="1440"/>
+        <w:gridCol w:w="1440"/>
+        <w:gridCol w:w="1440"/>
+        <w:gridCol w:w="1440"/>
+        <w:gridCol w:w="1440"/>
+      </w:tblGrid>
+      <w:tr>
+        <w:tc>
+          <w:tcPr>
+            <w:tcW w:type="dxa" w:w="8640"/>
+            <w:gridSpan w:val="6"/>
+            <w:shd w:val="clear" w:color="auto" w:fill="D9D9D9"/>
+          </w:tcPr>
+          <w:p>
+            <w:r/>
+            <w:r>
+              <w:rPr>
+                <w:b/>
+                <w:i w:val="0"/>
+              </w:rPr>
+              <w:t>Sasaran : Terwujudnya Penyediaan Data Dan Insight Statistik Lintas Sektor Yang Berkualitas</w:t>
+            </w:r>
+          </w:p>
+        </w:tc>
+      </w:tr>
+      <w:tr>
+        <w:tc>
+          <w:tcPr>
+            <w:tcW w:type="dxa" w:w="1440"/>
+            <w:shd w:val="clear" w:color="auto" w:fill="F2F2F2"/>
+          </w:tcPr>
+          <w:p>
+            <w:pPr>
+              <w:jc w:val="center"/>
+            </w:pPr>
+            <w:r/>
+            <w:r>
+              <w:rPr>
+                <w:b/>
+                <w:i w:val="0"/>
+                <w:sz w:val="19"/>
+              </w:rPr>
+              <w:t>No.</w:t>
+            </w:r>
+          </w:p>
+        </w:tc>
+        <w:tc>
+          <w:tcPr>
+            <w:tcW w:type="dxa" w:w="1440"/>
+            <w:shd w:val="clear" w:color="auto" w:fill="F2F2F2"/>
+          </w:tcPr>
+          <w:p>
+            <w:pPr>
+              <w:jc w:val="center"/>
+            </w:pPr>
+            <w:r/>
+            <w:r>
+              <w:rPr>
+                <w:b/>
+                <w:i w:val="0"/>
+                <w:sz w:val="19"/>
+              </w:rPr>
+              <w:t>Indikator Kinerja</w:t>
+            </w:r>
+          </w:p>
+        </w:tc>
+        <w:tc>
+          <w:tcPr>
+            <w:tcW w:type="dxa" w:w="1440"/>
+            <w:shd w:val="clear" w:color="auto" w:fill="F2F2F2"/>
+          </w:tcPr>
+          <w:p>
+            <w:pPr>
+              <w:jc w:val="center"/>
+            </w:pPr>
+            <w:r/>
+            <w:r>
+              <w:rPr>
+                <w:b/>
+                <w:i w:val="0"/>
+                <w:sz w:val="19"/>
+              </w:rPr>
+              <w:t>Target PK</w:t>
+            </w:r>
+          </w:p>
+        </w:tc>
+        <w:tc>
+          <w:tcPr>
+            <w:tcW w:type="dxa" w:w="1440"/>
+            <w:shd w:val="clear" w:color="auto" w:fill="F2F2F2"/>
+          </w:tcPr>
+          <w:p>
+            <w:pPr>
+              <w:jc w:val="center"/>
+            </w:pPr>
+            <w:r/>
+            <w:r>
+              <w:rPr>
+                <w:b/>
+                <w:i w:val="0"/>
+                <w:sz w:val="19"/>
+              </w:rPr>
+              <w:t>Target Triwulan</w:t>
+            </w:r>
+          </w:p>
+        </w:tc>
+        <w:tc>
+          <w:tcPr>
+            <w:tcW w:type="dxa" w:w="1440"/>
+            <w:shd w:val="clear" w:color="auto" w:fill="F2F2F2"/>
+          </w:tcPr>
+          <w:p>
+            <w:pPr>
+              <w:jc w:val="center"/>
+            </w:pPr>
+            <w:r/>
+            <w:r>
+              <w:rPr>
+                <w:b/>
+                <w:i w:val="0"/>
+                <w:sz w:val="19"/>
+              </w:rPr>
+              <w:t>Realisasi Triwulan</w:t>
+            </w:r>
+          </w:p>
+        </w:tc>
+        <w:tc>
+          <w:tcPr>
+            <w:tcW w:type="dxa" w:w="1440"/>
+            <w:shd w:val="clear" w:color="auto" w:fill="F2F2F2"/>
+          </w:tcPr>
+          <w:p>
+            <w:pPr>
+              <w:jc w:val="center"/>
+            </w:pPr>
+            <w:r/>
+            <w:r>
+              <w:rPr>
+                <w:b/>
+                <w:i w:val="0"/>
+                <w:sz w:val="19"/>
+              </w:rPr>
+              <w:t>Capaian Thd Target PK</w:t>
+            </w:r>
+          </w:p>
+        </w:tc>
+      </w:tr>
+      <w:tr>
+        <w:tc>
+          <w:tcPr>
+            <w:tcW w:type="dxa" w:w="1440"/>
+          </w:tcPr>
+          <w:p>
+            <w:pPr>
+              <w:jc w:val="center"/>
+            </w:pPr>
+            <w:r/>
+            <w:r>
+              <w:rPr>
+                <w:b w:val="0"/>
+                <w:i w:val="0"/>
+              </w:rPr>
+              <w:t>1</w:t>
+            </w:r>
+          </w:p>
+        </w:tc>
+        <w:tc>
+          <w:tcPr>
+            <w:tcW w:type="dxa" w:w="1440"/>
+          </w:tcPr>
+          <w:p>
+            <w:r/>
+            <w:r>
+              <w:rPr>
+                <w:b w:val="0"/>
+                <w:i w:val="0"/>
+                <w:sz w:val="19"/>
+              </w:rPr>
+              <w:t>1411 Persentase Publikasi/Laporan Neraca Produksi Yang Berkualitas</w:t>
+            </w:r>
+          </w:p>
+        </w:tc>
+        <w:tc>
+          <w:tcPr>
+            <w:tcW w:type="dxa" w:w="1440"/>
+          </w:tcPr>
+          <w:p>
+            <w:r/>
+            <w:r>
+              <w:rPr>
+                <w:b w:val="0"/>
+                <w:i w:val="0"/>
+              </w:rPr>
+            </w:r>
+          </w:p>
+        </w:tc>
+        <w:tc>
+          <w:tcPr>
+            <w:tcW w:type="dxa" w:w="1440"/>
+          </w:tcPr>
+          <w:p>
+            <w:r/>
+            <w:r>
+              <w:rPr>
+                <w:b w:val="0"/>
+                <w:i w:val="0"/>
+              </w:rPr>
+            </w:r>
+          </w:p>
+        </w:tc>
+        <w:tc>
+          <w:tcPr>
+            <w:tcW w:type="dxa" w:w="1440"/>
+          </w:tcPr>
+          <w:p>
+            <w:r/>
+            <w:r>
+              <w:rPr>
+                <w:b w:val="0"/>
+                <w:i w:val="0"/>
+              </w:rPr>
+            </w:r>
+          </w:p>
+        </w:tc>
+        <w:tc>
+          <w:tcPr>
+            <w:tcW w:type="dxa" w:w="1440"/>
+          </w:tcPr>
+          <w:p>
+            <w:r/>
+            <w:r>
+              <w:rPr>
+                <w:b w:val="0"/>
+                <w:i w:val="0"/>
+              </w:rPr>
+            </w:r>
+          </w:p>
+        </w:tc>
+      </w:tr>
+    </w:tbl>
+    <w:p>
+      <w:r>
+        <w:rPr>
+          <w:b/>
+          <w:i/>
+          <w:color w:val="1F4E79"/>
+          <w:sz w:val="19"/>
+        </w:rPr>
+        <w:t>↳ Diisi di aplikasi: Sasaran &amp; Indikator Kinerja di halaman Master IKU; Target/Realisasi di Verifikasi Capaian.</w:t>
+      </w:r>
+    </w:p>
+    <w:tbl>
+      <w:tblPr>
+        <w:tblStyle w:val="TableGrid"/>
+        <w:tblW w:type="auto" w:w="0"/>
+        <w:tblLook w:firstColumn="1" w:firstRow="1" w:lastColumn="0" w:lastRow="0" w:noHBand="0" w:noVBand="1" w:val="04A0"/>
+      </w:tblPr>
+      <w:tblGrid>
+        <w:gridCol w:w="8640"/>
+      </w:tblGrid>
+      <w:tr>
+        <w:tc>
+          <w:tcPr>
+            <w:tcW w:type="dxa" w:w="8640"/>
+            <w:shd w:val="clear" w:color="auto" w:fill="D9D9D9"/>
+          </w:tcPr>
+          <w:p>
+            <w:pPr>
+              <w:jc w:val="center"/>
+            </w:pPr>
+            <w:r/>
+            <w:r>
+              <w:rPr>
+                <w:b/>
+                <w:i w:val="0"/>
+              </w:rPr>
+              <w:t>Analisis Capaian Kinerja</w:t>
+            </w:r>
+          </w:p>
+        </w:tc>
+      </w:tr>
+      <w:tr>
+        <w:tc>
+          <w:tcPr>
+            <w:tcW w:type="dxa" w:w="8640"/>
+          </w:tcPr>
+          <w:p>
+            <w:r/>
+            <w:r>
+              <w:rPr>
+                <w:b w:val="0"/>
+                <w:i w:val="0"/>
+              </w:rPr>
+            </w:r>
+          </w:p>
+        </w:tc>
+      </w:tr>
+    </w:tbl>
+    <w:p>
+      <w:r>
+        <w:rPr>
+          <w:b/>
+          <w:i/>
+          <w:color w:val="1F4E79"/>
+          <w:sz w:val="19"/>
+        </w:rPr>
+        <w:t>↳ Diisi di aplikasi: kolom "Analisis Capaian Kinerja" pada Verifikasi Capaian -- boleh beberapa paragraf/daftar bernomor.</w:t>
+      </w:r>
+    </w:p>
+    <w:p>
       <w:r>
         <w:rPr>
           <w:i/>
-          <w:color w:val="1D4E89"/>
-          <w:sz w:val="20"/>
+          <w:color w:val="C00000"/>
+          <w:sz w:val="18"/>
         </w:rPr>
-        <w:t>{{volume_ro_progres}}</w:t>
+        <w:t>Realisasi Volume RO dan Progress Pelaksanaan Kegiatan sampai dengan Triwulan Berjalan (HANYA tercetak otomatis bila realisasi IKU ini pada triwulan berjalan masih kosong):</w:t>
+      </w:r>
+    </w:p>
+    <w:p>
+      <w:r>
+        <w:rPr>
+          <w:b/>
+          <w:i/>
+          <w:color w:val="1F4E79"/>
+          <w:sz w:val="19"/>
+        </w:rPr>
+        <w:t>↳ Diisi di aplikasi: kolom Volume RO / Progres Pelaksanaan pada Isian Kegiatan.</w:t>
+      </w:r>
+    </w:p>
+    <w:p>
+      <w:r>
+        <w:rPr>
+          <w:b/>
+          <w:sz w:val="21"/>
+        </w:rPr>
+        <w:t>Kendala :</w:t>
       </w:r>
     </w:p>
     <w:p>
       <w:pPr>
-        <w:spacing w:before="40" w:after="40"/>
+        <w:pStyle w:val="ListNumber"/>
       </w:pPr>
+      <w:r/>
+    </w:p>
+    <w:p>
       <w:r>
         <w:rPr>
           <w:b/>
-          <w:sz w:val="20"/>
+          <w:i/>
+          <w:color w:val="1F4E79"/>
+          <w:sz w:val="19"/>
         </w:rPr>
-        <w:t xml:space="preserve">Dasar Hitung &amp; Basis Data Realisasi IKU: </w:t>
+        <w:t>↳ Diisi di aplikasi: satu baris = satu catatan "Kendala" pada Verifikasi Capaian (boleh lebih dari satu per indikator).</w:t>
       </w:r>
+    </w:p>
+    <w:p>
       <w:r>
         <w:rPr>
-          <w:i/>
-          <w:color w:val="1D4E89"/>
-          <w:sz w:val="20"/>
+          <w:b/>
+          <w:sz w:val="21"/>
         </w:rPr>
-        <w:t>{{dasar_hitung}}</w:t>
+        <w:t>Solusi :</w:t>
       </w:r>
     </w:p>
     <w:p>
       <w:pPr>
-        <w:spacing w:before="40" w:after="40"/>
+        <w:pStyle w:val="ListNumber"/>
       </w:pPr>
+      <w:r/>
+    </w:p>
+    <w:p>
       <w:r>
         <w:rPr>
           <w:b/>
-          <w:sz w:val="20"/>
+          <w:i/>
+          <w:color w:val="1F4E79"/>
+          <w:sz w:val="19"/>
         </w:rPr>
-        <w:t xml:space="preserve">Tautan Bukti Dukung Realisasi Target: </w:t>
+        <w:t>↳ Diisi di aplikasi: "Solusi" berpasangan dengan Kendala di atas, pada Verifikasi Capaian.</w:t>
       </w:r>
+    </w:p>
+    <w:tbl>
+      <w:tblPr>
+        <w:tblStyle w:val="TableGrid"/>
+        <w:tblW w:type="auto" w:w="0"/>
+        <w:tblLook w:firstColumn="1" w:firstRow="1" w:lastColumn="0" w:lastRow="0" w:noHBand="0" w:noVBand="1" w:val="04A0"/>
+      </w:tblPr>
+      <w:tblGrid>
+        <w:gridCol w:w="4320"/>
+        <w:gridCol w:w="4320"/>
+      </w:tblGrid>
+      <w:tr>
+        <w:tc>
+          <w:tcPr>
+            <w:tcW w:type="dxa" w:w="4320"/>
+          </w:tcPr>
+          <w:p>
+            <w:r/>
+            <w:r>
+              <w:rPr>
+                <w:b/>
+                <w:i w:val="0"/>
+              </w:rPr>
+              <w:t>Rencana Tindak Lanjut (RTL)</w:t>
+            </w:r>
+          </w:p>
+        </w:tc>
+        <w:tc>
+          <w:tcPr>
+            <w:tcW w:type="dxa" w:w="4320"/>
+          </w:tcPr>
+          <w:p>
+            <w:r/>
+            <w:r>
+              <w:rPr>
+                <w:b w:val="0"/>
+                <w:i w:val="0"/>
+              </w:rPr>
+              <w:t>PIC Tindak Lanjut :</w:t>
+              <w:br/>
+              <w:br/>
+              <w:t>Batas Waktu Tindak Lanjut :</w:t>
+            </w:r>
+          </w:p>
+        </w:tc>
+      </w:tr>
+    </w:tbl>
+    <w:p>
+      <w:r>
+        <w:rPr>
+          <w:b/>
+          <w:i/>
+          <w:color w:val="1F4E79"/>
+          <w:sz w:val="19"/>
+        </w:rPr>
+        <w:t>↳ Diisi di aplikasi: halaman RTL Evaluasi -- PIC &amp; Batas Waktu dicetak sekali untuk seluruh daftar RTL indikator ini.</w:t>
+      </w:r>
+    </w:p>
+    <w:tbl>
+      <w:tblPr>
+        <w:tblStyle w:val="TableGrid"/>
+        <w:tblW w:type="auto" w:w="0"/>
+        <w:tblLook w:firstColumn="1" w:firstRow="1" w:lastColumn="0" w:lastRow="0" w:noHBand="0" w:noVBand="1" w:val="04A0"/>
+      </w:tblPr>
+      <w:tblGrid>
+        <w:gridCol w:w="8640"/>
+      </w:tblGrid>
+      <w:tr>
+        <w:tc>
+          <w:tcPr>
+            <w:tcW w:type="dxa" w:w="8640"/>
+            <w:shd w:val="clear" w:color="auto" w:fill="D9D9D9"/>
+          </w:tcPr>
+          <w:p>
+            <w:pPr>
+              <w:jc w:val="center"/>
+            </w:pPr>
+            <w:r/>
+            <w:r>
+              <w:rPr>
+                <w:b/>
+                <w:i w:val="0"/>
+              </w:rPr>
+              <w:t>Dasar Hitung/Bukti Dukung/Lainnya</w:t>
+            </w:r>
+          </w:p>
+        </w:tc>
+      </w:tr>
+      <w:tr>
+        <w:tc>
+          <w:tcPr>
+            <w:tcW w:type="dxa" w:w="8640"/>
+          </w:tcPr>
+          <w:p>
+            <w:r/>
+            <w:r>
+              <w:rPr>
+                <w:b w:val="0"/>
+                <w:i w:val="0"/>
+                <w:sz w:val="19"/>
+              </w:rPr>
+              <w:t>Dasar Hitung dan Basis Data Realisasi IKU :</w:t>
+              <w:br/>
+              <w:t>(rumus, dimana:, rincian n= mencakup/N= mencakup ...)</w:t>
+              <w:br/>
+              <w:br/>
+              <w:t>Tautan Bukti Dukung Realisasi Target : (otomatis dari folder Drive IKU ini)</w:t>
+              <w:br/>
+              <w:t>Tautan Bukti Dukung Tindak Lanjut Triwulan Sebelumnya : (otomatis)</w:t>
+              <w:br/>
+              <w:t>RTL triwulan sebelumnya yang telah dilaksanakan : (otomatis, kosong di Triwulan I)</w:t>
+              <w:br/>
+              <w:br/>
+              <w:t>Penjelasan/pembahasan lainnya :</w:t>
+            </w:r>
+          </w:p>
+        </w:tc>
+      </w:tr>
+    </w:tbl>
+    <w:p>
+      <w:r>
+        <w:rPr>
+          <w:b/>
+          <w:i/>
+          <w:color w:val="1F4E79"/>
+          <w:sz w:val="19"/>
+        </w:rPr>
+        <w:t>↳ Diisi di aplikasi: "Dasar Hitung" pada Master IKU (boleh multi-baris); "Penjelasan/Pembahasan Lainnya" pada Verifikasi Capaian.</w:t>
+      </w:r>
+    </w:p>
+    <w:p/>
+    <w:tbl>
+      <w:tblPr>
+        <w:tblStyle w:val="TableGrid"/>
+        <w:tblW w:type="auto" w:w="0"/>
+        <w:tblLook w:firstColumn="1" w:firstRow="1" w:lastColumn="0" w:lastRow="0" w:noHBand="0" w:noVBand="1" w:val="04A0"/>
+      </w:tblPr>
+      <w:tblGrid>
+        <w:gridCol w:w="1440"/>
+        <w:gridCol w:w="1440"/>
+        <w:gridCol w:w="1440"/>
+        <w:gridCol w:w="1440"/>
+        <w:gridCol w:w="1440"/>
+        <w:gridCol w:w="1440"/>
+      </w:tblGrid>
+      <w:tr>
+        <w:tc>
+          <w:tcPr>
+            <w:tcW w:type="dxa" w:w="8640"/>
+            <w:gridSpan w:val="6"/>
+            <w:shd w:val="clear" w:color="auto" w:fill="D9D9D9"/>
+          </w:tcPr>
+          <w:p>
+            <w:r/>
+            <w:r>
+              <w:rPr>
+                <w:b/>
+                <w:i w:val="0"/>
+              </w:rPr>
+              <w:t>Sasaran : Terwujudnya Penyediaan Data Dan Insight Statistik Lintas Sektor Yang Berkualitas (lanjutan)</w:t>
+            </w:r>
+          </w:p>
+        </w:tc>
+      </w:tr>
+      <w:tr>
+        <w:tc>
+          <w:tcPr>
+            <w:tcW w:type="dxa" w:w="1440"/>
+            <w:shd w:val="clear" w:color="auto" w:fill="F2F2F2"/>
+          </w:tcPr>
+          <w:p>
+            <w:pPr>
+              <w:jc w:val="center"/>
+            </w:pPr>
+            <w:r/>
+            <w:r>
+              <w:rPr>
+                <w:b/>
+                <w:i w:val="0"/>
+                <w:sz w:val="19"/>
+              </w:rPr>
+              <w:t>No.</w:t>
+            </w:r>
+          </w:p>
+        </w:tc>
+        <w:tc>
+          <w:tcPr>
+            <w:tcW w:type="dxa" w:w="1440"/>
+            <w:shd w:val="clear" w:color="auto" w:fill="F2F2F2"/>
+          </w:tcPr>
+          <w:p>
+            <w:pPr>
+              <w:jc w:val="center"/>
+            </w:pPr>
+            <w:r/>
+            <w:r>
+              <w:rPr>
+                <w:b/>
+                <w:i w:val="0"/>
+                <w:sz w:val="19"/>
+              </w:rPr>
+              <w:t>Indikator Kinerja</w:t>
+            </w:r>
+          </w:p>
+        </w:tc>
+        <w:tc>
+          <w:tcPr>
+            <w:tcW w:type="dxa" w:w="1440"/>
+            <w:shd w:val="clear" w:color="auto" w:fill="F2F2F2"/>
+          </w:tcPr>
+          <w:p>
+            <w:pPr>
+              <w:jc w:val="center"/>
+            </w:pPr>
+            <w:r/>
+            <w:r>
+              <w:rPr>
+                <w:b/>
+                <w:i w:val="0"/>
+                <w:sz w:val="19"/>
+              </w:rPr>
+              <w:t>Target PK</w:t>
+            </w:r>
+          </w:p>
+        </w:tc>
+        <w:tc>
+          <w:tcPr>
+            <w:tcW w:type="dxa" w:w="1440"/>
+            <w:shd w:val="clear" w:color="auto" w:fill="F2F2F2"/>
+          </w:tcPr>
+          <w:p>
+            <w:pPr>
+              <w:jc w:val="center"/>
+            </w:pPr>
+            <w:r/>
+            <w:r>
+              <w:rPr>
+                <w:b/>
+                <w:i w:val="0"/>
+                <w:sz w:val="19"/>
+              </w:rPr>
+              <w:t>Target Triwulan</w:t>
+            </w:r>
+          </w:p>
+        </w:tc>
+        <w:tc>
+          <w:tcPr>
+            <w:tcW w:type="dxa" w:w="1440"/>
+            <w:shd w:val="clear" w:color="auto" w:fill="F2F2F2"/>
+          </w:tcPr>
+          <w:p>
+            <w:pPr>
+              <w:jc w:val="center"/>
+            </w:pPr>
+            <w:r/>
+            <w:r>
+              <w:rPr>
+                <w:b/>
+                <w:i w:val="0"/>
+                <w:sz w:val="19"/>
+              </w:rPr>
+              <w:t>Realisasi Triwulan</w:t>
+            </w:r>
+          </w:p>
+        </w:tc>
+        <w:tc>
+          <w:tcPr>
+            <w:tcW w:type="dxa" w:w="1440"/>
+            <w:shd w:val="clear" w:color="auto" w:fill="F2F2F2"/>
+          </w:tcPr>
+          <w:p>
+            <w:pPr>
+              <w:jc w:val="center"/>
+            </w:pPr>
+            <w:r/>
+            <w:r>
+              <w:rPr>
+                <w:b/>
+                <w:i w:val="0"/>
+                <w:sz w:val="19"/>
+              </w:rPr>
+              <w:t>Capaian Thd Target PK</w:t>
+            </w:r>
+          </w:p>
+        </w:tc>
+      </w:tr>
+      <w:tr>
+        <w:tc>
+          <w:tcPr>
+            <w:tcW w:type="dxa" w:w="1440"/>
+          </w:tcPr>
+          <w:p>
+            <w:pPr>
+              <w:jc w:val="center"/>
+            </w:pPr>
+            <w:r/>
+            <w:r>
+              <w:rPr>
+                <w:b w:val="0"/>
+                <w:i w:val="0"/>
+              </w:rPr>
+              <w:t>1</w:t>
+            </w:r>
+          </w:p>
+        </w:tc>
+        <w:tc>
+          <w:tcPr>
+            <w:tcW w:type="dxa" w:w="1440"/>
+          </w:tcPr>
+          <w:p>
+            <w:r/>
+            <w:r>
+              <w:rPr>
+                <w:b w:val="0"/>
+                <w:i w:val="0"/>
+                <w:sz w:val="19"/>
+              </w:rPr>
+              <w:t>1412 Persentase Publikasi/Laporan Neraca Pengeluaran Yang Berkualitas</w:t>
+            </w:r>
+          </w:p>
+        </w:tc>
+        <w:tc>
+          <w:tcPr>
+            <w:tcW w:type="dxa" w:w="1440"/>
+          </w:tcPr>
+          <w:p>
+            <w:r/>
+            <w:r>
+              <w:rPr>
+                <w:b w:val="0"/>
+                <w:i w:val="0"/>
+              </w:rPr>
+            </w:r>
+          </w:p>
+        </w:tc>
+        <w:tc>
+          <w:tcPr>
+            <w:tcW w:type="dxa" w:w="1440"/>
+          </w:tcPr>
+          <w:p>
+            <w:r/>
+            <w:r>
+              <w:rPr>
+                <w:b w:val="0"/>
+                <w:i w:val="0"/>
+              </w:rPr>
+            </w:r>
+          </w:p>
+        </w:tc>
+        <w:tc>
+          <w:tcPr>
+            <w:tcW w:type="dxa" w:w="1440"/>
+          </w:tcPr>
+          <w:p>
+            <w:r/>
+            <w:r>
+              <w:rPr>
+                <w:b w:val="0"/>
+                <w:i w:val="0"/>
+              </w:rPr>
+            </w:r>
+          </w:p>
+        </w:tc>
+        <w:tc>
+          <w:tcPr>
+            <w:tcW w:type="dxa" w:w="1440"/>
+          </w:tcPr>
+          <w:p>
+            <w:r/>
+            <w:r>
+              <w:rPr>
+                <w:b w:val="0"/>
+                <w:i w:val="0"/>
+              </w:rPr>
+            </w:r>
+          </w:p>
+        </w:tc>
+      </w:tr>
+    </w:tbl>
+    <w:p>
+      <w:r>
+        <w:rPr>
+          <w:b/>
+          <w:i/>
+          <w:color w:val="1F4E79"/>
+          <w:sz w:val="19"/>
+        </w:rPr>
+        <w:t>↳ Diisi di aplikasi: Sasaran &amp; Indikator Kinerja di halaman Master IKU; Target/Realisasi di Verifikasi Capaian.</w:t>
+      </w:r>
+    </w:p>
+    <w:tbl>
+      <w:tblPr>
+        <w:tblStyle w:val="TableGrid"/>
+        <w:tblW w:type="auto" w:w="0"/>
+        <w:tblLook w:firstColumn="1" w:firstRow="1" w:lastColumn="0" w:lastRow="0" w:noHBand="0" w:noVBand="1" w:val="04A0"/>
+      </w:tblPr>
+      <w:tblGrid>
+        <w:gridCol w:w="8640"/>
+      </w:tblGrid>
+      <w:tr>
+        <w:tc>
+          <w:tcPr>
+            <w:tcW w:type="dxa" w:w="8640"/>
+            <w:shd w:val="clear" w:color="auto" w:fill="D9D9D9"/>
+          </w:tcPr>
+          <w:p>
+            <w:pPr>
+              <w:jc w:val="center"/>
+            </w:pPr>
+            <w:r/>
+            <w:r>
+              <w:rPr>
+                <w:b/>
+                <w:i w:val="0"/>
+              </w:rPr>
+              <w:t>Analisis Capaian Kinerja</w:t>
+            </w:r>
+          </w:p>
+        </w:tc>
+      </w:tr>
+      <w:tr>
+        <w:tc>
+          <w:tcPr>
+            <w:tcW w:type="dxa" w:w="8640"/>
+          </w:tcPr>
+          <w:p>
+            <w:r/>
+            <w:r>
+              <w:rPr>
+                <w:b w:val="0"/>
+                <w:i w:val="0"/>
+              </w:rPr>
+            </w:r>
+          </w:p>
+        </w:tc>
+      </w:tr>
+    </w:tbl>
+    <w:p>
+      <w:r>
+        <w:rPr>
+          <w:b/>
+          <w:i/>
+          <w:color w:val="1F4E79"/>
+          <w:sz w:val="19"/>
+        </w:rPr>
+        <w:t>↳ Diisi di aplikasi: kolom "Analisis Capaian Kinerja" pada Verifikasi Capaian -- boleh beberapa paragraf/daftar bernomor.</w:t>
+      </w:r>
+    </w:p>
+    <w:p>
       <w:r>
         <w:rPr>
           <w:i/>
-          <w:color w:val="1D4E89"/>
-          <w:sz w:val="20"/>
+          <w:color w:val="C00000"/>
+          <w:sz w:val="18"/>
         </w:rPr>
-        <w:t>{{bukti_dukung}}</w:t>
+        <w:t>Realisasi Volume RO dan Progress Pelaksanaan Kegiatan sampai dengan Triwulan Berjalan (HANYA tercetak otomatis bila realisasi IKU ini pada triwulan berjalan masih kosong):</w:t>
+      </w:r>
+    </w:p>
+    <w:p>
+      <w:r>
+        <w:rPr>
+          <w:b/>
+          <w:i/>
+          <w:color w:val="1F4E79"/>
+          <w:sz w:val="19"/>
+        </w:rPr>
+        <w:t>↳ Diisi di aplikasi: kolom Volume RO / Progres Pelaksanaan pada Isian Kegiatan.</w:t>
+      </w:r>
+    </w:p>
+    <w:p>
+      <w:r>
+        <w:rPr>
+          <w:b/>
+          <w:sz w:val="21"/>
+        </w:rPr>
+        <w:t>Kendala :</w:t>
       </w:r>
     </w:p>
     <w:p>
       <w:pPr>
-        <w:spacing w:before="40" w:after="40"/>
+        <w:pStyle w:val="ListNumber"/>
       </w:pPr>
+      <w:r/>
+    </w:p>
+    <w:p>
       <w:r>
         <w:rPr>
           <w:b/>
-          <w:sz w:val="20"/>
+          <w:i/>
+          <w:color w:val="1F4E79"/>
+          <w:sz w:val="19"/>
         </w:rPr>
-        <w:t xml:space="preserve">Tautan Bukti Dukung Tindak Lanjut TW Sebelumnya: </w:t>
+        <w:t>↳ Diisi di aplikasi: satu baris = satu catatan "Kendala" pada Verifikasi Capaian (boleh lebih dari satu per indikator).</w:t>
       </w:r>
+    </w:p>
+    <w:p>
       <w:r>
         <w:rPr>
-          <w:i/>
-          <w:color w:val="1D4E89"/>
-          <w:sz w:val="20"/>
+          <w:b/>
+          <w:sz w:val="21"/>
         </w:rPr>
-        <w:t>{{bukti_dukung_rtl_sebelumnya}}</w:t>
+        <w:t>Solusi :</w:t>
       </w:r>
     </w:p>
     <w:p>
       <w:pPr>
-        <w:spacing w:before="40" w:after="40"/>
+        <w:pStyle w:val="ListNumber"/>
       </w:pPr>
+      <w:r/>
+    </w:p>
+    <w:p>
       <w:r>
         <w:rPr>
           <w:b/>
-          <w:sz w:val="20"/>
+          <w:i/>
+          <w:color w:val="1F4E79"/>
+          <w:sz w:val="19"/>
         </w:rPr>
-        <w:t xml:space="preserve">Penjelasan/Pembahasan Lainnya per IKU: </w:t>
+        <w:t>↳ Diisi di aplikasi: "Solusi" berpasangan dengan Kendala di atas, pada Verifikasi Capaian.</w:t>
       </w:r>
+    </w:p>
+    <w:tbl>
+      <w:tblPr>
+        <w:tblStyle w:val="TableGrid"/>
+        <w:tblW w:type="auto" w:w="0"/>
+        <w:tblLook w:firstColumn="1" w:firstRow="1" w:lastColumn="0" w:lastRow="0" w:noHBand="0" w:noVBand="1" w:val="04A0"/>
+      </w:tblPr>
+      <w:tblGrid>
+        <w:gridCol w:w="4320"/>
+        <w:gridCol w:w="4320"/>
+      </w:tblGrid>
+      <w:tr>
+        <w:tc>
+          <w:tcPr>
+            <w:tcW w:type="dxa" w:w="4320"/>
+          </w:tcPr>
+          <w:p>
+            <w:r/>
+            <w:r>
+              <w:rPr>
+                <w:b/>
+                <w:i w:val="0"/>
+              </w:rPr>
+              <w:t>Rencana Tindak Lanjut (RTL)</w:t>
+            </w:r>
+          </w:p>
+        </w:tc>
+        <w:tc>
+          <w:tcPr>
+            <w:tcW w:type="dxa" w:w="4320"/>
+          </w:tcPr>
+          <w:p>
+            <w:r/>
+            <w:r>
+              <w:rPr>
+                <w:b w:val="0"/>
+                <w:i w:val="0"/>
+              </w:rPr>
+              <w:t>PIC Tindak Lanjut :</w:t>
+              <w:br/>
+              <w:br/>
+              <w:t>Batas Waktu Tindak Lanjut :</w:t>
+            </w:r>
+          </w:p>
+        </w:tc>
+      </w:tr>
+    </w:tbl>
+    <w:p>
+      <w:r>
+        <w:rPr>
+          <w:b/>
+          <w:i/>
+          <w:color w:val="1F4E79"/>
+          <w:sz w:val="19"/>
+        </w:rPr>
+        <w:t>↳ Diisi di aplikasi: halaman RTL Evaluasi -- PIC &amp; Batas Waktu dicetak sekali untuk seluruh daftar RTL indikator ini.</w:t>
+      </w:r>
+    </w:p>
+    <w:tbl>
+      <w:tblPr>
+        <w:tblStyle w:val="TableGrid"/>
+        <w:tblW w:type="auto" w:w="0"/>
+        <w:tblLook w:firstColumn="1" w:firstRow="1" w:lastColumn="0" w:lastRow="0" w:noHBand="0" w:noVBand="1" w:val="04A0"/>
+      </w:tblPr>
+      <w:tblGrid>
+        <w:gridCol w:w="8640"/>
+      </w:tblGrid>
+      <w:tr>
+        <w:tc>
+          <w:tcPr>
+            <w:tcW w:type="dxa" w:w="8640"/>
+            <w:shd w:val="clear" w:color="auto" w:fill="D9D9D9"/>
+          </w:tcPr>
+          <w:p>
+            <w:pPr>
+              <w:jc w:val="center"/>
+            </w:pPr>
+            <w:r/>
+            <w:r>
+              <w:rPr>
+                <w:b/>
+                <w:i w:val="0"/>
+              </w:rPr>
+              <w:t>Dasar Hitung/Bukti Dukung/Lainnya</w:t>
+            </w:r>
+          </w:p>
+        </w:tc>
+      </w:tr>
+      <w:tr>
+        <w:tc>
+          <w:tcPr>
+            <w:tcW w:type="dxa" w:w="8640"/>
+          </w:tcPr>
+          <w:p>
+            <w:r/>
+            <w:r>
+              <w:rPr>
+                <w:b w:val="0"/>
+                <w:i w:val="0"/>
+                <w:sz w:val="19"/>
+              </w:rPr>
+              <w:t>Dasar Hitung dan Basis Data Realisasi IKU :</w:t>
+              <w:br/>
+              <w:t>(rumus, dimana:, rincian n= mencakup/N= mencakup ...)</w:t>
+              <w:br/>
+              <w:br/>
+              <w:t>Tautan Bukti Dukung Realisasi Target : (otomatis dari folder Drive IKU ini)</w:t>
+              <w:br/>
+              <w:t>Tautan Bukti Dukung Tindak Lanjut Triwulan Sebelumnya : (otomatis)</w:t>
+              <w:br/>
+              <w:t>RTL triwulan sebelumnya yang telah dilaksanakan : (otomatis, kosong di Triwulan I)</w:t>
+              <w:br/>
+              <w:br/>
+              <w:t>Penjelasan/pembahasan lainnya :</w:t>
+            </w:r>
+          </w:p>
+        </w:tc>
+      </w:tr>
+    </w:tbl>
+    <w:p>
+      <w:r>
+        <w:rPr>
+          <w:b/>
+          <w:i/>
+          <w:color w:val="1F4E79"/>
+          <w:sz w:val="19"/>
+        </w:rPr>
+        <w:t>↳ Diisi di aplikasi: "Dasar Hitung" pada Master IKU (boleh multi-baris); "Penjelasan/Pembahasan Lainnya" pada Verifikasi Capaian.</w:t>
+      </w:r>
+    </w:p>
+    <w:p/>
+    <w:tbl>
+      <w:tblPr>
+        <w:tblStyle w:val="TableGrid"/>
+        <w:tblW w:type="auto" w:w="0"/>
+        <w:tblLook w:firstColumn="1" w:firstRow="1" w:lastColumn="0" w:lastRow="0" w:noHBand="0" w:noVBand="1" w:val="04A0"/>
+      </w:tblPr>
+      <w:tblGrid>
+        <w:gridCol w:w="1440"/>
+        <w:gridCol w:w="1440"/>
+        <w:gridCol w:w="1440"/>
+        <w:gridCol w:w="1440"/>
+        <w:gridCol w:w="1440"/>
+        <w:gridCol w:w="1440"/>
+      </w:tblGrid>
+      <w:tr>
+        <w:tc>
+          <w:tcPr>
+            <w:tcW w:type="dxa" w:w="8640"/>
+            <w:gridSpan w:val="6"/>
+            <w:shd w:val="clear" w:color="auto" w:fill="D9D9D9"/>
+          </w:tcPr>
+          <w:p>
+            <w:r/>
+            <w:r>
+              <w:rPr>
+                <w:b/>
+                <w:i w:val="0"/>
+              </w:rPr>
+              <w:t>Sasaran : Terwujudnya Penyediaan Data Dan Insight Statistik Lintas Sektor Yang Berkualitas (lanjutan)</w:t>
+            </w:r>
+          </w:p>
+        </w:tc>
+      </w:tr>
+      <w:tr>
+        <w:tc>
+          <w:tcPr>
+            <w:tcW w:type="dxa" w:w="1440"/>
+            <w:shd w:val="clear" w:color="auto" w:fill="F2F2F2"/>
+          </w:tcPr>
+          <w:p>
+            <w:pPr>
+              <w:jc w:val="center"/>
+            </w:pPr>
+            <w:r/>
+            <w:r>
+              <w:rPr>
+                <w:b/>
+                <w:i w:val="0"/>
+                <w:sz w:val="19"/>
+              </w:rPr>
+              <w:t>No.</w:t>
+            </w:r>
+          </w:p>
+        </w:tc>
+        <w:tc>
+          <w:tcPr>
+            <w:tcW w:type="dxa" w:w="1440"/>
+            <w:shd w:val="clear" w:color="auto" w:fill="F2F2F2"/>
+          </w:tcPr>
+          <w:p>
+            <w:pPr>
+              <w:jc w:val="center"/>
+            </w:pPr>
+            <w:r/>
+            <w:r>
+              <w:rPr>
+                <w:b/>
+                <w:i w:val="0"/>
+                <w:sz w:val="19"/>
+              </w:rPr>
+              <w:t>Indikator Kinerja</w:t>
+            </w:r>
+          </w:p>
+        </w:tc>
+        <w:tc>
+          <w:tcPr>
+            <w:tcW w:type="dxa" w:w="1440"/>
+            <w:shd w:val="clear" w:color="auto" w:fill="F2F2F2"/>
+          </w:tcPr>
+          <w:p>
+            <w:pPr>
+              <w:jc w:val="center"/>
+            </w:pPr>
+            <w:r/>
+            <w:r>
+              <w:rPr>
+                <w:b/>
+                <w:i w:val="0"/>
+                <w:sz w:val="19"/>
+              </w:rPr>
+              <w:t>Target PK</w:t>
+            </w:r>
+          </w:p>
+        </w:tc>
+        <w:tc>
+          <w:tcPr>
+            <w:tcW w:type="dxa" w:w="1440"/>
+            <w:shd w:val="clear" w:color="auto" w:fill="F2F2F2"/>
+          </w:tcPr>
+          <w:p>
+            <w:pPr>
+              <w:jc w:val="center"/>
+            </w:pPr>
+            <w:r/>
+            <w:r>
+              <w:rPr>
+                <w:b/>
+                <w:i w:val="0"/>
+                <w:sz w:val="19"/>
+              </w:rPr>
+              <w:t>Target Triwulan</w:t>
+            </w:r>
+          </w:p>
+        </w:tc>
+        <w:tc>
+          <w:tcPr>
+            <w:tcW w:type="dxa" w:w="1440"/>
+            <w:shd w:val="clear" w:color="auto" w:fill="F2F2F2"/>
+          </w:tcPr>
+          <w:p>
+            <w:pPr>
+              <w:jc w:val="center"/>
+            </w:pPr>
+            <w:r/>
+            <w:r>
+              <w:rPr>
+                <w:b/>
+                <w:i w:val="0"/>
+                <w:sz w:val="19"/>
+              </w:rPr>
+              <w:t>Realisasi Triwulan</w:t>
+            </w:r>
+          </w:p>
+        </w:tc>
+        <w:tc>
+          <w:tcPr>
+            <w:tcW w:type="dxa" w:w="1440"/>
+            <w:shd w:val="clear" w:color="auto" w:fill="F2F2F2"/>
+          </w:tcPr>
+          <w:p>
+            <w:pPr>
+              <w:jc w:val="center"/>
+            </w:pPr>
+            <w:r/>
+            <w:r>
+              <w:rPr>
+                <w:b/>
+                <w:i w:val="0"/>
+                <w:sz w:val="19"/>
+              </w:rPr>
+              <w:t>Capaian Thd Target PK</w:t>
+            </w:r>
+          </w:p>
+        </w:tc>
+      </w:tr>
+      <w:tr>
+        <w:tc>
+          <w:tcPr>
+            <w:tcW w:type="dxa" w:w="1440"/>
+          </w:tcPr>
+          <w:p>
+            <w:pPr>
+              <w:jc w:val="center"/>
+            </w:pPr>
+            <w:r/>
+            <w:r>
+              <w:rPr>
+                <w:b w:val="0"/>
+                <w:i w:val="0"/>
+              </w:rPr>
+              <w:t>1</w:t>
+            </w:r>
+          </w:p>
+        </w:tc>
+        <w:tc>
+          <w:tcPr>
+            <w:tcW w:type="dxa" w:w="1440"/>
+          </w:tcPr>
+          <w:p>
+            <w:r/>
+            <w:r>
+              <w:rPr>
+                <w:b w:val="0"/>
+                <w:i w:val="0"/>
+                <w:sz w:val="19"/>
+              </w:rPr>
+              <w:t>1413 Persentase Publikasi/Laporan Analisis Statistik dan Neraca Satelit Yang Berkualitas</w:t>
+            </w:r>
+          </w:p>
+        </w:tc>
+        <w:tc>
+          <w:tcPr>
+            <w:tcW w:type="dxa" w:w="1440"/>
+          </w:tcPr>
+          <w:p>
+            <w:r/>
+            <w:r>
+              <w:rPr>
+                <w:b w:val="0"/>
+                <w:i w:val="0"/>
+              </w:rPr>
+            </w:r>
+          </w:p>
+        </w:tc>
+        <w:tc>
+          <w:tcPr>
+            <w:tcW w:type="dxa" w:w="1440"/>
+          </w:tcPr>
+          <w:p>
+            <w:r/>
+            <w:r>
+              <w:rPr>
+                <w:b w:val="0"/>
+                <w:i w:val="0"/>
+              </w:rPr>
+            </w:r>
+          </w:p>
+        </w:tc>
+        <w:tc>
+          <w:tcPr>
+            <w:tcW w:type="dxa" w:w="1440"/>
+          </w:tcPr>
+          <w:p>
+            <w:r/>
+            <w:r>
+              <w:rPr>
+                <w:b w:val="0"/>
+                <w:i w:val="0"/>
+              </w:rPr>
+            </w:r>
+          </w:p>
+        </w:tc>
+        <w:tc>
+          <w:tcPr>
+            <w:tcW w:type="dxa" w:w="1440"/>
+          </w:tcPr>
+          <w:p>
+            <w:r/>
+            <w:r>
+              <w:rPr>
+                <w:b w:val="0"/>
+                <w:i w:val="0"/>
+              </w:rPr>
+            </w:r>
+          </w:p>
+        </w:tc>
+      </w:tr>
+    </w:tbl>
+    <w:p>
+      <w:r>
+        <w:rPr>
+          <w:b/>
+          <w:i/>
+          <w:color w:val="1F4E79"/>
+          <w:sz w:val="19"/>
+        </w:rPr>
+        <w:t>↳ Diisi di aplikasi: Sasaran &amp; Indikator Kinerja di halaman Master IKU; Target/Realisasi di Verifikasi Capaian.</w:t>
+      </w:r>
+    </w:p>
+    <w:tbl>
+      <w:tblPr>
+        <w:tblStyle w:val="TableGrid"/>
+        <w:tblW w:type="auto" w:w="0"/>
+        <w:tblLook w:firstColumn="1" w:firstRow="1" w:lastColumn="0" w:lastRow="0" w:noHBand="0" w:noVBand="1" w:val="04A0"/>
+      </w:tblPr>
+      <w:tblGrid>
+        <w:gridCol w:w="8640"/>
+      </w:tblGrid>
+      <w:tr>
+        <w:tc>
+          <w:tcPr>
+            <w:tcW w:type="dxa" w:w="8640"/>
+            <w:shd w:val="clear" w:color="auto" w:fill="D9D9D9"/>
+          </w:tcPr>
+          <w:p>
+            <w:pPr>
+              <w:jc w:val="center"/>
+            </w:pPr>
+            <w:r/>
+            <w:r>
+              <w:rPr>
+                <w:b/>
+                <w:i w:val="0"/>
+              </w:rPr>
+              <w:t>Analisis Capaian Kinerja</w:t>
+            </w:r>
+          </w:p>
+        </w:tc>
+      </w:tr>
+      <w:tr>
+        <w:tc>
+          <w:tcPr>
+            <w:tcW w:type="dxa" w:w="8640"/>
+          </w:tcPr>
+          <w:p>
+            <w:r/>
+            <w:r>
+              <w:rPr>
+                <w:b w:val="0"/>
+                <w:i w:val="0"/>
+              </w:rPr>
+            </w:r>
+          </w:p>
+        </w:tc>
+      </w:tr>
+    </w:tbl>
+    <w:p>
+      <w:r>
+        <w:rPr>
+          <w:b/>
+          <w:i/>
+          <w:color w:val="1F4E79"/>
+          <w:sz w:val="19"/>
+        </w:rPr>
+        <w:t>↳ Diisi di aplikasi: kolom "Analisis Capaian Kinerja" pada Verifikasi Capaian -- boleh beberapa paragraf/daftar bernomor.</w:t>
+      </w:r>
+    </w:p>
+    <w:p>
       <w:r>
         <w:rPr>
           <w:i/>
-          <w:color w:val="1D4E89"/>
-          <w:sz w:val="20"/>
+          <w:color w:val="C00000"/>
+          <w:sz w:val="18"/>
         </w:rPr>
-        <w:t>{{penjelasan_lainnya}}</w:t>
+        <w:t>Realisasi Volume RO dan Progress Pelaksanaan Kegiatan sampai dengan Triwulan Berjalan (HANYA tercetak otomatis bila realisasi IKU ini pada triwulan berjalan masih kosong):</w:t>
+      </w:r>
+    </w:p>
+    <w:p>
+      <w:r>
+        <w:rPr>
+          <w:b/>
+          <w:i/>
+          <w:color w:val="1F4E79"/>
+          <w:sz w:val="19"/>
+        </w:rPr>
+        <w:t>↳ Diisi di aplikasi: kolom Volume RO / Progres Pelaksanaan pada Isian Kegiatan.</w:t>
+      </w:r>
+    </w:p>
+    <w:p>
+      <w:r>
+        <w:rPr>
+          <w:b/>
+          <w:sz w:val="21"/>
+        </w:rPr>
+        <w:t>Kendala :</w:t>
       </w:r>
     </w:p>
     <w:p>
       <w:pPr>
-        <w:spacing w:before="240" w:after="40" w:line="276" w:lineRule="auto"/>
+        <w:pStyle w:val="ListNumber"/>
       </w:pPr>
+      <w:r/>
+    </w:p>
+    <w:p>
       <w:r>
         <w:rPr>
           <w:b/>
-          <w:i w:val="0"/>
-          <w:color w:val="1D4E89"/>
-          <w:sz w:val="22"/>
+          <w:i/>
+          <w:color w:val="1F4E79"/>
+          <w:sz w:val="19"/>
         </w:rPr>
-        <w:t>Tanda tangan</w:t>
+        <w:t>↳ Diisi di aplikasi: satu baris = satu catatan "Kendala" pada Verifikasi Capaian (boleh lebih dari satu per indikator).</w:t>
+      </w:r>
+    </w:p>
+    <w:p>
+      <w:r>
+        <w:rPr>
+          <w:b/>
+          <w:sz w:val="21"/>
+        </w:rPr>
+        <w:t>Solusi :</w:t>
       </w:r>
     </w:p>
     <w:p>
       <w:pPr>
-        <w:spacing w:before="80" w:after="80" w:line="276" w:lineRule="auto"/>
-        <w:jc w:val="both"/>
+        <w:pStyle w:val="ListNumber"/>
       </w:pPr>
+      <w:r/>
+    </w:p>
+    <w:p>
       <w:r>
         <w:rPr>
-          <w:b w:val="0"/>
+          <w:b/>
           <w:i/>
-          <w:color w:val="1D4E89"/>
-          <w:sz w:val="20"/>
+          <w:color w:val="1F4E79"/>
+          <w:sz w:val="19"/>
         </w:rPr>
-        <w:t>{{ttd_kepala}} — blok TTD Kepala (dan Notulis) ditambahkan sistem di akhir dokumen gabungan (setelah Bagian III), bukan di Bagian I.</w:t>
+        <w:t>↳ Diisi di aplikasi: "Solusi" berpasangan dengan Kendala di atas, pada Verifikasi Capaian.</w:t>
+      </w:r>
+    </w:p>
+    <w:tbl>
+      <w:tblPr>
+        <w:tblStyle w:val="TableGrid"/>
+        <w:tblW w:type="auto" w:w="0"/>
+        <w:tblLook w:firstColumn="1" w:firstRow="1" w:lastColumn="0" w:lastRow="0" w:noHBand="0" w:noVBand="1" w:val="04A0"/>
+      </w:tblPr>
+      <w:tblGrid>
+        <w:gridCol w:w="4320"/>
+        <w:gridCol w:w="4320"/>
+      </w:tblGrid>
+      <w:tr>
+        <w:tc>
+          <w:tcPr>
+            <w:tcW w:type="dxa" w:w="4320"/>
+          </w:tcPr>
+          <w:p>
+            <w:r/>
+            <w:r>
+              <w:rPr>
+                <w:b/>
+                <w:i w:val="0"/>
+              </w:rPr>
+              <w:t>Rencana Tindak Lanjut (RTL)</w:t>
+            </w:r>
+          </w:p>
+        </w:tc>
+        <w:tc>
+          <w:tcPr>
+            <w:tcW w:type="dxa" w:w="4320"/>
+          </w:tcPr>
+          <w:p>
+            <w:r/>
+            <w:r>
+              <w:rPr>
+                <w:b w:val="0"/>
+                <w:i w:val="0"/>
+              </w:rPr>
+              <w:t>PIC Tindak Lanjut :</w:t>
+              <w:br/>
+              <w:br/>
+              <w:t>Batas Waktu Tindak Lanjut :</w:t>
+            </w:r>
+          </w:p>
+        </w:tc>
+      </w:tr>
+    </w:tbl>
+    <w:p>
+      <w:r>
+        <w:rPr>
+          <w:b/>
+          <w:i/>
+          <w:color w:val="1F4E79"/>
+          <w:sz w:val="19"/>
+        </w:rPr>
+        <w:t>↳ Diisi di aplikasi: halaman RTL Evaluasi -- PIC &amp; Batas Waktu dicetak sekali untuk seluruh daftar RTL indikator ini.</w:t>
+      </w:r>
+    </w:p>
+    <w:tbl>
+      <w:tblPr>
+        <w:tblStyle w:val="TableGrid"/>
+        <w:tblW w:type="auto" w:w="0"/>
+        <w:tblLook w:firstColumn="1" w:firstRow="1" w:lastColumn="0" w:lastRow="0" w:noHBand="0" w:noVBand="1" w:val="04A0"/>
+      </w:tblPr>
+      <w:tblGrid>
+        <w:gridCol w:w="8640"/>
+      </w:tblGrid>
+      <w:tr>
+        <w:tc>
+          <w:tcPr>
+            <w:tcW w:type="dxa" w:w="8640"/>
+            <w:shd w:val="clear" w:color="auto" w:fill="D9D9D9"/>
+          </w:tcPr>
+          <w:p>
+            <w:pPr>
+              <w:jc w:val="center"/>
+            </w:pPr>
+            <w:r/>
+            <w:r>
+              <w:rPr>
+                <w:b/>
+                <w:i w:val="0"/>
+              </w:rPr>
+              <w:t>Dasar Hitung/Bukti Dukung/Lainnya</w:t>
+            </w:r>
+          </w:p>
+        </w:tc>
+      </w:tr>
+      <w:tr>
+        <w:tc>
+          <w:tcPr>
+            <w:tcW w:type="dxa" w:w="8640"/>
+          </w:tcPr>
+          <w:p>
+            <w:r/>
+            <w:r>
+              <w:rPr>
+                <w:b w:val="0"/>
+                <w:i w:val="0"/>
+                <w:sz w:val="19"/>
+              </w:rPr>
+              <w:t>Dasar Hitung dan Basis Data Realisasi IKU :</w:t>
+              <w:br/>
+              <w:t>(rumus, dimana:, rincian n= mencakup/N= mencakup ...)</w:t>
+              <w:br/>
+              <w:br/>
+              <w:t>Tautan Bukti Dukung Realisasi Target : (otomatis dari folder Drive IKU ini)</w:t>
+              <w:br/>
+              <w:t>Tautan Bukti Dukung Tindak Lanjut Triwulan Sebelumnya : (otomatis)</w:t>
+              <w:br/>
+              <w:t>RTL triwulan sebelumnya yang telah dilaksanakan : (otomatis, kosong di Triwulan I)</w:t>
+              <w:br/>
+              <w:br/>
+              <w:t>Penjelasan/pembahasan lainnya :</w:t>
+            </w:r>
+          </w:p>
+        </w:tc>
+      </w:tr>
+    </w:tbl>
+    <w:p>
+      <w:r>
+        <w:rPr>
+          <w:b/>
+          <w:i/>
+          <w:color w:val="1F4E79"/>
+          <w:sz w:val="19"/>
+        </w:rPr>
+        <w:t>↳ Diisi di aplikasi: "Dasar Hitung" pada Master IKU (boleh multi-baris); "Penjelasan/Pembahasan Lainnya" pada Verifikasi Capaian.</w:t>
+      </w:r>
+    </w:p>
+    <w:p/>
+    <w:tbl>
+      <w:tblPr>
+        <w:tblStyle w:val="TableGrid"/>
+        <w:tblW w:type="auto" w:w="0"/>
+        <w:tblLook w:firstColumn="1" w:firstRow="1" w:lastColumn="0" w:lastRow="0" w:noHBand="0" w:noVBand="1" w:val="04A0"/>
+      </w:tblPr>
+      <w:tblGrid>
+        <w:gridCol w:w="1440"/>
+        <w:gridCol w:w="1440"/>
+        <w:gridCol w:w="1440"/>
+        <w:gridCol w:w="1440"/>
+        <w:gridCol w:w="1440"/>
+        <w:gridCol w:w="1440"/>
+      </w:tblGrid>
+      <w:tr>
+        <w:tc>
+          <w:tcPr>
+            <w:tcW w:type="dxa" w:w="8640"/>
+            <w:gridSpan w:val="6"/>
+            <w:shd w:val="clear" w:color="auto" w:fill="D9D9D9"/>
+          </w:tcPr>
+          <w:p>
+            <w:r/>
+            <w:r>
+              <w:rPr>
+                <w:b/>
+                <w:i w:val="0"/>
+              </w:rPr>
+              <w:t>Sasaran : Terwujudnya Kapasitas Tata Kelola Pemerintah Desa Untuk Menghasilkan Statistik Berkualitas</w:t>
+            </w:r>
+          </w:p>
+        </w:tc>
+      </w:tr>
+      <w:tr>
+        <w:tc>
+          <w:tcPr>
+            <w:tcW w:type="dxa" w:w="1440"/>
+            <w:shd w:val="clear" w:color="auto" w:fill="F2F2F2"/>
+          </w:tcPr>
+          <w:p>
+            <w:pPr>
+              <w:jc w:val="center"/>
+            </w:pPr>
+            <w:r/>
+            <w:r>
+              <w:rPr>
+                <w:b/>
+                <w:i w:val="0"/>
+                <w:sz w:val="19"/>
+              </w:rPr>
+              <w:t>No.</w:t>
+            </w:r>
+          </w:p>
+        </w:tc>
+        <w:tc>
+          <w:tcPr>
+            <w:tcW w:type="dxa" w:w="1440"/>
+            <w:shd w:val="clear" w:color="auto" w:fill="F2F2F2"/>
+          </w:tcPr>
+          <w:p>
+            <w:pPr>
+              <w:jc w:val="center"/>
+            </w:pPr>
+            <w:r/>
+            <w:r>
+              <w:rPr>
+                <w:b/>
+                <w:i w:val="0"/>
+                <w:sz w:val="19"/>
+              </w:rPr>
+              <w:t>Indikator Kinerja</w:t>
+            </w:r>
+          </w:p>
+        </w:tc>
+        <w:tc>
+          <w:tcPr>
+            <w:tcW w:type="dxa" w:w="1440"/>
+            <w:shd w:val="clear" w:color="auto" w:fill="F2F2F2"/>
+          </w:tcPr>
+          <w:p>
+            <w:pPr>
+              <w:jc w:val="center"/>
+            </w:pPr>
+            <w:r/>
+            <w:r>
+              <w:rPr>
+                <w:b/>
+                <w:i w:val="0"/>
+                <w:sz w:val="19"/>
+              </w:rPr>
+              <w:t>Target PK</w:t>
+            </w:r>
+          </w:p>
+        </w:tc>
+        <w:tc>
+          <w:tcPr>
+            <w:tcW w:type="dxa" w:w="1440"/>
+            <w:shd w:val="clear" w:color="auto" w:fill="F2F2F2"/>
+          </w:tcPr>
+          <w:p>
+            <w:pPr>
+              <w:jc w:val="center"/>
+            </w:pPr>
+            <w:r/>
+            <w:r>
+              <w:rPr>
+                <w:b/>
+                <w:i w:val="0"/>
+                <w:sz w:val="19"/>
+              </w:rPr>
+              <w:t>Target Triwulan</w:t>
+            </w:r>
+          </w:p>
+        </w:tc>
+        <w:tc>
+          <w:tcPr>
+            <w:tcW w:type="dxa" w:w="1440"/>
+            <w:shd w:val="clear" w:color="auto" w:fill="F2F2F2"/>
+          </w:tcPr>
+          <w:p>
+            <w:pPr>
+              <w:jc w:val="center"/>
+            </w:pPr>
+            <w:r/>
+            <w:r>
+              <w:rPr>
+                <w:b/>
+                <w:i w:val="0"/>
+                <w:sz w:val="19"/>
+              </w:rPr>
+              <w:t>Realisasi Triwulan</w:t>
+            </w:r>
+          </w:p>
+        </w:tc>
+        <w:tc>
+          <w:tcPr>
+            <w:tcW w:type="dxa" w:w="1440"/>
+            <w:shd w:val="clear" w:color="auto" w:fill="F2F2F2"/>
+          </w:tcPr>
+          <w:p>
+            <w:pPr>
+              <w:jc w:val="center"/>
+            </w:pPr>
+            <w:r/>
+            <w:r>
+              <w:rPr>
+                <w:b/>
+                <w:i w:val="0"/>
+                <w:sz w:val="19"/>
+              </w:rPr>
+              <w:t>Capaian Thd Target PK</w:t>
+            </w:r>
+          </w:p>
+        </w:tc>
+      </w:tr>
+      <w:tr>
+        <w:tc>
+          <w:tcPr>
+            <w:tcW w:type="dxa" w:w="1440"/>
+          </w:tcPr>
+          <w:p>
+            <w:pPr>
+              <w:jc w:val="center"/>
+            </w:pPr>
+            <w:r/>
+            <w:r>
+              <w:rPr>
+                <w:b w:val="0"/>
+                <w:i w:val="0"/>
+              </w:rPr>
+              <w:t>1</w:t>
+            </w:r>
+          </w:p>
+        </w:tc>
+        <w:tc>
+          <w:tcPr>
+            <w:tcW w:type="dxa" w:w="1440"/>
+          </w:tcPr>
+          <w:p>
+            <w:r/>
+            <w:r>
+              <w:rPr>
+                <w:b w:val="0"/>
+                <w:i w:val="0"/>
+                <w:sz w:val="19"/>
+              </w:rPr>
+              <w:t>2141 Persentase Kumulatif Desa Yang Berpredikat Desa Cinta Statistik</w:t>
+            </w:r>
+          </w:p>
+        </w:tc>
+        <w:tc>
+          <w:tcPr>
+            <w:tcW w:type="dxa" w:w="1440"/>
+          </w:tcPr>
+          <w:p>
+            <w:r/>
+            <w:r>
+              <w:rPr>
+                <w:b w:val="0"/>
+                <w:i w:val="0"/>
+              </w:rPr>
+            </w:r>
+          </w:p>
+        </w:tc>
+        <w:tc>
+          <w:tcPr>
+            <w:tcW w:type="dxa" w:w="1440"/>
+          </w:tcPr>
+          <w:p>
+            <w:r/>
+            <w:r>
+              <w:rPr>
+                <w:b w:val="0"/>
+                <w:i w:val="0"/>
+              </w:rPr>
+            </w:r>
+          </w:p>
+        </w:tc>
+        <w:tc>
+          <w:tcPr>
+            <w:tcW w:type="dxa" w:w="1440"/>
+          </w:tcPr>
+          <w:p>
+            <w:r/>
+            <w:r>
+              <w:rPr>
+                <w:b w:val="0"/>
+                <w:i w:val="0"/>
+              </w:rPr>
+            </w:r>
+          </w:p>
+        </w:tc>
+        <w:tc>
+          <w:tcPr>
+            <w:tcW w:type="dxa" w:w="1440"/>
+          </w:tcPr>
+          <w:p>
+            <w:r/>
+            <w:r>
+              <w:rPr>
+                <w:b w:val="0"/>
+                <w:i w:val="0"/>
+              </w:rPr>
+            </w:r>
+          </w:p>
+        </w:tc>
+      </w:tr>
+    </w:tbl>
+    <w:p>
+      <w:r>
+        <w:rPr>
+          <w:b/>
+          <w:i/>
+          <w:color w:val="1F4E79"/>
+          <w:sz w:val="19"/>
+        </w:rPr>
+        <w:t>↳ Diisi di aplikasi: Sasaran &amp; Indikator Kinerja di halaman Master IKU; Target/Realisasi di Verifikasi Capaian.</w:t>
+      </w:r>
+    </w:p>
+    <w:tbl>
+      <w:tblPr>
+        <w:tblStyle w:val="TableGrid"/>
+        <w:tblW w:type="auto" w:w="0"/>
+        <w:tblLook w:firstColumn="1" w:firstRow="1" w:lastColumn="0" w:lastRow="0" w:noHBand="0" w:noVBand="1" w:val="04A0"/>
+      </w:tblPr>
+      <w:tblGrid>
+        <w:gridCol w:w="8640"/>
+      </w:tblGrid>
+      <w:tr>
+        <w:tc>
+          <w:tcPr>
+            <w:tcW w:type="dxa" w:w="8640"/>
+            <w:shd w:val="clear" w:color="auto" w:fill="D9D9D9"/>
+          </w:tcPr>
+          <w:p>
+            <w:pPr>
+              <w:jc w:val="center"/>
+            </w:pPr>
+            <w:r/>
+            <w:r>
+              <w:rPr>
+                <w:b/>
+                <w:i w:val="0"/>
+              </w:rPr>
+              <w:t>Analisis Capaian Kinerja</w:t>
+            </w:r>
+          </w:p>
+        </w:tc>
+      </w:tr>
+      <w:tr>
+        <w:tc>
+          <w:tcPr>
+            <w:tcW w:type="dxa" w:w="8640"/>
+          </w:tcPr>
+          <w:p>
+            <w:r/>
+            <w:r>
+              <w:rPr>
+                <w:b w:val="0"/>
+                <w:i w:val="0"/>
+              </w:rPr>
+            </w:r>
+          </w:p>
+        </w:tc>
+      </w:tr>
+    </w:tbl>
+    <w:p>
+      <w:r>
+        <w:rPr>
+          <w:b/>
+          <w:i/>
+          <w:color w:val="1F4E79"/>
+          <w:sz w:val="19"/>
+        </w:rPr>
+        <w:t>↳ Diisi di aplikasi: kolom "Analisis Capaian Kinerja" pada Verifikasi Capaian -- boleh beberapa paragraf/daftar bernomor.</w:t>
+      </w:r>
+    </w:p>
+    <w:p>
+      <w:r>
+        <w:rPr>
+          <w:i/>
+          <w:color w:val="C00000"/>
+          <w:sz w:val="18"/>
+        </w:rPr>
+        <w:t>Realisasi Volume RO dan Progress Pelaksanaan Kegiatan sampai dengan Triwulan Berjalan (HANYA tercetak otomatis bila realisasi IKU ini pada triwulan berjalan masih kosong):</w:t>
+      </w:r>
+    </w:p>
+    <w:p>
+      <w:r>
+        <w:rPr>
+          <w:b/>
+          <w:i/>
+          <w:color w:val="1F4E79"/>
+          <w:sz w:val="19"/>
+        </w:rPr>
+        <w:t>↳ Diisi di aplikasi: kolom Volume RO / Progres Pelaksanaan pada Isian Kegiatan.</w:t>
+      </w:r>
+    </w:p>
+    <w:p>
+      <w:r>
+        <w:rPr>
+          <w:b/>
+          <w:sz w:val="21"/>
+        </w:rPr>
+        <w:t>Kendala :</w:t>
+      </w:r>
+    </w:p>
+    <w:p>
+      <w:pPr>
+        <w:pStyle w:val="ListNumber"/>
+      </w:pPr>
+      <w:r/>
+    </w:p>
+    <w:p>
+      <w:r>
+        <w:rPr>
+          <w:b/>
+          <w:i/>
+          <w:color w:val="1F4E79"/>
+          <w:sz w:val="19"/>
+        </w:rPr>
+        <w:t>↳ Diisi di aplikasi: satu baris = satu catatan "Kendala" pada Verifikasi Capaian (boleh lebih dari satu per indikator).</w:t>
+      </w:r>
+    </w:p>
+    <w:p>
+      <w:r>
+        <w:rPr>
+          <w:b/>
+          <w:sz w:val="21"/>
+        </w:rPr>
+        <w:t>Solusi :</w:t>
+      </w:r>
+    </w:p>
+    <w:p>
+      <w:pPr>
+        <w:pStyle w:val="ListNumber"/>
+      </w:pPr>
+      <w:r/>
+    </w:p>
+    <w:p>
+      <w:r>
+        <w:rPr>
+          <w:b/>
+          <w:i/>
+          <w:color w:val="1F4E79"/>
+          <w:sz w:val="19"/>
+        </w:rPr>
+        <w:t>↳ Diisi di aplikasi: "Solusi" berpasangan dengan Kendala di atas, pada Verifikasi Capaian.</w:t>
+      </w:r>
+    </w:p>
+    <w:tbl>
+      <w:tblPr>
+        <w:tblStyle w:val="TableGrid"/>
+        <w:tblW w:type="auto" w:w="0"/>
+        <w:tblLook w:firstColumn="1" w:firstRow="1" w:lastColumn="0" w:lastRow="0" w:noHBand="0" w:noVBand="1" w:val="04A0"/>
+      </w:tblPr>
+      <w:tblGrid>
+        <w:gridCol w:w="4320"/>
+        <w:gridCol w:w="4320"/>
+      </w:tblGrid>
+      <w:tr>
+        <w:tc>
+          <w:tcPr>
+            <w:tcW w:type="dxa" w:w="4320"/>
+          </w:tcPr>
+          <w:p>
+            <w:r/>
+            <w:r>
+              <w:rPr>
+                <w:b/>
+                <w:i w:val="0"/>
+              </w:rPr>
+              <w:t>Rencana Tindak Lanjut (RTL)</w:t>
+            </w:r>
+          </w:p>
+        </w:tc>
+        <w:tc>
+          <w:tcPr>
+            <w:tcW w:type="dxa" w:w="4320"/>
+          </w:tcPr>
+          <w:p>
+            <w:r/>
+            <w:r>
+              <w:rPr>
+                <w:b w:val="0"/>
+                <w:i w:val="0"/>
+              </w:rPr>
+              <w:t>PIC Tindak Lanjut :</w:t>
+              <w:br/>
+              <w:br/>
+              <w:t>Batas Waktu Tindak Lanjut :</w:t>
+            </w:r>
+          </w:p>
+        </w:tc>
+      </w:tr>
+    </w:tbl>
+    <w:p>
+      <w:r>
+        <w:rPr>
+          <w:b/>
+          <w:i/>
+          <w:color w:val="1F4E79"/>
+          <w:sz w:val="19"/>
+        </w:rPr>
+        <w:t>↳ Diisi di aplikasi: halaman RTL Evaluasi -- PIC &amp; Batas Waktu dicetak sekali untuk seluruh daftar RTL indikator ini.</w:t>
+      </w:r>
+    </w:p>
+    <w:tbl>
+      <w:tblPr>
+        <w:tblStyle w:val="TableGrid"/>
+        <w:tblW w:type="auto" w:w="0"/>
+        <w:tblLook w:firstColumn="1" w:firstRow="1" w:lastColumn="0" w:lastRow="0" w:noHBand="0" w:noVBand="1" w:val="04A0"/>
+      </w:tblPr>
+      <w:tblGrid>
+        <w:gridCol w:w="8640"/>
+      </w:tblGrid>
+      <w:tr>
+        <w:tc>
+          <w:tcPr>
+            <w:tcW w:type="dxa" w:w="8640"/>
+            <w:shd w:val="clear" w:color="auto" w:fill="D9D9D9"/>
+          </w:tcPr>
+          <w:p>
+            <w:pPr>
+              <w:jc w:val="center"/>
+            </w:pPr>
+            <w:r/>
+            <w:r>
+              <w:rPr>
+                <w:b/>
+                <w:i w:val="0"/>
+              </w:rPr>
+              <w:t>Dasar Hitung/Bukti Dukung/Lainnya</w:t>
+            </w:r>
+          </w:p>
+        </w:tc>
+      </w:tr>
+      <w:tr>
+        <w:tc>
+          <w:tcPr>
+            <w:tcW w:type="dxa" w:w="8640"/>
+          </w:tcPr>
+          <w:p>
+            <w:r/>
+            <w:r>
+              <w:rPr>
+                <w:b w:val="0"/>
+                <w:i w:val="0"/>
+                <w:sz w:val="19"/>
+              </w:rPr>
+              <w:t>Dasar Hitung dan Basis Data Realisasi IKU :</w:t>
+              <w:br/>
+              <w:t>(rumus, dimana:, rincian n= mencakup/N= mencakup ...)</w:t>
+              <w:br/>
+              <w:br/>
+              <w:t>Tautan Bukti Dukung Realisasi Target : (otomatis dari folder Drive IKU ini)</w:t>
+              <w:br/>
+              <w:t>Tautan Bukti Dukung Tindak Lanjut Triwulan Sebelumnya : (otomatis)</w:t>
+              <w:br/>
+              <w:t>RTL triwulan sebelumnya yang telah dilaksanakan : (otomatis, kosong di Triwulan I)</w:t>
+              <w:br/>
+              <w:br/>
+              <w:t>Penjelasan/pembahasan lainnya :</w:t>
+            </w:r>
+          </w:p>
+        </w:tc>
+      </w:tr>
+    </w:tbl>
+    <w:p>
+      <w:r>
+        <w:rPr>
+          <w:b/>
+          <w:i/>
+          <w:color w:val="1F4E79"/>
+          <w:sz w:val="19"/>
+        </w:rPr>
+        <w:t>↳ Diisi di aplikasi: "Dasar Hitung" pada Master IKU (boleh multi-baris); "Penjelasan/Pembahasan Lainnya" pada Verifikasi Capaian.</w:t>
+      </w:r>
+    </w:p>
+    <w:p/>
+    <w:tbl>
+      <w:tblPr>
+        <w:tblStyle w:val="TableGrid"/>
+        <w:tblW w:type="auto" w:w="0"/>
+        <w:tblLook w:firstColumn="1" w:firstRow="1" w:lastColumn="0" w:lastRow="0" w:noHBand="0" w:noVBand="1" w:val="04A0"/>
+      </w:tblPr>
+      <w:tblGrid>
+        <w:gridCol w:w="1440"/>
+        <w:gridCol w:w="1440"/>
+        <w:gridCol w:w="1440"/>
+        <w:gridCol w:w="1440"/>
+        <w:gridCol w:w="1440"/>
+        <w:gridCol w:w="1440"/>
+      </w:tblGrid>
+      <w:tr>
+        <w:tc>
+          <w:tcPr>
+            <w:tcW w:type="dxa" w:w="8640"/>
+            <w:gridSpan w:val="6"/>
+            <w:shd w:val="clear" w:color="auto" w:fill="D9D9D9"/>
+          </w:tcPr>
+          <w:p>
+            <w:r/>
+            <w:r>
+              <w:rPr>
+                <w:b/>
+                <w:i w:val="0"/>
+              </w:rPr>
+              <w:t>Sasaran : Terwujudnya Penguatan Penyelenggaraan Pembinaan Statistik Sektoral Kementerian/Lembaga/Pemerintah Daerah</w:t>
+            </w:r>
+          </w:p>
+        </w:tc>
+      </w:tr>
+      <w:tr>
+        <w:tc>
+          <w:tcPr>
+            <w:tcW w:type="dxa" w:w="1440"/>
+            <w:shd w:val="clear" w:color="auto" w:fill="F2F2F2"/>
+          </w:tcPr>
+          <w:p>
+            <w:pPr>
+              <w:jc w:val="center"/>
+            </w:pPr>
+            <w:r/>
+            <w:r>
+              <w:rPr>
+                <w:b/>
+                <w:i w:val="0"/>
+                <w:sz w:val="19"/>
+              </w:rPr>
+              <w:t>No.</w:t>
+            </w:r>
+          </w:p>
+        </w:tc>
+        <w:tc>
+          <w:tcPr>
+            <w:tcW w:type="dxa" w:w="1440"/>
+            <w:shd w:val="clear" w:color="auto" w:fill="F2F2F2"/>
+          </w:tcPr>
+          <w:p>
+            <w:pPr>
+              <w:jc w:val="center"/>
+            </w:pPr>
+            <w:r/>
+            <w:r>
+              <w:rPr>
+                <w:b/>
+                <w:i w:val="0"/>
+                <w:sz w:val="19"/>
+              </w:rPr>
+              <w:t>Indikator Kinerja</w:t>
+            </w:r>
+          </w:p>
+        </w:tc>
+        <w:tc>
+          <w:tcPr>
+            <w:tcW w:type="dxa" w:w="1440"/>
+            <w:shd w:val="clear" w:color="auto" w:fill="F2F2F2"/>
+          </w:tcPr>
+          <w:p>
+            <w:pPr>
+              <w:jc w:val="center"/>
+            </w:pPr>
+            <w:r/>
+            <w:r>
+              <w:rPr>
+                <w:b/>
+                <w:i w:val="0"/>
+                <w:sz w:val="19"/>
+              </w:rPr>
+              <w:t>Target PK</w:t>
+            </w:r>
+          </w:p>
+        </w:tc>
+        <w:tc>
+          <w:tcPr>
+            <w:tcW w:type="dxa" w:w="1440"/>
+            <w:shd w:val="clear" w:color="auto" w:fill="F2F2F2"/>
+          </w:tcPr>
+          <w:p>
+            <w:pPr>
+              <w:jc w:val="center"/>
+            </w:pPr>
+            <w:r/>
+            <w:r>
+              <w:rPr>
+                <w:b/>
+                <w:i w:val="0"/>
+                <w:sz w:val="19"/>
+              </w:rPr>
+              <w:t>Target Triwulan</w:t>
+            </w:r>
+          </w:p>
+        </w:tc>
+        <w:tc>
+          <w:tcPr>
+            <w:tcW w:type="dxa" w:w="1440"/>
+            <w:shd w:val="clear" w:color="auto" w:fill="F2F2F2"/>
+          </w:tcPr>
+          <w:p>
+            <w:pPr>
+              <w:jc w:val="center"/>
+            </w:pPr>
+            <w:r/>
+            <w:r>
+              <w:rPr>
+                <w:b/>
+                <w:i w:val="0"/>
+                <w:sz w:val="19"/>
+              </w:rPr>
+              <w:t>Realisasi Triwulan</w:t>
+            </w:r>
+          </w:p>
+        </w:tc>
+        <w:tc>
+          <w:tcPr>
+            <w:tcW w:type="dxa" w:w="1440"/>
+            <w:shd w:val="clear" w:color="auto" w:fill="F2F2F2"/>
+          </w:tcPr>
+          <w:p>
+            <w:pPr>
+              <w:jc w:val="center"/>
+            </w:pPr>
+            <w:r/>
+            <w:r>
+              <w:rPr>
+                <w:b/>
+                <w:i w:val="0"/>
+                <w:sz w:val="19"/>
+              </w:rPr>
+              <w:t>Capaian Thd Target PK</w:t>
+            </w:r>
+          </w:p>
+        </w:tc>
+      </w:tr>
+      <w:tr>
+        <w:tc>
+          <w:tcPr>
+            <w:tcW w:type="dxa" w:w="1440"/>
+          </w:tcPr>
+          <w:p>
+            <w:pPr>
+              <w:jc w:val="center"/>
+            </w:pPr>
+            <w:r/>
+            <w:r>
+              <w:rPr>
+                <w:b w:val="0"/>
+                <w:i w:val="0"/>
+              </w:rPr>
+              <w:t>1</w:t>
+            </w:r>
+          </w:p>
+        </w:tc>
+        <w:tc>
+          <w:tcPr>
+            <w:tcW w:type="dxa" w:w="1440"/>
+          </w:tcPr>
+          <w:p>
+            <w:r/>
+            <w:r>
+              <w:rPr>
+                <w:b w:val="0"/>
+                <w:i w:val="0"/>
+                <w:sz w:val="19"/>
+              </w:rPr>
+              <w:t>2511 Tingkat Penyelenggaraan Pembinaan Statistik Sektoral sesuai standar</w:t>
+            </w:r>
+          </w:p>
+        </w:tc>
+        <w:tc>
+          <w:tcPr>
+            <w:tcW w:type="dxa" w:w="1440"/>
+          </w:tcPr>
+          <w:p>
+            <w:r/>
+            <w:r>
+              <w:rPr>
+                <w:b w:val="0"/>
+                <w:i w:val="0"/>
+              </w:rPr>
+            </w:r>
+          </w:p>
+        </w:tc>
+        <w:tc>
+          <w:tcPr>
+            <w:tcW w:type="dxa" w:w="1440"/>
+          </w:tcPr>
+          <w:p>
+            <w:r/>
+            <w:r>
+              <w:rPr>
+                <w:b w:val="0"/>
+                <w:i w:val="0"/>
+              </w:rPr>
+            </w:r>
+          </w:p>
+        </w:tc>
+        <w:tc>
+          <w:tcPr>
+            <w:tcW w:type="dxa" w:w="1440"/>
+          </w:tcPr>
+          <w:p>
+            <w:r/>
+            <w:r>
+              <w:rPr>
+                <w:b w:val="0"/>
+                <w:i w:val="0"/>
+              </w:rPr>
+            </w:r>
+          </w:p>
+        </w:tc>
+        <w:tc>
+          <w:tcPr>
+            <w:tcW w:type="dxa" w:w="1440"/>
+          </w:tcPr>
+          <w:p>
+            <w:r/>
+            <w:r>
+              <w:rPr>
+                <w:b w:val="0"/>
+                <w:i w:val="0"/>
+              </w:rPr>
+            </w:r>
+          </w:p>
+        </w:tc>
+      </w:tr>
+    </w:tbl>
+    <w:p>
+      <w:r>
+        <w:rPr>
+          <w:b/>
+          <w:i/>
+          <w:color w:val="1F4E79"/>
+          <w:sz w:val="19"/>
+        </w:rPr>
+        <w:t>↳ Diisi di aplikasi: Sasaran &amp; Indikator Kinerja di halaman Master IKU; Target/Realisasi di Verifikasi Capaian.</w:t>
+      </w:r>
+    </w:p>
+    <w:tbl>
+      <w:tblPr>
+        <w:tblStyle w:val="TableGrid"/>
+        <w:tblW w:type="auto" w:w="0"/>
+        <w:tblLook w:firstColumn="1" w:firstRow="1" w:lastColumn="0" w:lastRow="0" w:noHBand="0" w:noVBand="1" w:val="04A0"/>
+      </w:tblPr>
+      <w:tblGrid>
+        <w:gridCol w:w="8640"/>
+      </w:tblGrid>
+      <w:tr>
+        <w:tc>
+          <w:tcPr>
+            <w:tcW w:type="dxa" w:w="8640"/>
+            <w:shd w:val="clear" w:color="auto" w:fill="D9D9D9"/>
+          </w:tcPr>
+          <w:p>
+            <w:pPr>
+              <w:jc w:val="center"/>
+            </w:pPr>
+            <w:r/>
+            <w:r>
+              <w:rPr>
+                <w:b/>
+                <w:i w:val="0"/>
+              </w:rPr>
+              <w:t>Analisis Capaian Kinerja</w:t>
+            </w:r>
+          </w:p>
+        </w:tc>
+      </w:tr>
+      <w:tr>
+        <w:tc>
+          <w:tcPr>
+            <w:tcW w:type="dxa" w:w="8640"/>
+          </w:tcPr>
+          <w:p>
+            <w:r/>
+            <w:r>
+              <w:rPr>
+                <w:b w:val="0"/>
+                <w:i w:val="0"/>
+              </w:rPr>
+            </w:r>
+          </w:p>
+        </w:tc>
+      </w:tr>
+    </w:tbl>
+    <w:p>
+      <w:r>
+        <w:rPr>
+          <w:b/>
+          <w:i/>
+          <w:color w:val="1F4E79"/>
+          <w:sz w:val="19"/>
+        </w:rPr>
+        <w:t>↳ Diisi di aplikasi: kolom "Analisis Capaian Kinerja" pada Verifikasi Capaian -- boleh beberapa paragraf/daftar bernomor.</w:t>
+      </w:r>
+    </w:p>
+    <w:p>
+      <w:r>
+        <w:rPr>
+          <w:i/>
+          <w:color w:val="C00000"/>
+          <w:sz w:val="18"/>
+        </w:rPr>
+        <w:t>Realisasi Volume RO dan Progress Pelaksanaan Kegiatan sampai dengan Triwulan Berjalan (HANYA tercetak otomatis bila realisasi IKU ini pada triwulan berjalan masih kosong):</w:t>
+      </w:r>
+    </w:p>
+    <w:p>
+      <w:r>
+        <w:rPr>
+          <w:b/>
+          <w:i/>
+          <w:color w:val="1F4E79"/>
+          <w:sz w:val="19"/>
+        </w:rPr>
+        <w:t>↳ Diisi di aplikasi: kolom Volume RO / Progres Pelaksanaan pada Isian Kegiatan.</w:t>
+      </w:r>
+    </w:p>
+    <w:p>
+      <w:r>
+        <w:rPr>
+          <w:b/>
+          <w:sz w:val="21"/>
+        </w:rPr>
+        <w:t>Kendala :</w:t>
+      </w:r>
+    </w:p>
+    <w:p>
+      <w:pPr>
+        <w:pStyle w:val="ListNumber"/>
+      </w:pPr>
+      <w:r/>
+    </w:p>
+    <w:p>
+      <w:r>
+        <w:rPr>
+          <w:b/>
+          <w:i/>
+          <w:color w:val="1F4E79"/>
+          <w:sz w:val="19"/>
+        </w:rPr>
+        <w:t>↳ Diisi di aplikasi: satu baris = satu catatan "Kendala" pada Verifikasi Capaian (boleh lebih dari satu per indikator).</w:t>
+      </w:r>
+    </w:p>
+    <w:p>
+      <w:r>
+        <w:rPr>
+          <w:b/>
+          <w:sz w:val="21"/>
+        </w:rPr>
+        <w:t>Solusi :</w:t>
+      </w:r>
+    </w:p>
+    <w:p>
+      <w:pPr>
+        <w:pStyle w:val="ListNumber"/>
+      </w:pPr>
+      <w:r/>
+    </w:p>
+    <w:p>
+      <w:r>
+        <w:rPr>
+          <w:b/>
+          <w:i/>
+          <w:color w:val="1F4E79"/>
+          <w:sz w:val="19"/>
+        </w:rPr>
+        <w:t>↳ Diisi di aplikasi: "Solusi" berpasangan dengan Kendala di atas, pada Verifikasi Capaian.</w:t>
+      </w:r>
+    </w:p>
+    <w:tbl>
+      <w:tblPr>
+        <w:tblStyle w:val="TableGrid"/>
+        <w:tblW w:type="auto" w:w="0"/>
+        <w:tblLook w:firstColumn="1" w:firstRow="1" w:lastColumn="0" w:lastRow="0" w:noHBand="0" w:noVBand="1" w:val="04A0"/>
+      </w:tblPr>
+      <w:tblGrid>
+        <w:gridCol w:w="4320"/>
+        <w:gridCol w:w="4320"/>
+      </w:tblGrid>
+      <w:tr>
+        <w:tc>
+          <w:tcPr>
+            <w:tcW w:type="dxa" w:w="4320"/>
+          </w:tcPr>
+          <w:p>
+            <w:r/>
+            <w:r>
+              <w:rPr>
+                <w:b/>
+                <w:i w:val="0"/>
+              </w:rPr>
+              <w:t>Rencana Tindak Lanjut (RTL)</w:t>
+            </w:r>
+          </w:p>
+        </w:tc>
+        <w:tc>
+          <w:tcPr>
+            <w:tcW w:type="dxa" w:w="4320"/>
+          </w:tcPr>
+          <w:p>
+            <w:r/>
+            <w:r>
+              <w:rPr>
+                <w:b w:val="0"/>
+                <w:i w:val="0"/>
+              </w:rPr>
+              <w:t>PIC Tindak Lanjut :</w:t>
+              <w:br/>
+              <w:br/>
+              <w:t>Batas Waktu Tindak Lanjut :</w:t>
+            </w:r>
+          </w:p>
+        </w:tc>
+      </w:tr>
+    </w:tbl>
+    <w:p>
+      <w:r>
+        <w:rPr>
+          <w:b/>
+          <w:i/>
+          <w:color w:val="1F4E79"/>
+          <w:sz w:val="19"/>
+        </w:rPr>
+        <w:t>↳ Diisi di aplikasi: halaman RTL Evaluasi -- PIC &amp; Batas Waktu dicetak sekali untuk seluruh daftar RTL indikator ini.</w:t>
+      </w:r>
+    </w:p>
+    <w:tbl>
+      <w:tblPr>
+        <w:tblStyle w:val="TableGrid"/>
+        <w:tblW w:type="auto" w:w="0"/>
+        <w:tblLook w:firstColumn="1" w:firstRow="1" w:lastColumn="0" w:lastRow="0" w:noHBand="0" w:noVBand="1" w:val="04A0"/>
+      </w:tblPr>
+      <w:tblGrid>
+        <w:gridCol w:w="8640"/>
+      </w:tblGrid>
+      <w:tr>
+        <w:tc>
+          <w:tcPr>
+            <w:tcW w:type="dxa" w:w="8640"/>
+            <w:shd w:val="clear" w:color="auto" w:fill="D9D9D9"/>
+          </w:tcPr>
+          <w:p>
+            <w:pPr>
+              <w:jc w:val="center"/>
+            </w:pPr>
+            <w:r/>
+            <w:r>
+              <w:rPr>
+                <w:b/>
+                <w:i w:val="0"/>
+              </w:rPr>
+              <w:t>Dasar Hitung/Bukti Dukung/Lainnya</w:t>
+            </w:r>
+          </w:p>
+        </w:tc>
+      </w:tr>
+      <w:tr>
+        <w:tc>
+          <w:tcPr>
+            <w:tcW w:type="dxa" w:w="8640"/>
+          </w:tcPr>
+          <w:p>
+            <w:r/>
+            <w:r>
+              <w:rPr>
+                <w:b w:val="0"/>
+                <w:i w:val="0"/>
+                <w:sz w:val="19"/>
+              </w:rPr>
+              <w:t>Dasar Hitung dan Basis Data Realisasi IKU :</w:t>
+              <w:br/>
+              <w:t>(rumus, dimana:, rincian n= mencakup/N= mencakup ...)</w:t>
+              <w:br/>
+              <w:br/>
+              <w:t>Tautan Bukti Dukung Realisasi Target : (otomatis dari folder Drive IKU ini)</w:t>
+              <w:br/>
+              <w:t>Tautan Bukti Dukung Tindak Lanjut Triwulan Sebelumnya : (otomatis)</w:t>
+              <w:br/>
+              <w:t>RTL triwulan sebelumnya yang telah dilaksanakan : (otomatis, kosong di Triwulan I)</w:t>
+              <w:br/>
+              <w:br/>
+              <w:t>Penjelasan/pembahasan lainnya :</w:t>
+            </w:r>
+          </w:p>
+        </w:tc>
+      </w:tr>
+    </w:tbl>
+    <w:p>
+      <w:r>
+        <w:rPr>
+          <w:b/>
+          <w:i/>
+          <w:color w:val="1F4E79"/>
+          <w:sz w:val="19"/>
+        </w:rPr>
+        <w:t>↳ Diisi di aplikasi: "Dasar Hitung" pada Master IKU (boleh multi-baris); "Penjelasan/Pembahasan Lainnya" pada Verifikasi Capaian.</w:t>
+      </w:r>
+    </w:p>
+    <w:p/>
+    <w:tbl>
+      <w:tblPr>
+        <w:tblStyle w:val="TableGrid"/>
+        <w:tblW w:type="auto" w:w="0"/>
+        <w:tblLook w:firstColumn="1" w:firstRow="1" w:lastColumn="0" w:lastRow="0" w:noHBand="0" w:noVBand="1" w:val="04A0"/>
+      </w:tblPr>
+      <w:tblGrid>
+        <w:gridCol w:w="1440"/>
+        <w:gridCol w:w="1440"/>
+        <w:gridCol w:w="1440"/>
+        <w:gridCol w:w="1440"/>
+        <w:gridCol w:w="1440"/>
+        <w:gridCol w:w="1440"/>
+      </w:tblGrid>
+      <w:tr>
+        <w:tc>
+          <w:tcPr>
+            <w:tcW w:type="dxa" w:w="8640"/>
+            <w:gridSpan w:val="6"/>
+            <w:shd w:val="clear" w:color="auto" w:fill="D9D9D9"/>
+          </w:tcPr>
+          <w:p>
+            <w:r/>
+            <w:r>
+              <w:rPr>
+                <w:b/>
+                <w:i w:val="0"/>
+              </w:rPr>
+              <w:t>Sasaran : Terwujudnya Kemudahan Akses Data BPS</w:t>
+            </w:r>
+          </w:p>
+        </w:tc>
+      </w:tr>
+      <w:tr>
+        <w:tc>
+          <w:tcPr>
+            <w:tcW w:type="dxa" w:w="1440"/>
+            <w:shd w:val="clear" w:color="auto" w:fill="F2F2F2"/>
+          </w:tcPr>
+          <w:p>
+            <w:pPr>
+              <w:jc w:val="center"/>
+            </w:pPr>
+            <w:r/>
+            <w:r>
+              <w:rPr>
+                <w:b/>
+                <w:i w:val="0"/>
+                <w:sz w:val="19"/>
+              </w:rPr>
+              <w:t>No.</w:t>
+            </w:r>
+          </w:p>
+        </w:tc>
+        <w:tc>
+          <w:tcPr>
+            <w:tcW w:type="dxa" w:w="1440"/>
+            <w:shd w:val="clear" w:color="auto" w:fill="F2F2F2"/>
+          </w:tcPr>
+          <w:p>
+            <w:pPr>
+              <w:jc w:val="center"/>
+            </w:pPr>
+            <w:r/>
+            <w:r>
+              <w:rPr>
+                <w:b/>
+                <w:i w:val="0"/>
+                <w:sz w:val="19"/>
+              </w:rPr>
+              <w:t>Indikator Kinerja</w:t>
+            </w:r>
+          </w:p>
+        </w:tc>
+        <w:tc>
+          <w:tcPr>
+            <w:tcW w:type="dxa" w:w="1440"/>
+            <w:shd w:val="clear" w:color="auto" w:fill="F2F2F2"/>
+          </w:tcPr>
+          <w:p>
+            <w:pPr>
+              <w:jc w:val="center"/>
+            </w:pPr>
+            <w:r/>
+            <w:r>
+              <w:rPr>
+                <w:b/>
+                <w:i w:val="0"/>
+                <w:sz w:val="19"/>
+              </w:rPr>
+              <w:t>Target PK</w:t>
+            </w:r>
+          </w:p>
+        </w:tc>
+        <w:tc>
+          <w:tcPr>
+            <w:tcW w:type="dxa" w:w="1440"/>
+            <w:shd w:val="clear" w:color="auto" w:fill="F2F2F2"/>
+          </w:tcPr>
+          <w:p>
+            <w:pPr>
+              <w:jc w:val="center"/>
+            </w:pPr>
+            <w:r/>
+            <w:r>
+              <w:rPr>
+                <w:b/>
+                <w:i w:val="0"/>
+                <w:sz w:val="19"/>
+              </w:rPr>
+              <w:t>Target Triwulan</w:t>
+            </w:r>
+          </w:p>
+        </w:tc>
+        <w:tc>
+          <w:tcPr>
+            <w:tcW w:type="dxa" w:w="1440"/>
+            <w:shd w:val="clear" w:color="auto" w:fill="F2F2F2"/>
+          </w:tcPr>
+          <w:p>
+            <w:pPr>
+              <w:jc w:val="center"/>
+            </w:pPr>
+            <w:r/>
+            <w:r>
+              <w:rPr>
+                <w:b/>
+                <w:i w:val="0"/>
+                <w:sz w:val="19"/>
+              </w:rPr>
+              <w:t>Realisasi Triwulan</w:t>
+            </w:r>
+          </w:p>
+        </w:tc>
+        <w:tc>
+          <w:tcPr>
+            <w:tcW w:type="dxa" w:w="1440"/>
+            <w:shd w:val="clear" w:color="auto" w:fill="F2F2F2"/>
+          </w:tcPr>
+          <w:p>
+            <w:pPr>
+              <w:jc w:val="center"/>
+            </w:pPr>
+            <w:r/>
+            <w:r>
+              <w:rPr>
+                <w:b/>
+                <w:i w:val="0"/>
+                <w:sz w:val="19"/>
+              </w:rPr>
+              <w:t>Capaian Thd Target PK</w:t>
+            </w:r>
+          </w:p>
+        </w:tc>
+      </w:tr>
+      <w:tr>
+        <w:tc>
+          <w:tcPr>
+            <w:tcW w:type="dxa" w:w="1440"/>
+          </w:tcPr>
+          <w:p>
+            <w:pPr>
+              <w:jc w:val="center"/>
+            </w:pPr>
+            <w:r/>
+            <w:r>
+              <w:rPr>
+                <w:b w:val="0"/>
+                <w:i w:val="0"/>
+              </w:rPr>
+              <w:t>1</w:t>
+            </w:r>
+          </w:p>
+        </w:tc>
+        <w:tc>
+          <w:tcPr>
+            <w:tcW w:type="dxa" w:w="1440"/>
+          </w:tcPr>
+          <w:p>
+            <w:r/>
+            <w:r>
+              <w:rPr>
+                <w:b w:val="0"/>
+                <w:i w:val="0"/>
+                <w:sz w:val="19"/>
+              </w:rPr>
+              <w:t>2711 Indeks Pelayanan Publik - Penilaian Mandiri</w:t>
+            </w:r>
+          </w:p>
+        </w:tc>
+        <w:tc>
+          <w:tcPr>
+            <w:tcW w:type="dxa" w:w="1440"/>
+          </w:tcPr>
+          <w:p>
+            <w:r/>
+            <w:r>
+              <w:rPr>
+                <w:b w:val="0"/>
+                <w:i w:val="0"/>
+              </w:rPr>
+            </w:r>
+          </w:p>
+        </w:tc>
+        <w:tc>
+          <w:tcPr>
+            <w:tcW w:type="dxa" w:w="1440"/>
+          </w:tcPr>
+          <w:p>
+            <w:r/>
+            <w:r>
+              <w:rPr>
+                <w:b w:val="0"/>
+                <w:i w:val="0"/>
+              </w:rPr>
+            </w:r>
+          </w:p>
+        </w:tc>
+        <w:tc>
+          <w:tcPr>
+            <w:tcW w:type="dxa" w:w="1440"/>
+          </w:tcPr>
+          <w:p>
+            <w:r/>
+            <w:r>
+              <w:rPr>
+                <w:b w:val="0"/>
+                <w:i w:val="0"/>
+              </w:rPr>
+            </w:r>
+          </w:p>
+        </w:tc>
+        <w:tc>
+          <w:tcPr>
+            <w:tcW w:type="dxa" w:w="1440"/>
+          </w:tcPr>
+          <w:p>
+            <w:r/>
+            <w:r>
+              <w:rPr>
+                <w:b w:val="0"/>
+                <w:i w:val="0"/>
+              </w:rPr>
+            </w:r>
+          </w:p>
+        </w:tc>
+      </w:tr>
+    </w:tbl>
+    <w:p>
+      <w:r>
+        <w:rPr>
+          <w:b/>
+          <w:i/>
+          <w:color w:val="1F4E79"/>
+          <w:sz w:val="19"/>
+        </w:rPr>
+        <w:t>↳ Diisi di aplikasi: Sasaran &amp; Indikator Kinerja di halaman Master IKU; Target/Realisasi di Verifikasi Capaian.</w:t>
+      </w:r>
+    </w:p>
+    <w:tbl>
+      <w:tblPr>
+        <w:tblStyle w:val="TableGrid"/>
+        <w:tblW w:type="auto" w:w="0"/>
+        <w:tblLook w:firstColumn="1" w:firstRow="1" w:lastColumn="0" w:lastRow="0" w:noHBand="0" w:noVBand="1" w:val="04A0"/>
+      </w:tblPr>
+      <w:tblGrid>
+        <w:gridCol w:w="8640"/>
+      </w:tblGrid>
+      <w:tr>
+        <w:tc>
+          <w:tcPr>
+            <w:tcW w:type="dxa" w:w="8640"/>
+            <w:shd w:val="clear" w:color="auto" w:fill="D9D9D9"/>
+          </w:tcPr>
+          <w:p>
+            <w:pPr>
+              <w:jc w:val="center"/>
+            </w:pPr>
+            <w:r/>
+            <w:r>
+              <w:rPr>
+                <w:b/>
+                <w:i w:val="0"/>
+              </w:rPr>
+              <w:t>Analisis Capaian Kinerja</w:t>
+            </w:r>
+          </w:p>
+        </w:tc>
+      </w:tr>
+      <w:tr>
+        <w:tc>
+          <w:tcPr>
+            <w:tcW w:type="dxa" w:w="8640"/>
+          </w:tcPr>
+          <w:p>
+            <w:r/>
+            <w:r>
+              <w:rPr>
+                <w:b w:val="0"/>
+                <w:i w:val="0"/>
+              </w:rPr>
+            </w:r>
+          </w:p>
+        </w:tc>
+      </w:tr>
+    </w:tbl>
+    <w:p>
+      <w:r>
+        <w:rPr>
+          <w:b/>
+          <w:i/>
+          <w:color w:val="1F4E79"/>
+          <w:sz w:val="19"/>
+        </w:rPr>
+        <w:t>↳ Diisi di aplikasi: kolom "Analisis Capaian Kinerja" pada Verifikasi Capaian -- boleh beberapa paragraf/daftar bernomor.</w:t>
+      </w:r>
+    </w:p>
+    <w:p>
+      <w:r>
+        <w:rPr>
+          <w:i/>
+          <w:color w:val="C00000"/>
+          <w:sz w:val="18"/>
+        </w:rPr>
+        <w:t>Realisasi Volume RO dan Progress Pelaksanaan Kegiatan sampai dengan Triwulan Berjalan (HANYA tercetak otomatis bila realisasi IKU ini pada triwulan berjalan masih kosong):</w:t>
+      </w:r>
+    </w:p>
+    <w:p>
+      <w:r>
+        <w:rPr>
+          <w:b/>
+          <w:i/>
+          <w:color w:val="1F4E79"/>
+          <w:sz w:val="19"/>
+        </w:rPr>
+        <w:t>↳ Diisi di aplikasi: kolom Volume RO / Progres Pelaksanaan pada Isian Kegiatan.</w:t>
+      </w:r>
+    </w:p>
+    <w:p>
+      <w:r>
+        <w:rPr>
+          <w:b/>
+          <w:sz w:val="21"/>
+        </w:rPr>
+        <w:t>Kendala :</w:t>
+      </w:r>
+    </w:p>
+    <w:p>
+      <w:pPr>
+        <w:pStyle w:val="ListNumber"/>
+      </w:pPr>
+      <w:r/>
+    </w:p>
+    <w:p>
+      <w:r>
+        <w:rPr>
+          <w:b/>
+          <w:i/>
+          <w:color w:val="1F4E79"/>
+          <w:sz w:val="19"/>
+        </w:rPr>
+        <w:t>↳ Diisi di aplikasi: satu baris = satu catatan "Kendala" pada Verifikasi Capaian (boleh lebih dari satu per indikator).</w:t>
+      </w:r>
+    </w:p>
+    <w:p>
+      <w:r>
+        <w:rPr>
+          <w:b/>
+          <w:sz w:val="21"/>
+        </w:rPr>
+        <w:t>Solusi :</w:t>
+      </w:r>
+    </w:p>
+    <w:p>
+      <w:pPr>
+        <w:pStyle w:val="ListNumber"/>
+      </w:pPr>
+      <w:r/>
+    </w:p>
+    <w:p>
+      <w:r>
+        <w:rPr>
+          <w:b/>
+          <w:i/>
+          <w:color w:val="1F4E79"/>
+          <w:sz w:val="19"/>
+        </w:rPr>
+        <w:t>↳ Diisi di aplikasi: "Solusi" berpasangan dengan Kendala di atas, pada Verifikasi Capaian.</w:t>
+      </w:r>
+    </w:p>
+    <w:tbl>
+      <w:tblPr>
+        <w:tblStyle w:val="TableGrid"/>
+        <w:tblW w:type="auto" w:w="0"/>
+        <w:tblLook w:firstColumn="1" w:firstRow="1" w:lastColumn="0" w:lastRow="0" w:noHBand="0" w:noVBand="1" w:val="04A0"/>
+      </w:tblPr>
+      <w:tblGrid>
+        <w:gridCol w:w="4320"/>
+        <w:gridCol w:w="4320"/>
+      </w:tblGrid>
+      <w:tr>
+        <w:tc>
+          <w:tcPr>
+            <w:tcW w:type="dxa" w:w="4320"/>
+          </w:tcPr>
+          <w:p>
+            <w:r/>
+            <w:r>
+              <w:rPr>
+                <w:b/>
+                <w:i w:val="0"/>
+              </w:rPr>
+              <w:t>Rencana Tindak Lanjut (RTL)</w:t>
+            </w:r>
+          </w:p>
+        </w:tc>
+        <w:tc>
+          <w:tcPr>
+            <w:tcW w:type="dxa" w:w="4320"/>
+          </w:tcPr>
+          <w:p>
+            <w:r/>
+            <w:r>
+              <w:rPr>
+                <w:b w:val="0"/>
+                <w:i w:val="0"/>
+              </w:rPr>
+              <w:t>PIC Tindak Lanjut :</w:t>
+              <w:br/>
+              <w:br/>
+              <w:t>Batas Waktu Tindak Lanjut :</w:t>
+            </w:r>
+          </w:p>
+        </w:tc>
+      </w:tr>
+    </w:tbl>
+    <w:p>
+      <w:r>
+        <w:rPr>
+          <w:b/>
+          <w:i/>
+          <w:color w:val="1F4E79"/>
+          <w:sz w:val="19"/>
+        </w:rPr>
+        <w:t>↳ Diisi di aplikasi: halaman RTL Evaluasi -- PIC &amp; Batas Waktu dicetak sekali untuk seluruh daftar RTL indikator ini.</w:t>
+      </w:r>
+    </w:p>
+    <w:tbl>
+      <w:tblPr>
+        <w:tblStyle w:val="TableGrid"/>
+        <w:tblW w:type="auto" w:w="0"/>
+        <w:tblLook w:firstColumn="1" w:firstRow="1" w:lastColumn="0" w:lastRow="0" w:noHBand="0" w:noVBand="1" w:val="04A0"/>
+      </w:tblPr>
+      <w:tblGrid>
+        <w:gridCol w:w="8640"/>
+      </w:tblGrid>
+      <w:tr>
+        <w:tc>
+          <w:tcPr>
+            <w:tcW w:type="dxa" w:w="8640"/>
+            <w:shd w:val="clear" w:color="auto" w:fill="D9D9D9"/>
+          </w:tcPr>
+          <w:p>
+            <w:pPr>
+              <w:jc w:val="center"/>
+            </w:pPr>
+            <w:r/>
+            <w:r>
+              <w:rPr>
+                <w:b/>
+                <w:i w:val="0"/>
+              </w:rPr>
+              <w:t>Dasar Hitung/Bukti Dukung/Lainnya</w:t>
+            </w:r>
+          </w:p>
+        </w:tc>
+      </w:tr>
+      <w:tr>
+        <w:tc>
+          <w:tcPr>
+            <w:tcW w:type="dxa" w:w="8640"/>
+          </w:tcPr>
+          <w:p>
+            <w:r/>
+            <w:r>
+              <w:rPr>
+                <w:b w:val="0"/>
+                <w:i w:val="0"/>
+                <w:sz w:val="19"/>
+              </w:rPr>
+              <w:t>Dasar Hitung dan Basis Data Realisasi IKU :</w:t>
+              <w:br/>
+              <w:t>(rumus, dimana:, rincian n= mencakup/N= mencakup ...)</w:t>
+              <w:br/>
+              <w:br/>
+              <w:t>Tautan Bukti Dukung Realisasi Target : (otomatis dari folder Drive IKU ini)</w:t>
+              <w:br/>
+              <w:t>Tautan Bukti Dukung Tindak Lanjut Triwulan Sebelumnya : (otomatis)</w:t>
+              <w:br/>
+              <w:t>RTL triwulan sebelumnya yang telah dilaksanakan : (otomatis, kosong di Triwulan I)</w:t>
+              <w:br/>
+              <w:br/>
+              <w:t>Penjelasan/pembahasan lainnya :</w:t>
+            </w:r>
+          </w:p>
+        </w:tc>
+      </w:tr>
+    </w:tbl>
+    <w:p>
+      <w:r>
+        <w:rPr>
+          <w:b/>
+          <w:i/>
+          <w:color w:val="1F4E79"/>
+          <w:sz w:val="19"/>
+        </w:rPr>
+        <w:t>↳ Diisi di aplikasi: "Dasar Hitung" pada Master IKU (boleh multi-baris); "Penjelasan/Pembahasan Lainnya" pada Verifikasi Capaian.</w:t>
+      </w:r>
+    </w:p>
+    <w:p/>
+    <w:tbl>
+      <w:tblPr>
+        <w:tblStyle w:val="TableGrid"/>
+        <w:tblW w:type="auto" w:w="0"/>
+        <w:tblLook w:firstColumn="1" w:firstRow="1" w:lastColumn="0" w:lastRow="0" w:noHBand="0" w:noVBand="1" w:val="04A0"/>
+      </w:tblPr>
+      <w:tblGrid>
+        <w:gridCol w:w="1440"/>
+        <w:gridCol w:w="1440"/>
+        <w:gridCol w:w="1440"/>
+        <w:gridCol w:w="1440"/>
+        <w:gridCol w:w="1440"/>
+        <w:gridCol w:w="1440"/>
+      </w:tblGrid>
+      <w:tr>
+        <w:tc>
+          <w:tcPr>
+            <w:tcW w:type="dxa" w:w="8640"/>
+            <w:gridSpan w:val="6"/>
+            <w:shd w:val="clear" w:color="auto" w:fill="D9D9D9"/>
+          </w:tcPr>
+          <w:p>
+            <w:r/>
+            <w:r>
+              <w:rPr>
+                <w:b/>
+                <w:i w:val="0"/>
+              </w:rPr>
+              <w:t>Sasaran : Terwujudnya Dukungan Manajemen Pada BPS Provinsi dan BPS Kabupaten/Kota yang Efektif dan Efisien</w:t>
+            </w:r>
+          </w:p>
+        </w:tc>
+      </w:tr>
+      <w:tr>
+        <w:tc>
+          <w:tcPr>
+            <w:tcW w:type="dxa" w:w="1440"/>
+            <w:shd w:val="clear" w:color="auto" w:fill="F2F2F2"/>
+          </w:tcPr>
+          <w:p>
+            <w:pPr>
+              <w:jc w:val="center"/>
+            </w:pPr>
+            <w:r/>
+            <w:r>
+              <w:rPr>
+                <w:b/>
+                <w:i w:val="0"/>
+                <w:sz w:val="19"/>
+              </w:rPr>
+              <w:t>No.</w:t>
+            </w:r>
+          </w:p>
+        </w:tc>
+        <w:tc>
+          <w:tcPr>
+            <w:tcW w:type="dxa" w:w="1440"/>
+            <w:shd w:val="clear" w:color="auto" w:fill="F2F2F2"/>
+          </w:tcPr>
+          <w:p>
+            <w:pPr>
+              <w:jc w:val="center"/>
+            </w:pPr>
+            <w:r/>
+            <w:r>
+              <w:rPr>
+                <w:b/>
+                <w:i w:val="0"/>
+                <w:sz w:val="19"/>
+              </w:rPr>
+              <w:t>Indikator Kinerja</w:t>
+            </w:r>
+          </w:p>
+        </w:tc>
+        <w:tc>
+          <w:tcPr>
+            <w:tcW w:type="dxa" w:w="1440"/>
+            <w:shd w:val="clear" w:color="auto" w:fill="F2F2F2"/>
+          </w:tcPr>
+          <w:p>
+            <w:pPr>
+              <w:jc w:val="center"/>
+            </w:pPr>
+            <w:r/>
+            <w:r>
+              <w:rPr>
+                <w:b/>
+                <w:i w:val="0"/>
+                <w:sz w:val="19"/>
+              </w:rPr>
+              <w:t>Target PK</w:t>
+            </w:r>
+          </w:p>
+        </w:tc>
+        <w:tc>
+          <w:tcPr>
+            <w:tcW w:type="dxa" w:w="1440"/>
+            <w:shd w:val="clear" w:color="auto" w:fill="F2F2F2"/>
+          </w:tcPr>
+          <w:p>
+            <w:pPr>
+              <w:jc w:val="center"/>
+            </w:pPr>
+            <w:r/>
+            <w:r>
+              <w:rPr>
+                <w:b/>
+                <w:i w:val="0"/>
+                <w:sz w:val="19"/>
+              </w:rPr>
+              <w:t>Target Triwulan</w:t>
+            </w:r>
+          </w:p>
+        </w:tc>
+        <w:tc>
+          <w:tcPr>
+            <w:tcW w:type="dxa" w:w="1440"/>
+            <w:shd w:val="clear" w:color="auto" w:fill="F2F2F2"/>
+          </w:tcPr>
+          <w:p>
+            <w:pPr>
+              <w:jc w:val="center"/>
+            </w:pPr>
+            <w:r/>
+            <w:r>
+              <w:rPr>
+                <w:b/>
+                <w:i w:val="0"/>
+                <w:sz w:val="19"/>
+              </w:rPr>
+              <w:t>Realisasi Triwulan</w:t>
+            </w:r>
+          </w:p>
+        </w:tc>
+        <w:tc>
+          <w:tcPr>
+            <w:tcW w:type="dxa" w:w="1440"/>
+            <w:shd w:val="clear" w:color="auto" w:fill="F2F2F2"/>
+          </w:tcPr>
+          <w:p>
+            <w:pPr>
+              <w:jc w:val="center"/>
+            </w:pPr>
+            <w:r/>
+            <w:r>
+              <w:rPr>
+                <w:b/>
+                <w:i w:val="0"/>
+                <w:sz w:val="19"/>
+              </w:rPr>
+              <w:t>Capaian Thd Target PK</w:t>
+            </w:r>
+          </w:p>
+        </w:tc>
+      </w:tr>
+      <w:tr>
+        <w:tc>
+          <w:tcPr>
+            <w:tcW w:type="dxa" w:w="1440"/>
+          </w:tcPr>
+          <w:p>
+            <w:pPr>
+              <w:jc w:val="center"/>
+            </w:pPr>
+            <w:r/>
+            <w:r>
+              <w:rPr>
+                <w:b w:val="0"/>
+                <w:i w:val="0"/>
+              </w:rPr>
+              <w:t>1</w:t>
+            </w:r>
+          </w:p>
+        </w:tc>
+        <w:tc>
+          <w:tcPr>
+            <w:tcW w:type="dxa" w:w="1440"/>
+          </w:tcPr>
+          <w:p>
+            <w:r/>
+            <w:r>
+              <w:rPr>
+                <w:b w:val="0"/>
+                <w:i w:val="0"/>
+                <w:sz w:val="19"/>
+              </w:rPr>
+              <w:t>3241 Nilai SAKIP oleh Inspektorat</w:t>
+            </w:r>
+          </w:p>
+        </w:tc>
+        <w:tc>
+          <w:tcPr>
+            <w:tcW w:type="dxa" w:w="1440"/>
+          </w:tcPr>
+          <w:p>
+            <w:r/>
+            <w:r>
+              <w:rPr>
+                <w:b w:val="0"/>
+                <w:i w:val="0"/>
+              </w:rPr>
+            </w:r>
+          </w:p>
+        </w:tc>
+        <w:tc>
+          <w:tcPr>
+            <w:tcW w:type="dxa" w:w="1440"/>
+          </w:tcPr>
+          <w:p>
+            <w:r/>
+            <w:r>
+              <w:rPr>
+                <w:b w:val="0"/>
+                <w:i w:val="0"/>
+              </w:rPr>
+            </w:r>
+          </w:p>
+        </w:tc>
+        <w:tc>
+          <w:tcPr>
+            <w:tcW w:type="dxa" w:w="1440"/>
+          </w:tcPr>
+          <w:p>
+            <w:r/>
+            <w:r>
+              <w:rPr>
+                <w:b w:val="0"/>
+                <w:i w:val="0"/>
+              </w:rPr>
+            </w:r>
+          </w:p>
+        </w:tc>
+        <w:tc>
+          <w:tcPr>
+            <w:tcW w:type="dxa" w:w="1440"/>
+          </w:tcPr>
+          <w:p>
+            <w:r/>
+            <w:r>
+              <w:rPr>
+                <w:b w:val="0"/>
+                <w:i w:val="0"/>
+              </w:rPr>
+            </w:r>
+          </w:p>
+        </w:tc>
+      </w:tr>
+    </w:tbl>
+    <w:p>
+      <w:r>
+        <w:rPr>
+          <w:b/>
+          <w:i/>
+          <w:color w:val="1F4E79"/>
+          <w:sz w:val="19"/>
+        </w:rPr>
+        <w:t>↳ Diisi di aplikasi: Sasaran &amp; Indikator Kinerja di halaman Master IKU; Target/Realisasi di Verifikasi Capaian.</w:t>
+      </w:r>
+    </w:p>
+    <w:p>
+      <w:r>
+        <w:rPr>
+          <w:i/>
+          <w:color w:val="C00000"/>
+          <w:sz w:val="18"/>
+        </w:rPr>
+        <w:t>Format khusus: bukan tabel Realisasi Volume RO -- diganti tabel "Indikator Proksi" (Target/Realisasi s.d. triwulan berjalan) untuk pertanyaan "persentase monitoring capaian kinerja triwulanan yang terlaksana tepat waktu".</w:t>
+      </w:r>
+    </w:p>
+    <w:tbl>
+      <w:tblPr>
+        <w:tblStyle w:val="TableGrid"/>
+        <w:tblW w:type="auto" w:w="0"/>
+        <w:tblLook w:firstColumn="1" w:firstRow="1" w:lastColumn="0" w:lastRow="0" w:noHBand="0" w:noVBand="1" w:val="04A0"/>
+      </w:tblPr>
+      <w:tblGrid>
+        <w:gridCol w:w="8640"/>
+      </w:tblGrid>
+      <w:tr>
+        <w:tc>
+          <w:tcPr>
+            <w:tcW w:type="dxa" w:w="8640"/>
+            <w:shd w:val="clear" w:color="auto" w:fill="D9D9D9"/>
+          </w:tcPr>
+          <w:p>
+            <w:pPr>
+              <w:jc w:val="center"/>
+            </w:pPr>
+            <w:r/>
+            <w:r>
+              <w:rPr>
+                <w:b/>
+                <w:i w:val="0"/>
+              </w:rPr>
+              <w:t>Analisis Capaian Kinerja</w:t>
+            </w:r>
+          </w:p>
+        </w:tc>
+      </w:tr>
+      <w:tr>
+        <w:tc>
+          <w:tcPr>
+            <w:tcW w:type="dxa" w:w="8640"/>
+          </w:tcPr>
+          <w:p>
+            <w:r/>
+            <w:r>
+              <w:rPr>
+                <w:b w:val="0"/>
+                <w:i w:val="0"/>
+              </w:rPr>
+            </w:r>
+          </w:p>
+        </w:tc>
+      </w:tr>
+    </w:tbl>
+    <w:p>
+      <w:r>
+        <w:rPr>
+          <w:b/>
+          <w:i/>
+          <w:color w:val="1F4E79"/>
+          <w:sz w:val="19"/>
+        </w:rPr>
+        <w:t>↳ Diisi di aplikasi: kolom "Analisis Capaian Kinerja" pada Verifikasi Capaian -- boleh beberapa paragraf/daftar bernomor.</w:t>
+      </w:r>
+    </w:p>
+    <w:p>
+      <w:r>
+        <w:rPr>
+          <w:i/>
+          <w:color w:val="C00000"/>
+          <w:sz w:val="18"/>
+        </w:rPr>
+        <w:t>Realisasi Volume RO dan Progress Pelaksanaan Kegiatan sampai dengan Triwulan Berjalan (HANYA tercetak otomatis bila realisasi IKU ini pada triwulan berjalan masih kosong):</w:t>
+      </w:r>
+    </w:p>
+    <w:p>
+      <w:r>
+        <w:rPr>
+          <w:b/>
+          <w:i/>
+          <w:color w:val="1F4E79"/>
+          <w:sz w:val="19"/>
+        </w:rPr>
+        <w:t>↳ Diisi di aplikasi: kolom Volume RO / Progres Pelaksanaan pada Isian Kegiatan.</w:t>
+      </w:r>
+    </w:p>
+    <w:p>
+      <w:r>
+        <w:rPr>
+          <w:b/>
+          <w:sz w:val="21"/>
+        </w:rPr>
+        <w:t>Kendala :</w:t>
+      </w:r>
+    </w:p>
+    <w:p>
+      <w:pPr>
+        <w:pStyle w:val="ListNumber"/>
+      </w:pPr>
+      <w:r/>
+    </w:p>
+    <w:p>
+      <w:r>
+        <w:rPr>
+          <w:b/>
+          <w:i/>
+          <w:color w:val="1F4E79"/>
+          <w:sz w:val="19"/>
+        </w:rPr>
+        <w:t>↳ Diisi di aplikasi: satu baris = satu catatan "Kendala" pada Verifikasi Capaian (boleh lebih dari satu per indikator).</w:t>
+      </w:r>
+    </w:p>
+    <w:p>
+      <w:r>
+        <w:rPr>
+          <w:b/>
+          <w:sz w:val="21"/>
+        </w:rPr>
+        <w:t>Solusi :</w:t>
+      </w:r>
+    </w:p>
+    <w:p>
+      <w:pPr>
+        <w:pStyle w:val="ListNumber"/>
+      </w:pPr>
+      <w:r/>
+    </w:p>
+    <w:p>
+      <w:r>
+        <w:rPr>
+          <w:b/>
+          <w:i/>
+          <w:color w:val="1F4E79"/>
+          <w:sz w:val="19"/>
+        </w:rPr>
+        <w:t>↳ Diisi di aplikasi: "Solusi" berpasangan dengan Kendala di atas, pada Verifikasi Capaian.</w:t>
+      </w:r>
+    </w:p>
+    <w:tbl>
+      <w:tblPr>
+        <w:tblStyle w:val="TableGrid"/>
+        <w:tblW w:type="auto" w:w="0"/>
+        <w:tblLook w:firstColumn="1" w:firstRow="1" w:lastColumn="0" w:lastRow="0" w:noHBand="0" w:noVBand="1" w:val="04A0"/>
+      </w:tblPr>
+      <w:tblGrid>
+        <w:gridCol w:w="4320"/>
+        <w:gridCol w:w="4320"/>
+      </w:tblGrid>
+      <w:tr>
+        <w:tc>
+          <w:tcPr>
+            <w:tcW w:type="dxa" w:w="4320"/>
+          </w:tcPr>
+          <w:p>
+            <w:r/>
+            <w:r>
+              <w:rPr>
+                <w:b/>
+                <w:i w:val="0"/>
+              </w:rPr>
+              <w:t>Rencana Tindak Lanjut (RTL)</w:t>
+            </w:r>
+          </w:p>
+        </w:tc>
+        <w:tc>
+          <w:tcPr>
+            <w:tcW w:type="dxa" w:w="4320"/>
+          </w:tcPr>
+          <w:p>
+            <w:r/>
+            <w:r>
+              <w:rPr>
+                <w:b w:val="0"/>
+                <w:i w:val="0"/>
+              </w:rPr>
+              <w:t>PIC Tindak Lanjut :</w:t>
+              <w:br/>
+              <w:br/>
+              <w:t>Batas Waktu Tindak Lanjut :</w:t>
+            </w:r>
+          </w:p>
+        </w:tc>
+      </w:tr>
+    </w:tbl>
+    <w:p>
+      <w:r>
+        <w:rPr>
+          <w:b/>
+          <w:i/>
+          <w:color w:val="1F4E79"/>
+          <w:sz w:val="19"/>
+        </w:rPr>
+        <w:t>↳ Diisi di aplikasi: halaman RTL Evaluasi -- PIC &amp; Batas Waktu dicetak sekali untuk seluruh daftar RTL indikator ini.</w:t>
+      </w:r>
+    </w:p>
+    <w:tbl>
+      <w:tblPr>
+        <w:tblStyle w:val="TableGrid"/>
+        <w:tblW w:type="auto" w:w="0"/>
+        <w:tblLook w:firstColumn="1" w:firstRow="1" w:lastColumn="0" w:lastRow="0" w:noHBand="0" w:noVBand="1" w:val="04A0"/>
+      </w:tblPr>
+      <w:tblGrid>
+        <w:gridCol w:w="8640"/>
+      </w:tblGrid>
+      <w:tr>
+        <w:tc>
+          <w:tcPr>
+            <w:tcW w:type="dxa" w:w="8640"/>
+            <w:shd w:val="clear" w:color="auto" w:fill="D9D9D9"/>
+          </w:tcPr>
+          <w:p>
+            <w:pPr>
+              <w:jc w:val="center"/>
+            </w:pPr>
+            <w:r/>
+            <w:r>
+              <w:rPr>
+                <w:b/>
+                <w:i w:val="0"/>
+              </w:rPr>
+              <w:t>Dasar Hitung/Bukti Dukung/Lainnya</w:t>
+            </w:r>
+          </w:p>
+        </w:tc>
+      </w:tr>
+      <w:tr>
+        <w:tc>
+          <w:tcPr>
+            <w:tcW w:type="dxa" w:w="8640"/>
+          </w:tcPr>
+          <w:p>
+            <w:r/>
+            <w:r>
+              <w:rPr>
+                <w:b w:val="0"/>
+                <w:i w:val="0"/>
+                <w:sz w:val="19"/>
+              </w:rPr>
+              <w:t>Dasar Hitung dan Basis Data Realisasi IKU :</w:t>
+              <w:br/>
+              <w:t>(rumus, dimana:, rincian n= mencakup/N= mencakup ...)</w:t>
+              <w:br/>
+              <w:br/>
+              <w:t>Tautan Bukti Dukung Realisasi Target : (otomatis dari folder Drive IKU ini)</w:t>
+              <w:br/>
+              <w:t>Tautan Bukti Dukung Tindak Lanjut Triwulan Sebelumnya : (otomatis)</w:t>
+              <w:br/>
+              <w:t>RTL triwulan sebelumnya yang telah dilaksanakan : (otomatis, kosong di Triwulan I)</w:t>
+              <w:br/>
+              <w:br/>
+              <w:t>Penjelasan/pembahasan lainnya :</w:t>
+            </w:r>
+          </w:p>
+        </w:tc>
+      </w:tr>
+    </w:tbl>
+    <w:p>
+      <w:r>
+        <w:rPr>
+          <w:b/>
+          <w:i/>
+          <w:color w:val="1F4E79"/>
+          <w:sz w:val="19"/>
+        </w:rPr>
+        <w:t>↳ Diisi di aplikasi: "Dasar Hitung" pada Master IKU (boleh multi-baris); "Penjelasan/Pembahasan Lainnya" pada Verifikasi Capaian.</w:t>
+      </w:r>
+    </w:p>
+    <w:p/>
+    <w:tbl>
+      <w:tblPr>
+        <w:tblStyle w:val="TableGrid"/>
+        <w:tblW w:type="auto" w:w="0"/>
+        <w:tblLook w:firstColumn="1" w:firstRow="1" w:lastColumn="0" w:lastRow="0" w:noHBand="0" w:noVBand="1" w:val="04A0"/>
+      </w:tblPr>
+      <w:tblGrid>
+        <w:gridCol w:w="1440"/>
+        <w:gridCol w:w="1440"/>
+        <w:gridCol w:w="1440"/>
+        <w:gridCol w:w="1440"/>
+        <w:gridCol w:w="1440"/>
+        <w:gridCol w:w="1440"/>
+      </w:tblGrid>
+      <w:tr>
+        <w:tc>
+          <w:tcPr>
+            <w:tcW w:type="dxa" w:w="8640"/>
+            <w:gridSpan w:val="6"/>
+            <w:shd w:val="clear" w:color="auto" w:fill="D9D9D9"/>
+          </w:tcPr>
+          <w:p>
+            <w:r/>
+            <w:r>
+              <w:rPr>
+                <w:b/>
+                <w:i w:val="0"/>
+              </w:rPr>
+              <w:t>Sasaran : Terwujudnya Dukungan Manajemen Pada BPS Provinsi dan BPS Kabupaten/Kota yang Efektif dan Efisien (lanjutan)</w:t>
+            </w:r>
+          </w:p>
+        </w:tc>
+      </w:tr>
+      <w:tr>
+        <w:tc>
+          <w:tcPr>
+            <w:tcW w:type="dxa" w:w="1440"/>
+            <w:shd w:val="clear" w:color="auto" w:fill="F2F2F2"/>
+          </w:tcPr>
+          <w:p>
+            <w:pPr>
+              <w:jc w:val="center"/>
+            </w:pPr>
+            <w:r/>
+            <w:r>
+              <w:rPr>
+                <w:b/>
+                <w:i w:val="0"/>
+                <w:sz w:val="19"/>
+              </w:rPr>
+              <w:t>No.</w:t>
+            </w:r>
+          </w:p>
+        </w:tc>
+        <w:tc>
+          <w:tcPr>
+            <w:tcW w:type="dxa" w:w="1440"/>
+            <w:shd w:val="clear" w:color="auto" w:fill="F2F2F2"/>
+          </w:tcPr>
+          <w:p>
+            <w:pPr>
+              <w:jc w:val="center"/>
+            </w:pPr>
+            <w:r/>
+            <w:r>
+              <w:rPr>
+                <w:b/>
+                <w:i w:val="0"/>
+                <w:sz w:val="19"/>
+              </w:rPr>
+              <w:t>Indikator Kinerja</w:t>
+            </w:r>
+          </w:p>
+        </w:tc>
+        <w:tc>
+          <w:tcPr>
+            <w:tcW w:type="dxa" w:w="1440"/>
+            <w:shd w:val="clear" w:color="auto" w:fill="F2F2F2"/>
+          </w:tcPr>
+          <w:p>
+            <w:pPr>
+              <w:jc w:val="center"/>
+            </w:pPr>
+            <w:r/>
+            <w:r>
+              <w:rPr>
+                <w:b/>
+                <w:i w:val="0"/>
+                <w:sz w:val="19"/>
+              </w:rPr>
+              <w:t>Target PK</w:t>
+            </w:r>
+          </w:p>
+        </w:tc>
+        <w:tc>
+          <w:tcPr>
+            <w:tcW w:type="dxa" w:w="1440"/>
+            <w:shd w:val="clear" w:color="auto" w:fill="F2F2F2"/>
+          </w:tcPr>
+          <w:p>
+            <w:pPr>
+              <w:jc w:val="center"/>
+            </w:pPr>
+            <w:r/>
+            <w:r>
+              <w:rPr>
+                <w:b/>
+                <w:i w:val="0"/>
+                <w:sz w:val="19"/>
+              </w:rPr>
+              <w:t>Target Triwulan</w:t>
+            </w:r>
+          </w:p>
+        </w:tc>
+        <w:tc>
+          <w:tcPr>
+            <w:tcW w:type="dxa" w:w="1440"/>
+            <w:shd w:val="clear" w:color="auto" w:fill="F2F2F2"/>
+          </w:tcPr>
+          <w:p>
+            <w:pPr>
+              <w:jc w:val="center"/>
+            </w:pPr>
+            <w:r/>
+            <w:r>
+              <w:rPr>
+                <w:b/>
+                <w:i w:val="0"/>
+                <w:sz w:val="19"/>
+              </w:rPr>
+              <w:t>Realisasi Triwulan</w:t>
+            </w:r>
+          </w:p>
+        </w:tc>
+        <w:tc>
+          <w:tcPr>
+            <w:tcW w:type="dxa" w:w="1440"/>
+            <w:shd w:val="clear" w:color="auto" w:fill="F2F2F2"/>
+          </w:tcPr>
+          <w:p>
+            <w:pPr>
+              <w:jc w:val="center"/>
+            </w:pPr>
+            <w:r/>
+            <w:r>
+              <w:rPr>
+                <w:b/>
+                <w:i w:val="0"/>
+                <w:sz w:val="19"/>
+              </w:rPr>
+              <w:t>Capaian Thd Target PK</w:t>
+            </w:r>
+          </w:p>
+        </w:tc>
+      </w:tr>
+      <w:tr>
+        <w:tc>
+          <w:tcPr>
+            <w:tcW w:type="dxa" w:w="1440"/>
+          </w:tcPr>
+          <w:p>
+            <w:pPr>
+              <w:jc w:val="center"/>
+            </w:pPr>
+            <w:r/>
+            <w:r>
+              <w:rPr>
+                <w:b w:val="0"/>
+                <w:i w:val="0"/>
+              </w:rPr>
+              <w:t>1</w:t>
+            </w:r>
+          </w:p>
+        </w:tc>
+        <w:tc>
+          <w:tcPr>
+            <w:tcW w:type="dxa" w:w="1440"/>
+          </w:tcPr>
+          <w:p>
+            <w:r/>
+            <w:r>
+              <w:rPr>
+                <w:b w:val="0"/>
+                <w:i w:val="0"/>
+                <w:sz w:val="19"/>
+              </w:rPr>
+              <w:t>3242 Indeks Implementasi BerAKHLAK</w:t>
+            </w:r>
+          </w:p>
+        </w:tc>
+        <w:tc>
+          <w:tcPr>
+            <w:tcW w:type="dxa" w:w="1440"/>
+          </w:tcPr>
+          <w:p>
+            <w:r/>
+            <w:r>
+              <w:rPr>
+                <w:b w:val="0"/>
+                <w:i w:val="0"/>
+              </w:rPr>
+            </w:r>
+          </w:p>
+        </w:tc>
+        <w:tc>
+          <w:tcPr>
+            <w:tcW w:type="dxa" w:w="1440"/>
+          </w:tcPr>
+          <w:p>
+            <w:r/>
+            <w:r>
+              <w:rPr>
+                <w:b w:val="0"/>
+                <w:i w:val="0"/>
+              </w:rPr>
+            </w:r>
+          </w:p>
+        </w:tc>
+        <w:tc>
+          <w:tcPr>
+            <w:tcW w:type="dxa" w:w="1440"/>
+          </w:tcPr>
+          <w:p>
+            <w:r/>
+            <w:r>
+              <w:rPr>
+                <w:b w:val="0"/>
+                <w:i w:val="0"/>
+              </w:rPr>
+            </w:r>
+          </w:p>
+        </w:tc>
+        <w:tc>
+          <w:tcPr>
+            <w:tcW w:type="dxa" w:w="1440"/>
+          </w:tcPr>
+          <w:p>
+            <w:r/>
+            <w:r>
+              <w:rPr>
+                <w:b w:val="0"/>
+                <w:i w:val="0"/>
+              </w:rPr>
+            </w:r>
+          </w:p>
+        </w:tc>
+      </w:tr>
+    </w:tbl>
+    <w:p>
+      <w:r>
+        <w:rPr>
+          <w:b/>
+          <w:i/>
+          <w:color w:val="1F4E79"/>
+          <w:sz w:val="19"/>
+        </w:rPr>
+        <w:t>↳ Diisi di aplikasi: Sasaran &amp; Indikator Kinerja di halaman Master IKU; Target/Realisasi di Verifikasi Capaian.</w:t>
+      </w:r>
+    </w:p>
+    <w:p>
+      <w:r>
+        <w:rPr>
+          <w:i/>
+          <w:color w:val="C00000"/>
+          <w:sz w:val="18"/>
+        </w:rPr>
+        <w:t>Format khusus: TANPA tabel sama sekali -- hanya pertanyaan analisis "persentase kegiatan untuk mengoptimalkan implementasi BerAKHLAK yang terlaksana sesuai rencana".</w:t>
+      </w:r>
+    </w:p>
+    <w:tbl>
+      <w:tblPr>
+        <w:tblStyle w:val="TableGrid"/>
+        <w:tblW w:type="auto" w:w="0"/>
+        <w:tblLook w:firstColumn="1" w:firstRow="1" w:lastColumn="0" w:lastRow="0" w:noHBand="0" w:noVBand="1" w:val="04A0"/>
+      </w:tblPr>
+      <w:tblGrid>
+        <w:gridCol w:w="8640"/>
+      </w:tblGrid>
+      <w:tr>
+        <w:tc>
+          <w:tcPr>
+            <w:tcW w:type="dxa" w:w="8640"/>
+            <w:shd w:val="clear" w:color="auto" w:fill="D9D9D9"/>
+          </w:tcPr>
+          <w:p>
+            <w:pPr>
+              <w:jc w:val="center"/>
+            </w:pPr>
+            <w:r/>
+            <w:r>
+              <w:rPr>
+                <w:b/>
+                <w:i w:val="0"/>
+              </w:rPr>
+              <w:t>Analisis Capaian Kinerja</w:t>
+            </w:r>
+          </w:p>
+        </w:tc>
+      </w:tr>
+      <w:tr>
+        <w:tc>
+          <w:tcPr>
+            <w:tcW w:type="dxa" w:w="8640"/>
+          </w:tcPr>
+          <w:p>
+            <w:r/>
+            <w:r>
+              <w:rPr>
+                <w:b w:val="0"/>
+                <w:i w:val="0"/>
+              </w:rPr>
+            </w:r>
+          </w:p>
+        </w:tc>
+      </w:tr>
+    </w:tbl>
+    <w:p>
+      <w:r>
+        <w:rPr>
+          <w:b/>
+          <w:i/>
+          <w:color w:val="1F4E79"/>
+          <w:sz w:val="19"/>
+        </w:rPr>
+        <w:t>↳ Diisi di aplikasi: kolom "Analisis Capaian Kinerja" pada Verifikasi Capaian -- boleh beberapa paragraf/daftar bernomor.</w:t>
+      </w:r>
+    </w:p>
+    <w:p>
+      <w:r>
+        <w:rPr>
+          <w:i/>
+          <w:color w:val="C00000"/>
+          <w:sz w:val="18"/>
+        </w:rPr>
+        <w:t>Realisasi Volume RO dan Progress Pelaksanaan Kegiatan sampai dengan Triwulan Berjalan (HANYA tercetak otomatis bila realisasi IKU ini pada triwulan berjalan masih kosong):</w:t>
+      </w:r>
+    </w:p>
+    <w:p>
+      <w:r>
+        <w:rPr>
+          <w:b/>
+          <w:i/>
+          <w:color w:val="1F4E79"/>
+          <w:sz w:val="19"/>
+        </w:rPr>
+        <w:t>↳ Diisi di aplikasi: kolom Volume RO / Progres Pelaksanaan pada Isian Kegiatan.</w:t>
+      </w:r>
+    </w:p>
+    <w:p>
+      <w:r>
+        <w:rPr>
+          <w:b/>
+          <w:sz w:val="21"/>
+        </w:rPr>
+        <w:t>Kendala :</w:t>
+      </w:r>
+    </w:p>
+    <w:p>
+      <w:pPr>
+        <w:pStyle w:val="ListNumber"/>
+      </w:pPr>
+      <w:r/>
+    </w:p>
+    <w:p>
+      <w:r>
+        <w:rPr>
+          <w:b/>
+          <w:i/>
+          <w:color w:val="1F4E79"/>
+          <w:sz w:val="19"/>
+        </w:rPr>
+        <w:t>↳ Diisi di aplikasi: satu baris = satu catatan "Kendala" pada Verifikasi Capaian (boleh lebih dari satu per indikator).</w:t>
+      </w:r>
+    </w:p>
+    <w:p>
+      <w:r>
+        <w:rPr>
+          <w:b/>
+          <w:sz w:val="21"/>
+        </w:rPr>
+        <w:t>Solusi :</w:t>
+      </w:r>
+    </w:p>
+    <w:p>
+      <w:pPr>
+        <w:pStyle w:val="ListNumber"/>
+      </w:pPr>
+      <w:r/>
+    </w:p>
+    <w:p>
+      <w:r>
+        <w:rPr>
+          <w:b/>
+          <w:i/>
+          <w:color w:val="1F4E79"/>
+          <w:sz w:val="19"/>
+        </w:rPr>
+        <w:t>↳ Diisi di aplikasi: "Solusi" berpasangan dengan Kendala di atas, pada Verifikasi Capaian.</w:t>
+      </w:r>
+    </w:p>
+    <w:tbl>
+      <w:tblPr>
+        <w:tblStyle w:val="TableGrid"/>
+        <w:tblW w:type="auto" w:w="0"/>
+        <w:tblLook w:firstColumn="1" w:firstRow="1" w:lastColumn="0" w:lastRow="0" w:noHBand="0" w:noVBand="1" w:val="04A0"/>
+      </w:tblPr>
+      <w:tblGrid>
+        <w:gridCol w:w="4320"/>
+        <w:gridCol w:w="4320"/>
+      </w:tblGrid>
+      <w:tr>
+        <w:tc>
+          <w:tcPr>
+            <w:tcW w:type="dxa" w:w="4320"/>
+          </w:tcPr>
+          <w:p>
+            <w:r/>
+            <w:r>
+              <w:rPr>
+                <w:b/>
+                <w:i w:val="0"/>
+              </w:rPr>
+              <w:t>Rencana Tindak Lanjut (RTL)</w:t>
+            </w:r>
+          </w:p>
+        </w:tc>
+        <w:tc>
+          <w:tcPr>
+            <w:tcW w:type="dxa" w:w="4320"/>
+          </w:tcPr>
+          <w:p>
+            <w:r/>
+            <w:r>
+              <w:rPr>
+                <w:b w:val="0"/>
+                <w:i w:val="0"/>
+              </w:rPr>
+              <w:t>PIC Tindak Lanjut :</w:t>
+              <w:br/>
+              <w:br/>
+              <w:t>Batas Waktu Tindak Lanjut :</w:t>
+            </w:r>
+          </w:p>
+        </w:tc>
+      </w:tr>
+    </w:tbl>
+    <w:p>
+      <w:r>
+        <w:rPr>
+          <w:b/>
+          <w:i/>
+          <w:color w:val="1F4E79"/>
+          <w:sz w:val="19"/>
+        </w:rPr>
+        <w:t>↳ Diisi di aplikasi: halaman RTL Evaluasi -- PIC &amp; Batas Waktu dicetak sekali untuk seluruh daftar RTL indikator ini.</w:t>
+      </w:r>
+    </w:p>
+    <w:tbl>
+      <w:tblPr>
+        <w:tblStyle w:val="TableGrid"/>
+        <w:tblW w:type="auto" w:w="0"/>
+        <w:tblLook w:firstColumn="1" w:firstRow="1" w:lastColumn="0" w:lastRow="0" w:noHBand="0" w:noVBand="1" w:val="04A0"/>
+      </w:tblPr>
+      <w:tblGrid>
+        <w:gridCol w:w="8640"/>
+      </w:tblGrid>
+      <w:tr>
+        <w:tc>
+          <w:tcPr>
+            <w:tcW w:type="dxa" w:w="8640"/>
+            <w:shd w:val="clear" w:color="auto" w:fill="D9D9D9"/>
+          </w:tcPr>
+          <w:p>
+            <w:pPr>
+              <w:jc w:val="center"/>
+            </w:pPr>
+            <w:r/>
+            <w:r>
+              <w:rPr>
+                <w:b/>
+                <w:i w:val="0"/>
+              </w:rPr>
+              <w:t>Dasar Hitung/Bukti Dukung/Lainnya</w:t>
+            </w:r>
+          </w:p>
+        </w:tc>
+      </w:tr>
+      <w:tr>
+        <w:tc>
+          <w:tcPr>
+            <w:tcW w:type="dxa" w:w="8640"/>
+          </w:tcPr>
+          <w:p>
+            <w:r/>
+            <w:r>
+              <w:rPr>
+                <w:b w:val="0"/>
+                <w:i w:val="0"/>
+                <w:sz w:val="19"/>
+              </w:rPr>
+              <w:t>Dasar Hitung dan Basis Data Realisasi IKU :</w:t>
+              <w:br/>
+              <w:t>(rumus, dimana:, rincian n= mencakup/N= mencakup ...)</w:t>
+              <w:br/>
+              <w:br/>
+              <w:t>Tautan Bukti Dukung Realisasi Target : (otomatis dari folder Drive IKU ini)</w:t>
+              <w:br/>
+              <w:t>Tautan Bukti Dukung Tindak Lanjut Triwulan Sebelumnya : (otomatis)</w:t>
+              <w:br/>
+              <w:t>RTL triwulan sebelumnya yang telah dilaksanakan : (otomatis, kosong di Triwulan I)</w:t>
+              <w:br/>
+              <w:br/>
+              <w:t>Penjelasan/pembahasan lainnya :</w:t>
+            </w:r>
+          </w:p>
+        </w:tc>
+      </w:tr>
+    </w:tbl>
+    <w:p>
+      <w:r>
+        <w:rPr>
+          <w:b/>
+          <w:i/>
+          <w:color w:val="1F4E79"/>
+          <w:sz w:val="19"/>
+        </w:rPr>
+        <w:t>↳ Diisi di aplikasi: "Dasar Hitung" pada Master IKU (boleh multi-baris); "Penjelasan/Pembahasan Lainnya" pada Verifikasi Capaian.</w:t>
+      </w:r>
+    </w:p>
+    <w:p/>
+    <w:p>
+      <w:r>
+        <w:rPr>
+          <w:i/>
+          <w:color w:val="C00000"/>
+          <w:sz w:val="19"/>
+        </w:rPr>
+        <w:t>Link "Lampiran Basis Data IKU" (jika BPS Kabupaten Buton Utara memilikinya, mis. http://s.bps.go.id/7409_LampiranBasisDataIKU2026) diisi sekali lewat "Link Lampiran Basis Data IKU" pada Detail Rapat -- akan dicetak ulang otomatis di bawah tiap blok Dasar Hitung.</w:t>
       </w:r>
     </w:p>
     <w:sectPr>
       <w:pgSz w:w="12240" w:h="15840"/>
-      <w:pgMar w:top="1134" w:right="1247" w:bottom="1134" w:left="1247" w:header="720" w:footer="720" w:gutter="0"/>
+      <w:pgMar w:top="1440" w:right="1800" w:bottom="1440" w:left="1800" w:header="720" w:footer="720" w:gutter="0"/>
       <w:cols w:space="720"/>
       <w:docGrid w:linePitch="360"/>
     </w:sectPr>
@@ -1251,7 +9285,7 @@
     <w:qFormat/>
     <w:rsid w:val="00FC693F"/>
     <w:rPr>
-      <w:rFonts w:ascii="Times New Roman" w:hAnsi="Times New Roman"/>
+      <w:rFonts w:ascii="Calibri" w:hAnsi="Calibri" w:eastAsia="Calibri"/>
       <w:sz w:val="22"/>
     </w:rPr>
   </w:style>
